--- a/docs/common_code/03_ggplot/03_ggplot.docx
+++ b/docs/common_code/03_ggplot/03_ggplot.docx
@@ -7,7 +7,15 @@
         <w:pStyle w:val="Title"/>
       </w:pPr>
       <w:r>
-        <w:t xml:space="preserve">Common Code 03 - GGPlot</w:t>
+        <w:t xml:space="preserve">Common Code 03 — Basic ggplot2</w:t>
+      </w:r>
+    </w:p>
+    <w:p>
+      <w:pPr>
+        <w:pStyle w:val="Subtitle"/>
+      </w:pPr>
+      <w:r>
+        <w:t xml:space="preserve">Scatter plots, boxplots, labels, colour, shapes, axis limits, themes, and saving</w:t>
       </w:r>
     </w:p>
     <w:p>
@@ -18,26 +26,7559 @@
         <w:t xml:space="preserve">Bill Perry</w:t>
       </w:r>
     </w:p>
-    <w:bookmarkStart w:id="10" w:name="introduction"/>
+    <w:p>
+      <w:pPr>
+        <w:pStyle w:val="Date"/>
+      </w:pPr>
+      <w:r>
+        <w:t xml:space="preserve">2026-06-26</w:t>
+      </w:r>
+    </w:p>
+    <w:bookmarkStart w:id="11" w:name="introduction-to-ggplot2"/>
     <w:p>
       <w:pPr>
         <w:pStyle w:val="Heading1"/>
       </w:pPr>
       <w:r>
-        <w:t xml:space="preserve">Introduction</w:t>
-      </w:r>
-    </w:p>
-    <w:bookmarkStart w:id="9" w:name="background-and-theory"/>
-    <w:p>
-      <w:pPr>
-        <w:pStyle w:val="Heading2"/>
-      </w:pPr>
-      <w:r>
-        <w:t xml:space="preserve">Background and Theory</w:t>
-      </w:r>
-    </w:p>
-    <w:bookmarkEnd w:id="9"/>
+        <w:t xml:space="preserve">Introduction to ggplot2</w:t>
+      </w:r>
+    </w:p>
+    <w:p>
+      <w:pPr>
+        <w:pStyle w:val="FirstParagraph"/>
+      </w:pPr>
+      <w:r>
+        <w:t xml:space="preserve">ggplot2 is built on the</w:t>
+      </w:r>
+      <w:r>
+        <w:t xml:space="preserve"> </w:t>
+      </w:r>
+      <w:r>
+        <w:rPr>
+          <w:b/>
+          <w:bCs/>
+        </w:rPr>
+        <w:t xml:space="preserve">grammar of graphics</w:t>
+      </w:r>
+      <w:r>
+        <w:t xml:space="preserve"> </w:t>
+      </w:r>
+      <w:r>
+        <w:t xml:space="preserve">— the idea that every plot can be described with the same small set of ingredients: data, mappings, and geometric shapes. Once you know the grammar, you can build almost any plot by combining the same pieces in different ways.</w:t>
+      </w:r>
+    </w:p>
+    <w:p>
+      <w:pPr>
+        <w:pStyle w:val="BodyText"/>
+      </w:pPr>
+      <w:r>
+        <w:t xml:space="preserve">This vignette covers the essentials you need for basic exploratory and presentation-quality plots. More advanced topics — statistical summaries, custom themes stored in separate files, multi-panel layouts — are covered in later vignettes.</w:t>
+      </w:r>
+    </w:p>
+    <w:p>
+      <w:pPr>
+        <w:pStyle w:val="BlockText"/>
+      </w:pPr>
+      <w:r>
+        <w:t xml:space="preserve">⬇️</w:t>
+      </w:r>
+      <w:r>
+        <w:t xml:space="preserve"> </w:t>
+      </w:r>
+      <w:r>
+        <w:rPr>
+          <w:b/>
+          <w:bCs/>
+        </w:rPr>
+        <w:t xml:space="preserve">Download the companion R script</w:t>
+      </w:r>
+      <w:r>
+        <w:t xml:space="preserve"> </w:t>
+      </w:r>
+      <w:r>
+        <w:t xml:space="preserve">— all examples ready to run:</w:t>
+      </w:r>
+      <w:r>
+        <w:t xml:space="preserve"> </w:t>
+      </w:r>
+      <w:hyperlink r:id="rId9">
+        <w:r>
+          <w:rPr>
+            <w:rStyle w:val="VerbatimChar"/>
+          </w:rPr>
+          <w:t xml:space="preserve">03_ggplot.R</w:t>
+        </w:r>
+      </w:hyperlink>
+    </w:p>
+    <w:p>
+      <w:pPr>
+        <w:pStyle w:val="BlockText"/>
+      </w:pPr>
+      <w:r>
+        <w:t xml:space="preserve">💡</w:t>
+      </w:r>
+      <w:r>
+        <w:t xml:space="preserve"> </w:t>
+      </w:r>
+      <w:r>
+        <w:rPr>
+          <w:b/>
+          <w:bCs/>
+        </w:rPr>
+        <w:t xml:space="preserve">Following along?</w:t>
+      </w:r>
+      <w:r>
+        <w:t xml:space="preserve"> </w:t>
+      </w:r>
+      <w:r>
+        <w:t xml:space="preserve">Examples use the</w:t>
+      </w:r>
+      <w:r>
+        <w:t xml:space="preserve"> </w:t>
+      </w:r>
+      <w:r>
+        <w:rPr>
+          <w:rStyle w:val="VerbatimChar"/>
+        </w:rPr>
+        <w:t xml:space="preserve">penguins</w:t>
+      </w:r>
+      <w:r>
+        <w:t xml:space="preserve"> </w:t>
+      </w:r>
+      <w:r>
+        <w:t xml:space="preserve">dataset from the</w:t>
+      </w:r>
+      <w:r>
+        <w:t xml:space="preserve"> </w:t>
+      </w:r>
+      <w:r>
+        <w:rPr>
+          <w:rStyle w:val="VerbatimChar"/>
+        </w:rPr>
+        <w:t xml:space="preserve">palmerpenguins</w:t>
+      </w:r>
+      <w:r>
+        <w:t xml:space="preserve"> </w:t>
+      </w:r>
+      <w:r>
+        <w:t xml:space="preserve">package — a clean, well-structured dataset that shows real ecological patterns. Swap in your own data frame wherever you see</w:t>
+      </w:r>
+      <w:r>
+        <w:t xml:space="preserve"> </w:t>
+      </w:r>
+      <w:r>
+        <w:rPr>
+          <w:rStyle w:val="VerbatimChar"/>
+        </w:rPr>
+        <w:t xml:space="preserve">penguins</w:t>
+      </w:r>
+      <w:r>
+        <w:t xml:space="preserve">.</w:t>
+      </w:r>
+    </w:p>
+    <w:p>
+      <w:r>
+        <w:pict>
+          <v:rect style="width:0;height:1.5pt" o:hralign="center" o:hrstd="t" o:hr="t"/>
+        </w:pict>
+      </w:r>
+    </w:p>
+    <w:bookmarkStart w:id="10" w:name="packages-needed"/>
+    <w:p>
+      <w:pPr>
+        <w:pStyle w:val="Heading3"/>
+      </w:pPr>
+      <w:r>
+        <w:t xml:space="preserve">Packages needed</w:t>
+      </w:r>
+    </w:p>
+    <w:p>
+      <w:pPr>
+        <w:pStyle w:val="SourceCode"/>
+      </w:pPr>
+      <w:r>
+        <w:rPr>
+          <w:rStyle w:val="FunctionTok"/>
+        </w:rPr>
+        <w:t xml:space="preserve">library</w:t>
+      </w:r>
+      <w:r>
+        <w:rPr>
+          <w:rStyle w:val="NormalTok"/>
+        </w:rPr>
+        <w:t xml:space="preserve">(tidyverse)          </w:t>
+      </w:r>
+      <w:r>
+        <w:rPr>
+          <w:rStyle w:val="CommentTok"/>
+        </w:rPr>
+        <w:t xml:space="preserve"># includes ggplot2</w:t>
+      </w:r>
+      <w:r>
+        <w:br/>
+      </w:r>
+      <w:r>
+        <w:rPr>
+          <w:rStyle w:val="FunctionTok"/>
+        </w:rPr>
+        <w:t xml:space="preserve">library</w:t>
+      </w:r>
+      <w:r>
+        <w:rPr>
+          <w:rStyle w:val="NormalTok"/>
+        </w:rPr>
+        <w:t xml:space="preserve">(palmerpenguins)     </w:t>
+      </w:r>
+      <w:r>
+        <w:rPr>
+          <w:rStyle w:val="CommentTok"/>
+        </w:rPr>
+        <w:t xml:space="preserve"># penguins dataset</w:t>
+      </w:r>
+    </w:p>
+    <w:p>
+      <w:r>
+        <w:pict>
+          <v:rect style="width:0;height:1.5pt" o:hralign="center" o:hrstd="t" o:hr="t"/>
+        </w:pict>
+      </w:r>
+    </w:p>
     <w:bookmarkEnd w:id="10"/>
+    <w:bookmarkEnd w:id="11"/>
+    <w:bookmarkStart w:id="13" w:name="the-grammar-of-graphics"/>
+    <w:p>
+      <w:pPr>
+        <w:pStyle w:val="Heading1"/>
+      </w:pPr>
+      <w:r>
+        <w:t xml:space="preserve">1 · The grammar of graphics</w:t>
+      </w:r>
+    </w:p>
+    <w:p>
+      <w:pPr>
+        <w:pStyle w:val="FirstParagraph"/>
+      </w:pPr>
+      <w:r>
+        <w:t xml:space="preserve">Every ggplot is built from the same three required pieces, joined with</w:t>
+      </w:r>
+      <w:r>
+        <w:t xml:space="preserve"> </w:t>
+      </w:r>
+      <w:r>
+        <w:rPr>
+          <w:rStyle w:val="VerbatimChar"/>
+        </w:rPr>
+        <w:t xml:space="preserve">+</w:t>
+      </w:r>
+      <w:r>
+        <w:t xml:space="preserve">:</w:t>
+      </w:r>
+    </w:p>
+    <w:p>
+      <w:pPr>
+        <w:pStyle w:val="SourceCode"/>
+      </w:pPr>
+      <w:r>
+        <w:rPr>
+          <w:rStyle w:val="VerbatimChar"/>
+        </w:rPr>
+        <w:t xml:space="preserve">ggplot(data, aes(x = , y = )) +   # 1. data + mappings</w:t>
+      </w:r>
+      <w:r>
+        <w:br/>
+      </w:r>
+      <w:r>
+        <w:rPr>
+          <w:rStyle w:val="VerbatimChar"/>
+        </w:rPr>
+        <w:t xml:space="preserve">  geom_*() +                        # 2. geometric shape</w:t>
+      </w:r>
+      <w:r>
+        <w:br/>
+      </w:r>
+      <w:r>
+        <w:rPr>
+          <w:rStyle w:val="VerbatimChar"/>
+        </w:rPr>
+        <w:t xml:space="preserve">  labs()                            # 3. labels (optional but always do it)</w:t>
+      </w:r>
+    </w:p>
+    <w:p>
+      <w:pPr>
+        <w:pStyle w:val="FirstParagraph"/>
+      </w:pPr>
+      <w:r>
+        <w:t xml:space="preserve">The minimal working plot — data, axes, and points:</w:t>
+      </w:r>
+    </w:p>
+    <w:p>
+      <w:pPr>
+        <w:pStyle w:val="SourceCode"/>
+      </w:pPr>
+      <w:r>
+        <w:rPr>
+          <w:rStyle w:val="FunctionTok"/>
+        </w:rPr>
+        <w:t xml:space="preserve">ggplot</w:t>
+      </w:r>
+      <w:r>
+        <w:rPr>
+          <w:rStyle w:val="NormalTok"/>
+        </w:rPr>
+        <w:t xml:space="preserve">(penguins, </w:t>
+      </w:r>
+      <w:r>
+        <w:rPr>
+          <w:rStyle w:val="FunctionTok"/>
+        </w:rPr>
+        <w:t xml:space="preserve">aes</w:t>
+      </w:r>
+      <w:r>
+        <w:rPr>
+          <w:rStyle w:val="NormalTok"/>
+        </w:rPr>
+        <w:t xml:space="preserve">(</w:t>
+      </w:r>
+      <w:r>
+        <w:rPr>
+          <w:rStyle w:val="AttributeTok"/>
+        </w:rPr>
+        <w:t xml:space="preserve">x =</w:t>
+      </w:r>
+      <w:r>
+        <w:rPr>
+          <w:rStyle w:val="NormalTok"/>
+        </w:rPr>
+        <w:t xml:space="preserve"> flipper_length_mm, </w:t>
+      </w:r>
+      <w:r>
+        <w:rPr>
+          <w:rStyle w:val="AttributeTok"/>
+        </w:rPr>
+        <w:t xml:space="preserve">y =</w:t>
+      </w:r>
+      <w:r>
+        <w:rPr>
+          <w:rStyle w:val="NormalTok"/>
+        </w:rPr>
+        <w:t xml:space="preserve"> body_mass_g)) </w:t>
+      </w:r>
+      <w:r>
+        <w:rPr>
+          <w:rStyle w:val="SpecialCharTok"/>
+        </w:rPr>
+        <w:t xml:space="preserve">+</w:t>
+      </w:r>
+      <w:r>
+        <w:br/>
+      </w:r>
+      <w:r>
+        <w:rPr>
+          <w:rStyle w:val="NormalTok"/>
+        </w:rPr>
+        <w:t xml:space="preserve">  </w:t>
+      </w:r>
+      <w:r>
+        <w:rPr>
+          <w:rStyle w:val="FunctionTok"/>
+        </w:rPr>
+        <w:t xml:space="preserve">geom_point</w:t>
+      </w:r>
+      <w:r>
+        <w:rPr>
+          <w:rStyle w:val="NormalTok"/>
+        </w:rPr>
+        <w:t xml:space="preserve">()</w:t>
+      </w:r>
+    </w:p>
+    <w:p>
+      <w:pPr>
+        <w:pStyle w:val="BlockText"/>
+      </w:pPr>
+      <w:r>
+        <w:t xml:space="preserve">💡</w:t>
+      </w:r>
+      <w:r>
+        <w:t xml:space="preserve"> </w:t>
+      </w:r>
+      <w:r>
+        <w:rPr>
+          <w:b/>
+          <w:bCs/>
+        </w:rPr>
+        <w:t xml:space="preserve">Key idea:</w:t>
+      </w:r>
+      <w:r>
+        <w:t xml:space="preserve"> </w:t>
+      </w:r>
+      <w:r>
+        <w:t xml:space="preserve">Think of</w:t>
+      </w:r>
+      <w:r>
+        <w:t xml:space="preserve"> </w:t>
+      </w:r>
+      <w:r>
+        <w:rPr>
+          <w:rStyle w:val="VerbatimChar"/>
+        </w:rPr>
+        <w:t xml:space="preserve">ggplot()</w:t>
+      </w:r>
+      <w:r>
+        <w:t xml:space="preserve"> </w:t>
+      </w:r>
+      <w:r>
+        <w:t xml:space="preserve">as setting up the canvas and telling R which columns map to x and y. The</w:t>
+      </w:r>
+      <w:r>
+        <w:t xml:space="preserve"> </w:t>
+      </w:r>
+      <w:r>
+        <w:rPr>
+          <w:rStyle w:val="VerbatimChar"/>
+        </w:rPr>
+        <w:t xml:space="preserve">geom_*()</w:t>
+      </w:r>
+      <w:r>
+        <w:t xml:space="preserve"> </w:t>
+      </w:r>
+      <w:r>
+        <w:t xml:space="preserve">function then decides</w:t>
+      </w:r>
+      <w:r>
+        <w:t xml:space="preserve"> </w:t>
+      </w:r>
+      <w:r>
+        <w:rPr>
+          <w:i/>
+          <w:iCs/>
+        </w:rPr>
+        <w:t xml:space="preserve">how</w:t>
+      </w:r>
+      <w:r>
+        <w:t xml:space="preserve"> </w:t>
+      </w:r>
+      <w:r>
+        <w:t xml:space="preserve">to draw the data — as points, boxes, bars, lines, and so on. You can swap geoms without changing anything else.</w:t>
+      </w:r>
+    </w:p>
+    <w:p>
+      <w:pPr>
+        <w:pStyle w:val="BlockText"/>
+      </w:pPr>
+      <w:r>
+        <w:t xml:space="preserve">⚠️</w:t>
+      </w:r>
+      <w:r>
+        <w:t xml:space="preserve"> </w:t>
+      </w:r>
+      <w:r>
+        <w:rPr>
+          <w:b/>
+          <w:bCs/>
+        </w:rPr>
+        <w:t xml:space="preserve">Watch out!</w:t>
+      </w:r>
+      <w:r>
+        <w:t xml:space="preserve"> </w:t>
+      </w:r>
+      <w:r>
+        <w:t xml:space="preserve">The</w:t>
+      </w:r>
+      <w:r>
+        <w:t xml:space="preserve"> </w:t>
+      </w:r>
+      <w:r>
+        <w:rPr>
+          <w:rStyle w:val="VerbatimChar"/>
+        </w:rPr>
+        <w:t xml:space="preserve">+</w:t>
+      </w:r>
+      <w:r>
+        <w:t xml:space="preserve"> </w:t>
+      </w:r>
+      <w:r>
+        <w:t xml:space="preserve">must sit at the</w:t>
+      </w:r>
+      <w:r>
+        <w:t xml:space="preserve"> </w:t>
+      </w:r>
+      <w:r>
+        <w:rPr>
+          <w:b/>
+          <w:bCs/>
+        </w:rPr>
+        <w:t xml:space="preserve">end</w:t>
+      </w:r>
+      <w:r>
+        <w:t xml:space="preserve"> </w:t>
+      </w:r>
+      <w:r>
+        <w:t xml:space="preserve">of a line, never the start of the next one. A</w:t>
+      </w:r>
+      <w:r>
+        <w:t xml:space="preserve"> </w:t>
+      </w:r>
+      <w:r>
+        <w:rPr>
+          <w:rStyle w:val="VerbatimChar"/>
+        </w:rPr>
+        <w:t xml:space="preserve">+</w:t>
+      </w:r>
+      <w:r>
+        <w:t xml:space="preserve"> </w:t>
+      </w:r>
+      <w:r>
+        <w:t xml:space="preserve">at the start of a line causes an error.</w:t>
+      </w:r>
+    </w:p>
+    <w:p>
+      <w:r>
+        <w:pict>
+          <v:rect style="width:0;height:1.5pt" o:hralign="center" o:hrstd="t" o:hr="t"/>
+        </w:pict>
+      </w:r>
+    </w:p>
+    <w:bookmarkStart w:id="12" w:name="the-concise-style"/>
+    <w:p>
+      <w:pPr>
+        <w:pStyle w:val="Heading3"/>
+      </w:pPr>
+      <w:r>
+        <w:t xml:space="preserve">The concise style</w:t>
+      </w:r>
+    </w:p>
+    <w:p>
+      <w:pPr>
+        <w:pStyle w:val="FirstParagraph"/>
+      </w:pPr>
+      <w:r>
+        <w:t xml:space="preserve">R4DS (Wickham &amp; Grolemund) uses shorthand once you know the argument order — you do not need to write</w:t>
+      </w:r>
+      <w:r>
+        <w:t xml:space="preserve"> </w:t>
+      </w:r>
+      <w:r>
+        <w:rPr>
+          <w:rStyle w:val="VerbatimChar"/>
+        </w:rPr>
+        <w:t xml:space="preserve">data =</w:t>
+      </w:r>
+      <w:r>
+        <w:t xml:space="preserve"> </w:t>
+      </w:r>
+      <w:r>
+        <w:t xml:space="preserve">and</w:t>
+      </w:r>
+      <w:r>
+        <w:t xml:space="preserve"> </w:t>
+      </w:r>
+      <w:r>
+        <w:rPr>
+          <w:rStyle w:val="VerbatimChar"/>
+        </w:rPr>
+        <w:t xml:space="preserve">mapping =</w:t>
+      </w:r>
+      <w:r>
+        <w:t xml:space="preserve"> </w:t>
+      </w:r>
+      <w:r>
+        <w:t xml:space="preserve">explicitly:</w:t>
+      </w:r>
+    </w:p>
+    <w:p>
+      <w:pPr>
+        <w:pStyle w:val="SourceCode"/>
+      </w:pPr>
+      <w:r>
+        <w:rPr>
+          <w:rStyle w:val="CommentTok"/>
+        </w:rPr>
+        <w:t xml:space="preserve"># Verbose (explicit argument names — good for learning)</w:t>
+      </w:r>
+      <w:r>
+        <w:br/>
+      </w:r>
+      <w:r>
+        <w:rPr>
+          <w:rStyle w:val="FunctionTok"/>
+        </w:rPr>
+        <w:t xml:space="preserve">ggplot</w:t>
+      </w:r>
+      <w:r>
+        <w:rPr>
+          <w:rStyle w:val="NormalTok"/>
+        </w:rPr>
+        <w:t xml:space="preserve">(</w:t>
+      </w:r>
+      <w:r>
+        <w:rPr>
+          <w:rStyle w:val="AttributeTok"/>
+        </w:rPr>
+        <w:t xml:space="preserve">data =</w:t>
+      </w:r>
+      <w:r>
+        <w:rPr>
+          <w:rStyle w:val="NormalTok"/>
+        </w:rPr>
+        <w:t xml:space="preserve"> penguins, </w:t>
+      </w:r>
+      <w:r>
+        <w:rPr>
+          <w:rStyle w:val="AttributeTok"/>
+        </w:rPr>
+        <w:t xml:space="preserve">mapping =</w:t>
+      </w:r>
+      <w:r>
+        <w:rPr>
+          <w:rStyle w:val="NormalTok"/>
+        </w:rPr>
+        <w:t xml:space="preserve"> </w:t>
+      </w:r>
+      <w:r>
+        <w:rPr>
+          <w:rStyle w:val="FunctionTok"/>
+        </w:rPr>
+        <w:t xml:space="preserve">aes</w:t>
+      </w:r>
+      <w:r>
+        <w:rPr>
+          <w:rStyle w:val="NormalTok"/>
+        </w:rPr>
+        <w:t xml:space="preserve">(</w:t>
+      </w:r>
+      <w:r>
+        <w:rPr>
+          <w:rStyle w:val="AttributeTok"/>
+        </w:rPr>
+        <w:t xml:space="preserve">x =</w:t>
+      </w:r>
+      <w:r>
+        <w:rPr>
+          <w:rStyle w:val="NormalTok"/>
+        </w:rPr>
+        <w:t xml:space="preserve"> flipper_length_mm, </w:t>
+      </w:r>
+      <w:r>
+        <w:rPr>
+          <w:rStyle w:val="AttributeTok"/>
+        </w:rPr>
+        <w:t xml:space="preserve">y =</w:t>
+      </w:r>
+      <w:r>
+        <w:rPr>
+          <w:rStyle w:val="NormalTok"/>
+        </w:rPr>
+        <w:t xml:space="preserve"> body_mass_g)) </w:t>
+      </w:r>
+      <w:r>
+        <w:rPr>
+          <w:rStyle w:val="SpecialCharTok"/>
+        </w:rPr>
+        <w:t xml:space="preserve">+</w:t>
+      </w:r>
+      <w:r>
+        <w:br/>
+      </w:r>
+      <w:r>
+        <w:rPr>
+          <w:rStyle w:val="NormalTok"/>
+        </w:rPr>
+        <w:t xml:space="preserve">  </w:t>
+      </w:r>
+      <w:r>
+        <w:rPr>
+          <w:rStyle w:val="FunctionTok"/>
+        </w:rPr>
+        <w:t xml:space="preserve">geom_point</w:t>
+      </w:r>
+      <w:r>
+        <w:rPr>
+          <w:rStyle w:val="NormalTok"/>
+        </w:rPr>
+        <w:t xml:space="preserve">()</w:t>
+      </w:r>
+      <w:r>
+        <w:br/>
+      </w:r>
+      <w:r>
+        <w:br/>
+      </w:r>
+      <w:r>
+        <w:rPr>
+          <w:rStyle w:val="CommentTok"/>
+        </w:rPr>
+        <w:t xml:space="preserve"># Concise (argument names dropped — tidyverse convention)</w:t>
+      </w:r>
+      <w:r>
+        <w:br/>
+      </w:r>
+      <w:r>
+        <w:rPr>
+          <w:rStyle w:val="FunctionTok"/>
+        </w:rPr>
+        <w:t xml:space="preserve">ggplot</w:t>
+      </w:r>
+      <w:r>
+        <w:rPr>
+          <w:rStyle w:val="NormalTok"/>
+        </w:rPr>
+        <w:t xml:space="preserve">(penguins, </w:t>
+      </w:r>
+      <w:r>
+        <w:rPr>
+          <w:rStyle w:val="FunctionTok"/>
+        </w:rPr>
+        <w:t xml:space="preserve">aes</w:t>
+      </w:r>
+      <w:r>
+        <w:rPr>
+          <w:rStyle w:val="NormalTok"/>
+        </w:rPr>
+        <w:t xml:space="preserve">(</w:t>
+      </w:r>
+      <w:r>
+        <w:rPr>
+          <w:rStyle w:val="AttributeTok"/>
+        </w:rPr>
+        <w:t xml:space="preserve">x =</w:t>
+      </w:r>
+      <w:r>
+        <w:rPr>
+          <w:rStyle w:val="NormalTok"/>
+        </w:rPr>
+        <w:t xml:space="preserve"> flipper_length_mm, </w:t>
+      </w:r>
+      <w:r>
+        <w:rPr>
+          <w:rStyle w:val="AttributeTok"/>
+        </w:rPr>
+        <w:t xml:space="preserve">y =</w:t>
+      </w:r>
+      <w:r>
+        <w:rPr>
+          <w:rStyle w:val="NormalTok"/>
+        </w:rPr>
+        <w:t xml:space="preserve"> body_mass_g)) </w:t>
+      </w:r>
+      <w:r>
+        <w:rPr>
+          <w:rStyle w:val="SpecialCharTok"/>
+        </w:rPr>
+        <w:t xml:space="preserve">+</w:t>
+      </w:r>
+      <w:r>
+        <w:br/>
+      </w:r>
+      <w:r>
+        <w:rPr>
+          <w:rStyle w:val="NormalTok"/>
+        </w:rPr>
+        <w:t xml:space="preserve">  </w:t>
+      </w:r>
+      <w:r>
+        <w:rPr>
+          <w:rStyle w:val="FunctionTok"/>
+        </w:rPr>
+        <w:t xml:space="preserve">geom_point</w:t>
+      </w:r>
+      <w:r>
+        <w:rPr>
+          <w:rStyle w:val="NormalTok"/>
+        </w:rPr>
+        <w:t xml:space="preserve">()</w:t>
+      </w:r>
+      <w:r>
+        <w:br/>
+      </w:r>
+      <w:r>
+        <w:br/>
+      </w:r>
+      <w:r>
+        <w:rPr>
+          <w:rStyle w:val="CommentTok"/>
+        </w:rPr>
+        <w:t xml:space="preserve"># With the pipe (also fine)</w:t>
+      </w:r>
+      <w:r>
+        <w:br/>
+      </w:r>
+      <w:r>
+        <w:rPr>
+          <w:rStyle w:val="NormalTok"/>
+        </w:rPr>
+        <w:t xml:space="preserve">penguins </w:t>
+      </w:r>
+      <w:r>
+        <w:rPr>
+          <w:rStyle w:val="SpecialCharTok"/>
+        </w:rPr>
+        <w:t xml:space="preserve">|&gt;</w:t>
+      </w:r>
+      <w:r>
+        <w:br/>
+      </w:r>
+      <w:r>
+        <w:rPr>
+          <w:rStyle w:val="NormalTok"/>
+        </w:rPr>
+        <w:t xml:space="preserve">  </w:t>
+      </w:r>
+      <w:r>
+        <w:rPr>
+          <w:rStyle w:val="FunctionTok"/>
+        </w:rPr>
+        <w:t xml:space="preserve">ggplot</w:t>
+      </w:r>
+      <w:r>
+        <w:rPr>
+          <w:rStyle w:val="NormalTok"/>
+        </w:rPr>
+        <w:t xml:space="preserve">(</w:t>
+      </w:r>
+      <w:r>
+        <w:rPr>
+          <w:rStyle w:val="FunctionTok"/>
+        </w:rPr>
+        <w:t xml:space="preserve">aes</w:t>
+      </w:r>
+      <w:r>
+        <w:rPr>
+          <w:rStyle w:val="NormalTok"/>
+        </w:rPr>
+        <w:t xml:space="preserve">(</w:t>
+      </w:r>
+      <w:r>
+        <w:rPr>
+          <w:rStyle w:val="AttributeTok"/>
+        </w:rPr>
+        <w:t xml:space="preserve">x =</w:t>
+      </w:r>
+      <w:r>
+        <w:rPr>
+          <w:rStyle w:val="NormalTok"/>
+        </w:rPr>
+        <w:t xml:space="preserve"> flipper_length_mm, </w:t>
+      </w:r>
+      <w:r>
+        <w:rPr>
+          <w:rStyle w:val="AttributeTok"/>
+        </w:rPr>
+        <w:t xml:space="preserve">y =</w:t>
+      </w:r>
+      <w:r>
+        <w:rPr>
+          <w:rStyle w:val="NormalTok"/>
+        </w:rPr>
+        <w:t xml:space="preserve"> body_mass_g)) </w:t>
+      </w:r>
+      <w:r>
+        <w:rPr>
+          <w:rStyle w:val="SpecialCharTok"/>
+        </w:rPr>
+        <w:t xml:space="preserve">+</w:t>
+      </w:r>
+      <w:r>
+        <w:br/>
+      </w:r>
+      <w:r>
+        <w:rPr>
+          <w:rStyle w:val="NormalTok"/>
+        </w:rPr>
+        <w:t xml:space="preserve">  </w:t>
+      </w:r>
+      <w:r>
+        <w:rPr>
+          <w:rStyle w:val="FunctionTok"/>
+        </w:rPr>
+        <w:t xml:space="preserve">geom_point</w:t>
+      </w:r>
+      <w:r>
+        <w:rPr>
+          <w:rStyle w:val="NormalTok"/>
+        </w:rPr>
+        <w:t xml:space="preserve">()</w:t>
+      </w:r>
+    </w:p>
+    <w:p>
+      <w:pPr>
+        <w:pStyle w:val="FirstParagraph"/>
+      </w:pPr>
+      <w:r>
+        <w:t xml:space="preserve">All three produce identical output. We use the concise style throughout this vignette.</w:t>
+      </w:r>
+    </w:p>
+    <w:p>
+      <w:r>
+        <w:pict>
+          <v:rect style="width:0;height:1.5pt" o:hralign="center" o:hrstd="t" o:hr="t"/>
+        </w:pict>
+      </w:r>
+    </w:p>
+    <w:bookmarkEnd w:id="12"/>
+    <w:bookmarkEnd w:id="13"/>
+    <w:bookmarkStart w:id="18" w:name="scatter-plots"/>
+    <w:p>
+      <w:pPr>
+        <w:pStyle w:val="Heading1"/>
+      </w:pPr>
+      <w:r>
+        <w:t xml:space="preserve">2 · Scatter plots</w:t>
+      </w:r>
+    </w:p>
+    <w:bookmarkStart w:id="14" w:name="basic-scatter-plot"/>
+    <w:p>
+      <w:pPr>
+        <w:pStyle w:val="Heading3"/>
+      </w:pPr>
+      <w:r>
+        <w:t xml:space="preserve">Basic scatter plot</w:t>
+      </w:r>
+    </w:p>
+    <w:p>
+      <w:pPr>
+        <w:pStyle w:val="SourceCode"/>
+      </w:pPr>
+      <w:r>
+        <w:rPr>
+          <w:rStyle w:val="FunctionTok"/>
+        </w:rPr>
+        <w:t xml:space="preserve">ggplot</w:t>
+      </w:r>
+      <w:r>
+        <w:rPr>
+          <w:rStyle w:val="NormalTok"/>
+        </w:rPr>
+        <w:t xml:space="preserve">(penguins, </w:t>
+      </w:r>
+      <w:r>
+        <w:rPr>
+          <w:rStyle w:val="FunctionTok"/>
+        </w:rPr>
+        <w:t xml:space="preserve">aes</w:t>
+      </w:r>
+      <w:r>
+        <w:rPr>
+          <w:rStyle w:val="NormalTok"/>
+        </w:rPr>
+        <w:t xml:space="preserve">(</w:t>
+      </w:r>
+      <w:r>
+        <w:rPr>
+          <w:rStyle w:val="AttributeTok"/>
+        </w:rPr>
+        <w:t xml:space="preserve">x =</w:t>
+      </w:r>
+      <w:r>
+        <w:rPr>
+          <w:rStyle w:val="NormalTok"/>
+        </w:rPr>
+        <w:t xml:space="preserve"> flipper_length_mm, </w:t>
+      </w:r>
+      <w:r>
+        <w:rPr>
+          <w:rStyle w:val="AttributeTok"/>
+        </w:rPr>
+        <w:t xml:space="preserve">y =</w:t>
+      </w:r>
+      <w:r>
+        <w:rPr>
+          <w:rStyle w:val="NormalTok"/>
+        </w:rPr>
+        <w:t xml:space="preserve"> body_mass_g)) </w:t>
+      </w:r>
+      <w:r>
+        <w:rPr>
+          <w:rStyle w:val="SpecialCharTok"/>
+        </w:rPr>
+        <w:t xml:space="preserve">+</w:t>
+      </w:r>
+      <w:r>
+        <w:br/>
+      </w:r>
+      <w:r>
+        <w:rPr>
+          <w:rStyle w:val="NormalTok"/>
+        </w:rPr>
+        <w:t xml:space="preserve">  </w:t>
+      </w:r>
+      <w:r>
+        <w:rPr>
+          <w:rStyle w:val="FunctionTok"/>
+        </w:rPr>
+        <w:t xml:space="preserve">geom_point</w:t>
+      </w:r>
+      <w:r>
+        <w:rPr>
+          <w:rStyle w:val="NormalTok"/>
+        </w:rPr>
+        <w:t xml:space="preserve">()</w:t>
+      </w:r>
+    </w:p>
+    <w:bookmarkEnd w:id="14"/>
+    <w:bookmarkStart w:id="15" w:name="map-colour-to-a-grouping-variable"/>
+    <w:p>
+      <w:pPr>
+        <w:pStyle w:val="Heading3"/>
+      </w:pPr>
+      <w:r>
+        <w:t xml:space="preserve">Map colour to a grouping variable</w:t>
+      </w:r>
+    </w:p>
+    <w:p>
+      <w:pPr>
+        <w:pStyle w:val="FirstParagraph"/>
+      </w:pPr>
+      <w:r>
+        <w:t xml:space="preserve">Place the mapping</w:t>
+      </w:r>
+      <w:r>
+        <w:t xml:space="preserve"> </w:t>
+      </w:r>
+      <w:r>
+        <w:rPr>
+          <w:b/>
+          <w:bCs/>
+        </w:rPr>
+        <w:t xml:space="preserve">inside</w:t>
+      </w:r>
+      <w:r>
+        <w:rPr>
+          <w:b/>
+          <w:bCs/>
+        </w:rPr>
+        <w:t xml:space="preserve"> </w:t>
+      </w:r>
+      <w:r>
+        <w:rPr>
+          <w:rStyle w:val="VerbatimChar"/>
+          <w:b/>
+          <w:bCs/>
+        </w:rPr>
+        <w:t xml:space="preserve">aes()</w:t>
+      </w:r>
+      <w:r>
+        <w:t xml:space="preserve"> </w:t>
+      </w:r>
+      <w:r>
+        <w:t xml:space="preserve">and ggplot2 automatically assigns colours and draws a legend:</w:t>
+      </w:r>
+    </w:p>
+    <w:p>
+      <w:pPr>
+        <w:pStyle w:val="SourceCode"/>
+      </w:pPr>
+      <w:r>
+        <w:rPr>
+          <w:rStyle w:val="FunctionTok"/>
+        </w:rPr>
+        <w:t xml:space="preserve">ggplot</w:t>
+      </w:r>
+      <w:r>
+        <w:rPr>
+          <w:rStyle w:val="NormalTok"/>
+        </w:rPr>
+        <w:t xml:space="preserve">(penguins, </w:t>
+      </w:r>
+      <w:r>
+        <w:rPr>
+          <w:rStyle w:val="FunctionTok"/>
+        </w:rPr>
+        <w:t xml:space="preserve">aes</w:t>
+      </w:r>
+      <w:r>
+        <w:rPr>
+          <w:rStyle w:val="NormalTok"/>
+        </w:rPr>
+        <w:t xml:space="preserve">(</w:t>
+      </w:r>
+      <w:r>
+        <w:rPr>
+          <w:rStyle w:val="AttributeTok"/>
+        </w:rPr>
+        <w:t xml:space="preserve">x =</w:t>
+      </w:r>
+      <w:r>
+        <w:rPr>
+          <w:rStyle w:val="NormalTok"/>
+        </w:rPr>
+        <w:t xml:space="preserve"> flipper_length_mm, </w:t>
+      </w:r>
+      <w:r>
+        <w:rPr>
+          <w:rStyle w:val="AttributeTok"/>
+        </w:rPr>
+        <w:t xml:space="preserve">y =</w:t>
+      </w:r>
+      <w:r>
+        <w:rPr>
+          <w:rStyle w:val="NormalTok"/>
+        </w:rPr>
+        <w:t xml:space="preserve"> body_mass_g,</w:t>
+      </w:r>
+      <w:r>
+        <w:br/>
+      </w:r>
+      <w:r>
+        <w:rPr>
+          <w:rStyle w:val="NormalTok"/>
+        </w:rPr>
+        <w:t xml:space="preserve">                     </w:t>
+      </w:r>
+      <w:r>
+        <w:rPr>
+          <w:rStyle w:val="AttributeTok"/>
+        </w:rPr>
+        <w:t xml:space="preserve">color =</w:t>
+      </w:r>
+      <w:r>
+        <w:rPr>
+          <w:rStyle w:val="NormalTok"/>
+        </w:rPr>
+        <w:t xml:space="preserve"> species)) </w:t>
+      </w:r>
+      <w:r>
+        <w:rPr>
+          <w:rStyle w:val="SpecialCharTok"/>
+        </w:rPr>
+        <w:t xml:space="preserve">+</w:t>
+      </w:r>
+      <w:r>
+        <w:br/>
+      </w:r>
+      <w:r>
+        <w:rPr>
+          <w:rStyle w:val="NormalTok"/>
+        </w:rPr>
+        <w:t xml:space="preserve">  </w:t>
+      </w:r>
+      <w:r>
+        <w:rPr>
+          <w:rStyle w:val="FunctionTok"/>
+        </w:rPr>
+        <w:t xml:space="preserve">geom_point</w:t>
+      </w:r>
+      <w:r>
+        <w:rPr>
+          <w:rStyle w:val="NormalTok"/>
+        </w:rPr>
+        <w:t xml:space="preserve">()</w:t>
+      </w:r>
+    </w:p>
+    <w:bookmarkEnd w:id="15"/>
+    <w:bookmarkStart w:id="16" w:name="map-colour-and-shape-together"/>
+    <w:p>
+      <w:pPr>
+        <w:pStyle w:val="Heading3"/>
+      </w:pPr>
+      <w:r>
+        <w:t xml:space="preserve">Map colour AND shape together</w:t>
+      </w:r>
+    </w:p>
+    <w:p>
+      <w:pPr>
+        <w:pStyle w:val="FirstParagraph"/>
+      </w:pPr>
+      <w:r>
+        <w:t xml:space="preserve">Encoding the same variable with two aesthetics makes the plot accessible to colour-blind readers — a good habit for any published figure:</w:t>
+      </w:r>
+    </w:p>
+    <w:p>
+      <w:pPr>
+        <w:pStyle w:val="SourceCode"/>
+      </w:pPr>
+      <w:r>
+        <w:rPr>
+          <w:rStyle w:val="FunctionTok"/>
+        </w:rPr>
+        <w:t xml:space="preserve">ggplot</w:t>
+      </w:r>
+      <w:r>
+        <w:rPr>
+          <w:rStyle w:val="NormalTok"/>
+        </w:rPr>
+        <w:t xml:space="preserve">(penguins, </w:t>
+      </w:r>
+      <w:r>
+        <w:rPr>
+          <w:rStyle w:val="FunctionTok"/>
+        </w:rPr>
+        <w:t xml:space="preserve">aes</w:t>
+      </w:r>
+      <w:r>
+        <w:rPr>
+          <w:rStyle w:val="NormalTok"/>
+        </w:rPr>
+        <w:t xml:space="preserve">(</w:t>
+      </w:r>
+      <w:r>
+        <w:rPr>
+          <w:rStyle w:val="AttributeTok"/>
+        </w:rPr>
+        <w:t xml:space="preserve">x =</w:t>
+      </w:r>
+      <w:r>
+        <w:rPr>
+          <w:rStyle w:val="NormalTok"/>
+        </w:rPr>
+        <w:t xml:space="preserve"> flipper_length_mm, </w:t>
+      </w:r>
+      <w:r>
+        <w:rPr>
+          <w:rStyle w:val="AttributeTok"/>
+        </w:rPr>
+        <w:t xml:space="preserve">y =</w:t>
+      </w:r>
+      <w:r>
+        <w:rPr>
+          <w:rStyle w:val="NormalTok"/>
+        </w:rPr>
+        <w:t xml:space="preserve"> body_mass_g,</w:t>
+      </w:r>
+      <w:r>
+        <w:br/>
+      </w:r>
+      <w:r>
+        <w:rPr>
+          <w:rStyle w:val="NormalTok"/>
+        </w:rPr>
+        <w:t xml:space="preserve">                     </w:t>
+      </w:r>
+      <w:r>
+        <w:rPr>
+          <w:rStyle w:val="AttributeTok"/>
+        </w:rPr>
+        <w:t xml:space="preserve">color =</w:t>
+      </w:r>
+      <w:r>
+        <w:rPr>
+          <w:rStyle w:val="NormalTok"/>
+        </w:rPr>
+        <w:t xml:space="preserve"> species, </w:t>
+      </w:r>
+      <w:r>
+        <w:rPr>
+          <w:rStyle w:val="AttributeTok"/>
+        </w:rPr>
+        <w:t xml:space="preserve">shape =</w:t>
+      </w:r>
+      <w:r>
+        <w:rPr>
+          <w:rStyle w:val="NormalTok"/>
+        </w:rPr>
+        <w:t xml:space="preserve"> species)) </w:t>
+      </w:r>
+      <w:r>
+        <w:rPr>
+          <w:rStyle w:val="SpecialCharTok"/>
+        </w:rPr>
+        <w:t xml:space="preserve">+</w:t>
+      </w:r>
+      <w:r>
+        <w:br/>
+      </w:r>
+      <w:r>
+        <w:rPr>
+          <w:rStyle w:val="NormalTok"/>
+        </w:rPr>
+        <w:t xml:space="preserve">  </w:t>
+      </w:r>
+      <w:r>
+        <w:rPr>
+          <w:rStyle w:val="FunctionTok"/>
+        </w:rPr>
+        <w:t xml:space="preserve">geom_point</w:t>
+      </w:r>
+      <w:r>
+        <w:rPr>
+          <w:rStyle w:val="NormalTok"/>
+        </w:rPr>
+        <w:t xml:space="preserve">()</w:t>
+      </w:r>
+    </w:p>
+    <w:p>
+      <w:pPr>
+        <w:pStyle w:val="BlockText"/>
+      </w:pPr>
+      <w:r>
+        <w:t xml:space="preserve">💡</w:t>
+      </w:r>
+      <w:r>
+        <w:t xml:space="preserve"> </w:t>
+      </w:r>
+      <w:r>
+        <w:rPr>
+          <w:b/>
+          <w:bCs/>
+        </w:rPr>
+        <w:t xml:space="preserve">Key idea:</w:t>
+      </w:r>
+      <w:r>
+        <w:t xml:space="preserve"> </w:t>
+      </w:r>
+      <w:r>
+        <w:t xml:space="preserve">When you map both</w:t>
+      </w:r>
+      <w:r>
+        <w:t xml:space="preserve"> </w:t>
+      </w:r>
+      <w:r>
+        <w:rPr>
+          <w:rStyle w:val="VerbatimChar"/>
+        </w:rPr>
+        <w:t xml:space="preserve">color</w:t>
+      </w:r>
+      <w:r>
+        <w:t xml:space="preserve"> </w:t>
+      </w:r>
+      <w:r>
+        <w:t xml:space="preserve">and</w:t>
+      </w:r>
+      <w:r>
+        <w:t xml:space="preserve"> </w:t>
+      </w:r>
+      <w:r>
+        <w:rPr>
+          <w:rStyle w:val="VerbatimChar"/>
+        </w:rPr>
+        <w:t xml:space="preserve">shape</w:t>
+      </w:r>
+      <w:r>
+        <w:t xml:space="preserve"> </w:t>
+      </w:r>
+      <w:r>
+        <w:t xml:space="preserve">to the same variable, ggplot2 merges them into a single legend automatically — no extra code needed.</w:t>
+      </w:r>
+    </w:p>
+    <w:bookmarkEnd w:id="16"/>
+    <w:bookmarkStart w:id="17" w:name="fixed-vs.-mapped-aesthetics"/>
+    <w:p>
+      <w:pPr>
+        <w:pStyle w:val="Heading3"/>
+      </w:pPr>
+      <w:r>
+        <w:t xml:space="preserve">Fixed vs. mapped aesthetics</w:t>
+      </w:r>
+    </w:p>
+    <w:p>
+      <w:pPr>
+        <w:pStyle w:val="FirstParagraph"/>
+      </w:pPr>
+      <w:r>
+        <w:t xml:space="preserve">This is one of the most common points of confusion in ggplot2:</w:t>
+      </w:r>
+    </w:p>
+    <w:p>
+      <w:pPr>
+        <w:pStyle w:val="Compact"/>
+        <w:numPr>
+          <w:ilvl w:val="0"/>
+          <w:numId w:val="1001"/>
+        </w:numPr>
+      </w:pPr>
+      <w:r>
+        <w:rPr>
+          <w:b/>
+          <w:bCs/>
+        </w:rPr>
+        <w:t xml:space="preserve">Inside</w:t>
+      </w:r>
+      <w:r>
+        <w:rPr>
+          <w:b/>
+          <w:bCs/>
+        </w:rPr>
+        <w:t xml:space="preserve"> </w:t>
+      </w:r>
+      <w:r>
+        <w:rPr>
+          <w:rStyle w:val="VerbatimChar"/>
+          <w:b/>
+          <w:bCs/>
+        </w:rPr>
+        <w:t xml:space="preserve">aes()</w:t>
+      </w:r>
+      <w:r>
+        <w:t xml:space="preserve"> </w:t>
+      </w:r>
+      <w:r>
+        <w:t xml:space="preserve">= the value comes from the data (varies by row → legend appears)</w:t>
+      </w:r>
+    </w:p>
+    <w:p>
+      <w:pPr>
+        <w:pStyle w:val="Compact"/>
+        <w:numPr>
+          <w:ilvl w:val="0"/>
+          <w:numId w:val="1001"/>
+        </w:numPr>
+      </w:pPr>
+      <w:r>
+        <w:rPr>
+          <w:b/>
+          <w:bCs/>
+        </w:rPr>
+        <w:t xml:space="preserve">Outside</w:t>
+      </w:r>
+      <w:r>
+        <w:rPr>
+          <w:b/>
+          <w:bCs/>
+        </w:rPr>
+        <w:t xml:space="preserve"> </w:t>
+      </w:r>
+      <w:r>
+        <w:rPr>
+          <w:rStyle w:val="VerbatimChar"/>
+          <w:b/>
+          <w:bCs/>
+        </w:rPr>
+        <w:t xml:space="preserve">aes()</w:t>
+      </w:r>
+      <w:r>
+        <w:t xml:space="preserve"> </w:t>
+      </w:r>
+      <w:r>
+        <w:t xml:space="preserve">= fixed for all points (same for every row → no legend)</w:t>
+      </w:r>
+    </w:p>
+    <w:p>
+      <w:pPr>
+        <w:pStyle w:val="SourceCode"/>
+      </w:pPr>
+      <w:r>
+        <w:rPr>
+          <w:rStyle w:val="CommentTok"/>
+        </w:rPr>
+        <w:t xml:space="preserve"># color mapped to data — different colour per species</w:t>
+      </w:r>
+      <w:r>
+        <w:br/>
+      </w:r>
+      <w:r>
+        <w:rPr>
+          <w:rStyle w:val="FunctionTok"/>
+        </w:rPr>
+        <w:t xml:space="preserve">ggplot</w:t>
+      </w:r>
+      <w:r>
+        <w:rPr>
+          <w:rStyle w:val="NormalTok"/>
+        </w:rPr>
+        <w:t xml:space="preserve">(penguins, </w:t>
+      </w:r>
+      <w:r>
+        <w:rPr>
+          <w:rStyle w:val="FunctionTok"/>
+        </w:rPr>
+        <w:t xml:space="preserve">aes</w:t>
+      </w:r>
+      <w:r>
+        <w:rPr>
+          <w:rStyle w:val="NormalTok"/>
+        </w:rPr>
+        <w:t xml:space="preserve">(</w:t>
+      </w:r>
+      <w:r>
+        <w:rPr>
+          <w:rStyle w:val="AttributeTok"/>
+        </w:rPr>
+        <w:t xml:space="preserve">x =</w:t>
+      </w:r>
+      <w:r>
+        <w:rPr>
+          <w:rStyle w:val="NormalTok"/>
+        </w:rPr>
+        <w:t xml:space="preserve"> flipper_length_mm, </w:t>
+      </w:r>
+      <w:r>
+        <w:rPr>
+          <w:rStyle w:val="AttributeTok"/>
+        </w:rPr>
+        <w:t xml:space="preserve">y =</w:t>
+      </w:r>
+      <w:r>
+        <w:rPr>
+          <w:rStyle w:val="NormalTok"/>
+        </w:rPr>
+        <w:t xml:space="preserve"> body_mass_g,</w:t>
+      </w:r>
+      <w:r>
+        <w:br/>
+      </w:r>
+      <w:r>
+        <w:rPr>
+          <w:rStyle w:val="NormalTok"/>
+        </w:rPr>
+        <w:t xml:space="preserve">                     </w:t>
+      </w:r>
+      <w:r>
+        <w:rPr>
+          <w:rStyle w:val="AttributeTok"/>
+        </w:rPr>
+        <w:t xml:space="preserve">color =</w:t>
+      </w:r>
+      <w:r>
+        <w:rPr>
+          <w:rStyle w:val="NormalTok"/>
+        </w:rPr>
+        <w:t xml:space="preserve"> species)) </w:t>
+      </w:r>
+      <w:r>
+        <w:rPr>
+          <w:rStyle w:val="SpecialCharTok"/>
+        </w:rPr>
+        <w:t xml:space="preserve">+</w:t>
+      </w:r>
+      <w:r>
+        <w:br/>
+      </w:r>
+      <w:r>
+        <w:rPr>
+          <w:rStyle w:val="NormalTok"/>
+        </w:rPr>
+        <w:t xml:space="preserve">  </w:t>
+      </w:r>
+      <w:r>
+        <w:rPr>
+          <w:rStyle w:val="FunctionTok"/>
+        </w:rPr>
+        <w:t xml:space="preserve">geom_point</w:t>
+      </w:r>
+      <w:r>
+        <w:rPr>
+          <w:rStyle w:val="NormalTok"/>
+        </w:rPr>
+        <w:t xml:space="preserve">()</w:t>
+      </w:r>
+      <w:r>
+        <w:br/>
+      </w:r>
+      <w:r>
+        <w:br/>
+      </w:r>
+      <w:r>
+        <w:rPr>
+          <w:rStyle w:val="CommentTok"/>
+        </w:rPr>
+        <w:t xml:space="preserve"># color fixed — all points the same tomato-red, no legend</w:t>
+      </w:r>
+      <w:r>
+        <w:br/>
+      </w:r>
+      <w:r>
+        <w:rPr>
+          <w:rStyle w:val="FunctionTok"/>
+        </w:rPr>
+        <w:t xml:space="preserve">ggplot</w:t>
+      </w:r>
+      <w:r>
+        <w:rPr>
+          <w:rStyle w:val="NormalTok"/>
+        </w:rPr>
+        <w:t xml:space="preserve">(penguins, </w:t>
+      </w:r>
+      <w:r>
+        <w:rPr>
+          <w:rStyle w:val="FunctionTok"/>
+        </w:rPr>
+        <w:t xml:space="preserve">aes</w:t>
+      </w:r>
+      <w:r>
+        <w:rPr>
+          <w:rStyle w:val="NormalTok"/>
+        </w:rPr>
+        <w:t xml:space="preserve">(</w:t>
+      </w:r>
+      <w:r>
+        <w:rPr>
+          <w:rStyle w:val="AttributeTok"/>
+        </w:rPr>
+        <w:t xml:space="preserve">x =</w:t>
+      </w:r>
+      <w:r>
+        <w:rPr>
+          <w:rStyle w:val="NormalTok"/>
+        </w:rPr>
+        <w:t xml:space="preserve"> flipper_length_mm, </w:t>
+      </w:r>
+      <w:r>
+        <w:rPr>
+          <w:rStyle w:val="AttributeTok"/>
+        </w:rPr>
+        <w:t xml:space="preserve">y =</w:t>
+      </w:r>
+      <w:r>
+        <w:rPr>
+          <w:rStyle w:val="NormalTok"/>
+        </w:rPr>
+        <w:t xml:space="preserve"> body_mass_g)) </w:t>
+      </w:r>
+      <w:r>
+        <w:rPr>
+          <w:rStyle w:val="SpecialCharTok"/>
+        </w:rPr>
+        <w:t xml:space="preserve">+</w:t>
+      </w:r>
+      <w:r>
+        <w:br/>
+      </w:r>
+      <w:r>
+        <w:rPr>
+          <w:rStyle w:val="NormalTok"/>
+        </w:rPr>
+        <w:t xml:space="preserve">  </w:t>
+      </w:r>
+      <w:r>
+        <w:rPr>
+          <w:rStyle w:val="FunctionTok"/>
+        </w:rPr>
+        <w:t xml:space="preserve">geom_point</w:t>
+      </w:r>
+      <w:r>
+        <w:rPr>
+          <w:rStyle w:val="NormalTok"/>
+        </w:rPr>
+        <w:t xml:space="preserve">(</w:t>
+      </w:r>
+      <w:r>
+        <w:rPr>
+          <w:rStyle w:val="AttributeTok"/>
+        </w:rPr>
+        <w:t xml:space="preserve">color =</w:t>
+      </w:r>
+      <w:r>
+        <w:rPr>
+          <w:rStyle w:val="NormalTok"/>
+        </w:rPr>
+        <w:t xml:space="preserve"> </w:t>
+      </w:r>
+      <w:r>
+        <w:rPr>
+          <w:rStyle w:val="StringTok"/>
+        </w:rPr>
+        <w:t xml:space="preserve">"tomato"</w:t>
+      </w:r>
+      <w:r>
+        <w:rPr>
+          <w:rStyle w:val="NormalTok"/>
+        </w:rPr>
+        <w:t xml:space="preserve">, </w:t>
+      </w:r>
+      <w:r>
+        <w:rPr>
+          <w:rStyle w:val="AttributeTok"/>
+        </w:rPr>
+        <w:t xml:space="preserve">size =</w:t>
+      </w:r>
+      <w:r>
+        <w:rPr>
+          <w:rStyle w:val="NormalTok"/>
+        </w:rPr>
+        <w:t xml:space="preserve"> </w:t>
+      </w:r>
+      <w:r>
+        <w:rPr>
+          <w:rStyle w:val="DecValTok"/>
+        </w:rPr>
+        <w:t xml:space="preserve">2</w:t>
+      </w:r>
+      <w:r>
+        <w:rPr>
+          <w:rStyle w:val="NormalTok"/>
+        </w:rPr>
+        <w:t xml:space="preserve">, </w:t>
+      </w:r>
+      <w:r>
+        <w:rPr>
+          <w:rStyle w:val="AttributeTok"/>
+        </w:rPr>
+        <w:t xml:space="preserve">alpha =</w:t>
+      </w:r>
+      <w:r>
+        <w:rPr>
+          <w:rStyle w:val="NormalTok"/>
+        </w:rPr>
+        <w:t xml:space="preserve"> </w:t>
+      </w:r>
+      <w:r>
+        <w:rPr>
+          <w:rStyle w:val="FloatTok"/>
+        </w:rPr>
+        <w:t xml:space="preserve">0.7</w:t>
+      </w:r>
+      <w:r>
+        <w:rPr>
+          <w:rStyle w:val="NormalTok"/>
+        </w:rPr>
+        <w:t xml:space="preserve">)</w:t>
+      </w:r>
+    </w:p>
+    <w:p>
+      <w:pPr>
+        <w:pStyle w:val="BlockText"/>
+      </w:pPr>
+      <w:r>
+        <w:t xml:space="preserve">⚠️</w:t>
+      </w:r>
+      <w:r>
+        <w:t xml:space="preserve"> </w:t>
+      </w:r>
+      <w:r>
+        <w:rPr>
+          <w:b/>
+          <w:bCs/>
+        </w:rPr>
+        <w:t xml:space="preserve">Watch out!</w:t>
+      </w:r>
+      <w:r>
+        <w:t xml:space="preserve"> </w:t>
+      </w:r>
+      <w:r>
+        <w:t xml:space="preserve">Putting a colour name inside</w:t>
+      </w:r>
+      <w:r>
+        <w:t xml:space="preserve"> </w:t>
+      </w:r>
+      <w:r>
+        <w:rPr>
+          <w:rStyle w:val="VerbatimChar"/>
+        </w:rPr>
+        <w:t xml:space="preserve">aes()</w:t>
+      </w:r>
+      <w:r>
+        <w:t xml:space="preserve"> </w:t>
+      </w:r>
+      <w:r>
+        <w:t xml:space="preserve">—</w:t>
+      </w:r>
+      <w:r>
+        <w:t xml:space="preserve"> </w:t>
+      </w:r>
+      <w:r>
+        <w:rPr>
+          <w:rStyle w:val="VerbatimChar"/>
+        </w:rPr>
+        <w:t xml:space="preserve">aes(color = "tomato")</w:t>
+      </w:r>
+      <w:r>
+        <w:t xml:space="preserve"> </w:t>
+      </w:r>
+      <w:r>
+        <w:t xml:space="preserve">— does not make all points red. It maps the literal string</w:t>
+      </w:r>
+      <w:r>
+        <w:t xml:space="preserve"> </w:t>
+      </w:r>
+      <w:r>
+        <w:rPr>
+          <w:rStyle w:val="VerbatimChar"/>
+        </w:rPr>
+        <w:t xml:space="preserve">"tomato"</w:t>
+      </w:r>
+      <w:r>
+        <w:t xml:space="preserve"> </w:t>
+      </w:r>
+      <w:r>
+        <w:t xml:space="preserve">as a data category, producing one colour and an unhelpful legend. Fixed values always go</w:t>
+      </w:r>
+      <w:r>
+        <w:t xml:space="preserve"> </w:t>
+      </w:r>
+      <w:r>
+        <w:rPr>
+          <w:b/>
+          <w:bCs/>
+        </w:rPr>
+        <w:t xml:space="preserve">outside</w:t>
+      </w:r>
+      <w:r>
+        <w:t xml:space="preserve"> </w:t>
+      </w:r>
+      <w:r>
+        <w:rPr>
+          <w:rStyle w:val="VerbatimChar"/>
+        </w:rPr>
+        <w:t xml:space="preserve">aes()</w:t>
+      </w:r>
+      <w:r>
+        <w:t xml:space="preserve">.</w:t>
+      </w:r>
+    </w:p>
+    <w:p>
+      <w:r>
+        <w:pict>
+          <v:rect style="width:0;height:1.5pt" o:hralign="center" o:hrstd="t" o:hr="t"/>
+        </w:pict>
+      </w:r>
+    </w:p>
+    <w:bookmarkEnd w:id="17"/>
+    <w:bookmarkEnd w:id="18"/>
+    <w:bookmarkStart w:id="23" w:name="box-plots"/>
+    <w:p>
+      <w:pPr>
+        <w:pStyle w:val="Heading1"/>
+      </w:pPr>
+      <w:r>
+        <w:t xml:space="preserve">3 · Box plots</w:t>
+      </w:r>
+    </w:p>
+    <w:p>
+      <w:pPr>
+        <w:pStyle w:val="FirstParagraph"/>
+      </w:pPr>
+      <w:r>
+        <w:t xml:space="preserve">Box plots are ideal when one variable is categorical (groups) and one is numeric (measurement).</w:t>
+      </w:r>
+    </w:p>
+    <w:bookmarkStart w:id="19" w:name="basic-box-plot"/>
+    <w:p>
+      <w:pPr>
+        <w:pStyle w:val="Heading3"/>
+      </w:pPr>
+      <w:r>
+        <w:t xml:space="preserve">Basic box plot</w:t>
+      </w:r>
+    </w:p>
+    <w:p>
+      <w:pPr>
+        <w:pStyle w:val="SourceCode"/>
+      </w:pPr>
+      <w:r>
+        <w:rPr>
+          <w:rStyle w:val="FunctionTok"/>
+        </w:rPr>
+        <w:t xml:space="preserve">ggplot</w:t>
+      </w:r>
+      <w:r>
+        <w:rPr>
+          <w:rStyle w:val="NormalTok"/>
+        </w:rPr>
+        <w:t xml:space="preserve">(penguins, </w:t>
+      </w:r>
+      <w:r>
+        <w:rPr>
+          <w:rStyle w:val="FunctionTok"/>
+        </w:rPr>
+        <w:t xml:space="preserve">aes</w:t>
+      </w:r>
+      <w:r>
+        <w:rPr>
+          <w:rStyle w:val="NormalTok"/>
+        </w:rPr>
+        <w:t xml:space="preserve">(</w:t>
+      </w:r>
+      <w:r>
+        <w:rPr>
+          <w:rStyle w:val="AttributeTok"/>
+        </w:rPr>
+        <w:t xml:space="preserve">x =</w:t>
+      </w:r>
+      <w:r>
+        <w:rPr>
+          <w:rStyle w:val="NormalTok"/>
+        </w:rPr>
+        <w:t xml:space="preserve"> species, </w:t>
+      </w:r>
+      <w:r>
+        <w:rPr>
+          <w:rStyle w:val="AttributeTok"/>
+        </w:rPr>
+        <w:t xml:space="preserve">y =</w:t>
+      </w:r>
+      <w:r>
+        <w:rPr>
+          <w:rStyle w:val="NormalTok"/>
+        </w:rPr>
+        <w:t xml:space="preserve"> body_mass_g)) </w:t>
+      </w:r>
+      <w:r>
+        <w:rPr>
+          <w:rStyle w:val="SpecialCharTok"/>
+        </w:rPr>
+        <w:t xml:space="preserve">+</w:t>
+      </w:r>
+      <w:r>
+        <w:br/>
+      </w:r>
+      <w:r>
+        <w:rPr>
+          <w:rStyle w:val="NormalTok"/>
+        </w:rPr>
+        <w:t xml:space="preserve">  </w:t>
+      </w:r>
+      <w:r>
+        <w:rPr>
+          <w:rStyle w:val="FunctionTok"/>
+        </w:rPr>
+        <w:t xml:space="preserve">geom_boxplot</w:t>
+      </w:r>
+      <w:r>
+        <w:rPr>
+          <w:rStyle w:val="NormalTok"/>
+        </w:rPr>
+        <w:t xml:space="preserve">()</w:t>
+      </w:r>
+    </w:p>
+    <w:bookmarkEnd w:id="19"/>
+    <w:bookmarkStart w:id="20" w:name="fill-colour-mapped-to-the-x-variable"/>
+    <w:p>
+      <w:pPr>
+        <w:pStyle w:val="Heading3"/>
+      </w:pPr>
+      <w:r>
+        <w:t xml:space="preserve">Fill colour mapped to the x variable</w:t>
+      </w:r>
+    </w:p>
+    <w:p>
+      <w:pPr>
+        <w:pStyle w:val="SourceCode"/>
+      </w:pPr>
+      <w:r>
+        <w:rPr>
+          <w:rStyle w:val="FunctionTok"/>
+        </w:rPr>
+        <w:t xml:space="preserve">ggplot</w:t>
+      </w:r>
+      <w:r>
+        <w:rPr>
+          <w:rStyle w:val="NormalTok"/>
+        </w:rPr>
+        <w:t xml:space="preserve">(penguins, </w:t>
+      </w:r>
+      <w:r>
+        <w:rPr>
+          <w:rStyle w:val="FunctionTok"/>
+        </w:rPr>
+        <w:t xml:space="preserve">aes</w:t>
+      </w:r>
+      <w:r>
+        <w:rPr>
+          <w:rStyle w:val="NormalTok"/>
+        </w:rPr>
+        <w:t xml:space="preserve">(</w:t>
+      </w:r>
+      <w:r>
+        <w:rPr>
+          <w:rStyle w:val="AttributeTok"/>
+        </w:rPr>
+        <w:t xml:space="preserve">x =</w:t>
+      </w:r>
+      <w:r>
+        <w:rPr>
+          <w:rStyle w:val="NormalTok"/>
+        </w:rPr>
+        <w:t xml:space="preserve"> species, </w:t>
+      </w:r>
+      <w:r>
+        <w:rPr>
+          <w:rStyle w:val="AttributeTok"/>
+        </w:rPr>
+        <w:t xml:space="preserve">y =</w:t>
+      </w:r>
+      <w:r>
+        <w:rPr>
+          <w:rStyle w:val="NormalTok"/>
+        </w:rPr>
+        <w:t xml:space="preserve"> body_mass_g, </w:t>
+      </w:r>
+      <w:r>
+        <w:rPr>
+          <w:rStyle w:val="AttributeTok"/>
+        </w:rPr>
+        <w:t xml:space="preserve">fill =</w:t>
+      </w:r>
+      <w:r>
+        <w:rPr>
+          <w:rStyle w:val="NormalTok"/>
+        </w:rPr>
+        <w:t xml:space="preserve"> species)) </w:t>
+      </w:r>
+      <w:r>
+        <w:rPr>
+          <w:rStyle w:val="SpecialCharTok"/>
+        </w:rPr>
+        <w:t xml:space="preserve">+</w:t>
+      </w:r>
+      <w:r>
+        <w:br/>
+      </w:r>
+      <w:r>
+        <w:rPr>
+          <w:rStyle w:val="NormalTok"/>
+        </w:rPr>
+        <w:t xml:space="preserve">  </w:t>
+      </w:r>
+      <w:r>
+        <w:rPr>
+          <w:rStyle w:val="FunctionTok"/>
+        </w:rPr>
+        <w:t xml:space="preserve">geom_boxplot</w:t>
+      </w:r>
+      <w:r>
+        <w:rPr>
+          <w:rStyle w:val="NormalTok"/>
+        </w:rPr>
+        <w:t xml:space="preserve">(</w:t>
+      </w:r>
+      <w:r>
+        <w:rPr>
+          <w:rStyle w:val="AttributeTok"/>
+        </w:rPr>
+        <w:t xml:space="preserve">alpha =</w:t>
+      </w:r>
+      <w:r>
+        <w:rPr>
+          <w:rStyle w:val="NormalTok"/>
+        </w:rPr>
+        <w:t xml:space="preserve"> </w:t>
+      </w:r>
+      <w:r>
+        <w:rPr>
+          <w:rStyle w:val="FloatTok"/>
+        </w:rPr>
+        <w:t xml:space="preserve">0.6</w:t>
+      </w:r>
+      <w:r>
+        <w:rPr>
+          <w:rStyle w:val="NormalTok"/>
+        </w:rPr>
+        <w:t xml:space="preserve">)</w:t>
+      </w:r>
+    </w:p>
+    <w:bookmarkEnd w:id="20"/>
+    <w:bookmarkStart w:id="21" w:name="overlay-raw-data-points-with-jitter"/>
+    <w:p>
+      <w:pPr>
+        <w:pStyle w:val="Heading3"/>
+      </w:pPr>
+      <w:r>
+        <w:t xml:space="preserve">Overlay raw data points with jitter</w:t>
+      </w:r>
+    </w:p>
+    <w:p>
+      <w:pPr>
+        <w:pStyle w:val="FirstParagraph"/>
+      </w:pPr>
+      <w:r>
+        <w:t xml:space="preserve">A boxplot alone hides sample size. Adding jittered points shows both the distribution shape and how many observations went into each box:</w:t>
+      </w:r>
+    </w:p>
+    <w:p>
+      <w:pPr>
+        <w:pStyle w:val="SourceCode"/>
+      </w:pPr>
+      <w:r>
+        <w:rPr>
+          <w:rStyle w:val="FunctionTok"/>
+        </w:rPr>
+        <w:t xml:space="preserve">ggplot</w:t>
+      </w:r>
+      <w:r>
+        <w:rPr>
+          <w:rStyle w:val="NormalTok"/>
+        </w:rPr>
+        <w:t xml:space="preserve">(penguins, </w:t>
+      </w:r>
+      <w:r>
+        <w:rPr>
+          <w:rStyle w:val="FunctionTok"/>
+        </w:rPr>
+        <w:t xml:space="preserve">aes</w:t>
+      </w:r>
+      <w:r>
+        <w:rPr>
+          <w:rStyle w:val="NormalTok"/>
+        </w:rPr>
+        <w:t xml:space="preserve">(</w:t>
+      </w:r>
+      <w:r>
+        <w:rPr>
+          <w:rStyle w:val="AttributeTok"/>
+        </w:rPr>
+        <w:t xml:space="preserve">x =</w:t>
+      </w:r>
+      <w:r>
+        <w:rPr>
+          <w:rStyle w:val="NormalTok"/>
+        </w:rPr>
+        <w:t xml:space="preserve"> species, </w:t>
+      </w:r>
+      <w:r>
+        <w:rPr>
+          <w:rStyle w:val="AttributeTok"/>
+        </w:rPr>
+        <w:t xml:space="preserve">y =</w:t>
+      </w:r>
+      <w:r>
+        <w:rPr>
+          <w:rStyle w:val="NormalTok"/>
+        </w:rPr>
+        <w:t xml:space="preserve"> body_mass_g)) </w:t>
+      </w:r>
+      <w:r>
+        <w:rPr>
+          <w:rStyle w:val="SpecialCharTok"/>
+        </w:rPr>
+        <w:t xml:space="preserve">+</w:t>
+      </w:r>
+      <w:r>
+        <w:br/>
+      </w:r>
+      <w:r>
+        <w:rPr>
+          <w:rStyle w:val="NormalTok"/>
+        </w:rPr>
+        <w:t xml:space="preserve">  </w:t>
+      </w:r>
+      <w:r>
+        <w:rPr>
+          <w:rStyle w:val="FunctionTok"/>
+        </w:rPr>
+        <w:t xml:space="preserve">geom_boxplot</w:t>
+      </w:r>
+      <w:r>
+        <w:rPr>
+          <w:rStyle w:val="NormalTok"/>
+        </w:rPr>
+        <w:t xml:space="preserve">() </w:t>
+      </w:r>
+      <w:r>
+        <w:rPr>
+          <w:rStyle w:val="SpecialCharTok"/>
+        </w:rPr>
+        <w:t xml:space="preserve">+</w:t>
+      </w:r>
+      <w:r>
+        <w:br/>
+      </w:r>
+      <w:r>
+        <w:rPr>
+          <w:rStyle w:val="NormalTok"/>
+        </w:rPr>
+        <w:t xml:space="preserve">  </w:t>
+      </w:r>
+      <w:r>
+        <w:rPr>
+          <w:rStyle w:val="FunctionTok"/>
+        </w:rPr>
+        <w:t xml:space="preserve">geom_jitter</w:t>
+      </w:r>
+      <w:r>
+        <w:rPr>
+          <w:rStyle w:val="NormalTok"/>
+        </w:rPr>
+        <w:t xml:space="preserve">(</w:t>
+      </w:r>
+      <w:r>
+        <w:rPr>
+          <w:rStyle w:val="AttributeTok"/>
+        </w:rPr>
+        <w:t xml:space="preserve">width =</w:t>
+      </w:r>
+      <w:r>
+        <w:rPr>
+          <w:rStyle w:val="NormalTok"/>
+        </w:rPr>
+        <w:t xml:space="preserve"> </w:t>
+      </w:r>
+      <w:r>
+        <w:rPr>
+          <w:rStyle w:val="FloatTok"/>
+        </w:rPr>
+        <w:t xml:space="preserve">0.15</w:t>
+      </w:r>
+      <w:r>
+        <w:rPr>
+          <w:rStyle w:val="NormalTok"/>
+        </w:rPr>
+        <w:t xml:space="preserve">, </w:t>
+      </w:r>
+      <w:r>
+        <w:rPr>
+          <w:rStyle w:val="AttributeTok"/>
+        </w:rPr>
+        <w:t xml:space="preserve">alpha =</w:t>
+      </w:r>
+      <w:r>
+        <w:rPr>
+          <w:rStyle w:val="NormalTok"/>
+        </w:rPr>
+        <w:t xml:space="preserve"> </w:t>
+      </w:r>
+      <w:r>
+        <w:rPr>
+          <w:rStyle w:val="FloatTok"/>
+        </w:rPr>
+        <w:t xml:space="preserve">0.4</w:t>
+      </w:r>
+      <w:r>
+        <w:rPr>
+          <w:rStyle w:val="NormalTok"/>
+        </w:rPr>
+        <w:t xml:space="preserve">, </w:t>
+      </w:r>
+      <w:r>
+        <w:rPr>
+          <w:rStyle w:val="AttributeTok"/>
+        </w:rPr>
+        <w:t xml:space="preserve">color =</w:t>
+      </w:r>
+      <w:r>
+        <w:rPr>
+          <w:rStyle w:val="NormalTok"/>
+        </w:rPr>
+        <w:t xml:space="preserve"> </w:t>
+      </w:r>
+      <w:r>
+        <w:rPr>
+          <w:rStyle w:val="StringTok"/>
+        </w:rPr>
+        <w:t xml:space="preserve">"steelblue"</w:t>
+      </w:r>
+      <w:r>
+        <w:rPr>
+          <w:rStyle w:val="NormalTok"/>
+        </w:rPr>
+        <w:t xml:space="preserve">)</w:t>
+      </w:r>
+    </w:p>
+    <w:p>
+      <w:pPr>
+        <w:pStyle w:val="BlockText"/>
+      </w:pPr>
+      <w:r>
+        <w:t xml:space="preserve">💡</w:t>
+      </w:r>
+      <w:r>
+        <w:t xml:space="preserve"> </w:t>
+      </w:r>
+      <w:r>
+        <w:rPr>
+          <w:b/>
+          <w:bCs/>
+        </w:rPr>
+        <w:t xml:space="preserve">Key idea:</w:t>
+      </w:r>
+      <w:r>
+        <w:t xml:space="preserve"> </w:t>
+      </w:r>
+      <w:r>
+        <w:t xml:space="preserve">Layer order matters.</w:t>
+      </w:r>
+      <w:r>
+        <w:t xml:space="preserve"> </w:t>
+      </w:r>
+      <w:r>
+        <w:rPr>
+          <w:rStyle w:val="VerbatimChar"/>
+        </w:rPr>
+        <w:t xml:space="preserve">geom_boxplot()</w:t>
+      </w:r>
+      <w:r>
+        <w:t xml:space="preserve"> </w:t>
+      </w:r>
+      <w:r>
+        <w:t xml:space="preserve">first and</w:t>
+      </w:r>
+      <w:r>
+        <w:t xml:space="preserve"> </w:t>
+      </w:r>
+      <w:r>
+        <w:rPr>
+          <w:rStyle w:val="VerbatimChar"/>
+        </w:rPr>
+        <w:t xml:space="preserve">geom_jitter()</w:t>
+      </w:r>
+      <w:r>
+        <w:t xml:space="preserve"> </w:t>
+      </w:r>
+      <w:r>
+        <w:t xml:space="preserve">second draws the points</w:t>
+      </w:r>
+      <w:r>
+        <w:t xml:space="preserve"> </w:t>
+      </w:r>
+      <w:r>
+        <w:rPr>
+          <w:b/>
+          <w:bCs/>
+        </w:rPr>
+        <w:t xml:space="preserve">on top of</w:t>
+      </w:r>
+      <w:r>
+        <w:t xml:space="preserve"> </w:t>
+      </w:r>
+      <w:r>
+        <w:t xml:space="preserve">the boxes. Swap the order and the boxes cover the points.</w:t>
+      </w:r>
+    </w:p>
+    <w:bookmarkEnd w:id="21"/>
+    <w:bookmarkStart w:id="22" w:name="X62b20509a9392f399cfd1a54bdc42fb37aa404e"/>
+    <w:p>
+      <w:pPr>
+        <w:pStyle w:val="Heading3"/>
+      </w:pPr>
+      <w:r>
+        <w:t xml:space="preserve">Side-by-side box plots (two grouping variables)</w:t>
+      </w:r>
+    </w:p>
+    <w:p>
+      <w:pPr>
+        <w:pStyle w:val="FirstParagraph"/>
+      </w:pPr>
+      <w:r>
+        <w:t xml:space="preserve">Map a second grouping variable to</w:t>
+      </w:r>
+      <w:r>
+        <w:t xml:space="preserve"> </w:t>
+      </w:r>
+      <w:r>
+        <w:rPr>
+          <w:rStyle w:val="VerbatimChar"/>
+        </w:rPr>
+        <w:t xml:space="preserve">fill</w:t>
+      </w:r>
+      <w:r>
+        <w:t xml:space="preserve"> </w:t>
+      </w:r>
+      <w:r>
+        <w:t xml:space="preserve">to split each x-group:</w:t>
+      </w:r>
+    </w:p>
+    <w:p>
+      <w:pPr>
+        <w:pStyle w:val="SourceCode"/>
+      </w:pPr>
+      <w:r>
+        <w:rPr>
+          <w:rStyle w:val="FunctionTok"/>
+        </w:rPr>
+        <w:t xml:space="preserve">ggplot</w:t>
+      </w:r>
+      <w:r>
+        <w:rPr>
+          <w:rStyle w:val="NormalTok"/>
+        </w:rPr>
+        <w:t xml:space="preserve">(penguins, </w:t>
+      </w:r>
+      <w:r>
+        <w:rPr>
+          <w:rStyle w:val="FunctionTok"/>
+        </w:rPr>
+        <w:t xml:space="preserve">aes</w:t>
+      </w:r>
+      <w:r>
+        <w:rPr>
+          <w:rStyle w:val="NormalTok"/>
+        </w:rPr>
+        <w:t xml:space="preserve">(</w:t>
+      </w:r>
+      <w:r>
+        <w:rPr>
+          <w:rStyle w:val="AttributeTok"/>
+        </w:rPr>
+        <w:t xml:space="preserve">x =</w:t>
+      </w:r>
+      <w:r>
+        <w:rPr>
+          <w:rStyle w:val="NormalTok"/>
+        </w:rPr>
+        <w:t xml:space="preserve"> species, </w:t>
+      </w:r>
+      <w:r>
+        <w:rPr>
+          <w:rStyle w:val="AttributeTok"/>
+        </w:rPr>
+        <w:t xml:space="preserve">y =</w:t>
+      </w:r>
+      <w:r>
+        <w:rPr>
+          <w:rStyle w:val="NormalTok"/>
+        </w:rPr>
+        <w:t xml:space="preserve"> body_mass_g, </w:t>
+      </w:r>
+      <w:r>
+        <w:rPr>
+          <w:rStyle w:val="AttributeTok"/>
+        </w:rPr>
+        <w:t xml:space="preserve">fill =</w:t>
+      </w:r>
+      <w:r>
+        <w:rPr>
+          <w:rStyle w:val="NormalTok"/>
+        </w:rPr>
+        <w:t xml:space="preserve"> sex)) </w:t>
+      </w:r>
+      <w:r>
+        <w:rPr>
+          <w:rStyle w:val="SpecialCharTok"/>
+        </w:rPr>
+        <w:t xml:space="preserve">+</w:t>
+      </w:r>
+      <w:r>
+        <w:br/>
+      </w:r>
+      <w:r>
+        <w:rPr>
+          <w:rStyle w:val="NormalTok"/>
+        </w:rPr>
+        <w:t xml:space="preserve">  </w:t>
+      </w:r>
+      <w:r>
+        <w:rPr>
+          <w:rStyle w:val="FunctionTok"/>
+        </w:rPr>
+        <w:t xml:space="preserve">geom_boxplot</w:t>
+      </w:r>
+      <w:r>
+        <w:rPr>
+          <w:rStyle w:val="NormalTok"/>
+        </w:rPr>
+        <w:t xml:space="preserve">(</w:t>
+      </w:r>
+      <w:r>
+        <w:rPr>
+          <w:rStyle w:val="AttributeTok"/>
+        </w:rPr>
+        <w:t xml:space="preserve">alpha =</w:t>
+      </w:r>
+      <w:r>
+        <w:rPr>
+          <w:rStyle w:val="NormalTok"/>
+        </w:rPr>
+        <w:t xml:space="preserve"> </w:t>
+      </w:r>
+      <w:r>
+        <w:rPr>
+          <w:rStyle w:val="FloatTok"/>
+        </w:rPr>
+        <w:t xml:space="preserve">0.6</w:t>
+      </w:r>
+      <w:r>
+        <w:rPr>
+          <w:rStyle w:val="NormalTok"/>
+        </w:rPr>
+        <w:t xml:space="preserve">)</w:t>
+      </w:r>
+    </w:p>
+    <w:p>
+      <w:r>
+        <w:pict>
+          <v:rect style="width:0;height:1.5pt" o:hralign="center" o:hrstd="t" o:hr="t"/>
+        </w:pict>
+      </w:r>
+    </w:p>
+    <w:bookmarkEnd w:id="22"/>
+    <w:bookmarkEnd w:id="23"/>
+    <w:bookmarkStart w:id="24" w:name="titles-and-axis-labels-with-labs"/>
+    <w:p>
+      <w:pPr>
+        <w:pStyle w:val="Heading1"/>
+      </w:pPr>
+      <w:r>
+        <w:t xml:space="preserve">4 · Titles and axis labels with</w:t>
+      </w:r>
+      <w:r>
+        <w:t xml:space="preserve"> </w:t>
+      </w:r>
+      <w:r>
+        <w:rPr>
+          <w:rStyle w:val="VerbatimChar"/>
+        </w:rPr>
+        <w:t xml:space="preserve">labs()</w:t>
+      </w:r>
+    </w:p>
+    <w:p>
+      <w:pPr>
+        <w:pStyle w:val="FirstParagraph"/>
+      </w:pPr>
+      <w:r>
+        <w:rPr>
+          <w:rStyle w:val="VerbatimChar"/>
+        </w:rPr>
+        <w:t xml:space="preserve">labs()</w:t>
+      </w:r>
+      <w:r>
+        <w:t xml:space="preserve"> </w:t>
+      </w:r>
+      <w:r>
+        <w:t xml:space="preserve">controls every piece of text on the plot. Always label your axes — unlabelled axes are a common reason reviewers send figures back.</w:t>
+      </w:r>
+    </w:p>
+    <w:p>
+      <w:pPr>
+        <w:pStyle w:val="SourceCode"/>
+      </w:pPr>
+      <w:r>
+        <w:rPr>
+          <w:rStyle w:val="FunctionTok"/>
+        </w:rPr>
+        <w:t xml:space="preserve">ggplot</w:t>
+      </w:r>
+      <w:r>
+        <w:rPr>
+          <w:rStyle w:val="NormalTok"/>
+        </w:rPr>
+        <w:t xml:space="preserve">(penguins, </w:t>
+      </w:r>
+      <w:r>
+        <w:rPr>
+          <w:rStyle w:val="FunctionTok"/>
+        </w:rPr>
+        <w:t xml:space="preserve">aes</w:t>
+      </w:r>
+      <w:r>
+        <w:rPr>
+          <w:rStyle w:val="NormalTok"/>
+        </w:rPr>
+        <w:t xml:space="preserve">(</w:t>
+      </w:r>
+      <w:r>
+        <w:rPr>
+          <w:rStyle w:val="AttributeTok"/>
+        </w:rPr>
+        <w:t xml:space="preserve">x =</w:t>
+      </w:r>
+      <w:r>
+        <w:rPr>
+          <w:rStyle w:val="NormalTok"/>
+        </w:rPr>
+        <w:t xml:space="preserve"> flipper_length_mm, </w:t>
+      </w:r>
+      <w:r>
+        <w:rPr>
+          <w:rStyle w:val="AttributeTok"/>
+        </w:rPr>
+        <w:t xml:space="preserve">y =</w:t>
+      </w:r>
+      <w:r>
+        <w:rPr>
+          <w:rStyle w:val="NormalTok"/>
+        </w:rPr>
+        <w:t xml:space="preserve"> body_mass_g,</w:t>
+      </w:r>
+      <w:r>
+        <w:br/>
+      </w:r>
+      <w:r>
+        <w:rPr>
+          <w:rStyle w:val="NormalTok"/>
+        </w:rPr>
+        <w:t xml:space="preserve">                     </w:t>
+      </w:r>
+      <w:r>
+        <w:rPr>
+          <w:rStyle w:val="AttributeTok"/>
+        </w:rPr>
+        <w:t xml:space="preserve">color =</w:t>
+      </w:r>
+      <w:r>
+        <w:rPr>
+          <w:rStyle w:val="NormalTok"/>
+        </w:rPr>
+        <w:t xml:space="preserve"> species, </w:t>
+      </w:r>
+      <w:r>
+        <w:rPr>
+          <w:rStyle w:val="AttributeTok"/>
+        </w:rPr>
+        <w:t xml:space="preserve">shape =</w:t>
+      </w:r>
+      <w:r>
+        <w:rPr>
+          <w:rStyle w:val="NormalTok"/>
+        </w:rPr>
+        <w:t xml:space="preserve"> species)) </w:t>
+      </w:r>
+      <w:r>
+        <w:rPr>
+          <w:rStyle w:val="SpecialCharTok"/>
+        </w:rPr>
+        <w:t xml:space="preserve">+</w:t>
+      </w:r>
+      <w:r>
+        <w:br/>
+      </w:r>
+      <w:r>
+        <w:rPr>
+          <w:rStyle w:val="NormalTok"/>
+        </w:rPr>
+        <w:t xml:space="preserve">  </w:t>
+      </w:r>
+      <w:r>
+        <w:rPr>
+          <w:rStyle w:val="FunctionTok"/>
+        </w:rPr>
+        <w:t xml:space="preserve">geom_point</w:t>
+      </w:r>
+      <w:r>
+        <w:rPr>
+          <w:rStyle w:val="NormalTok"/>
+        </w:rPr>
+        <w:t xml:space="preserve">(</w:t>
+      </w:r>
+      <w:r>
+        <w:rPr>
+          <w:rStyle w:val="AttributeTok"/>
+        </w:rPr>
+        <w:t xml:space="preserve">size =</w:t>
+      </w:r>
+      <w:r>
+        <w:rPr>
+          <w:rStyle w:val="NormalTok"/>
+        </w:rPr>
+        <w:t xml:space="preserve"> </w:t>
+      </w:r>
+      <w:r>
+        <w:rPr>
+          <w:rStyle w:val="FloatTok"/>
+        </w:rPr>
+        <w:t xml:space="preserve">2.5</w:t>
+      </w:r>
+      <w:r>
+        <w:rPr>
+          <w:rStyle w:val="NormalTok"/>
+        </w:rPr>
+        <w:t xml:space="preserve">, </w:t>
+      </w:r>
+      <w:r>
+        <w:rPr>
+          <w:rStyle w:val="AttributeTok"/>
+        </w:rPr>
+        <w:t xml:space="preserve">alpha =</w:t>
+      </w:r>
+      <w:r>
+        <w:rPr>
+          <w:rStyle w:val="NormalTok"/>
+        </w:rPr>
+        <w:t xml:space="preserve"> </w:t>
+      </w:r>
+      <w:r>
+        <w:rPr>
+          <w:rStyle w:val="FloatTok"/>
+        </w:rPr>
+        <w:t xml:space="preserve">0.8</w:t>
+      </w:r>
+      <w:r>
+        <w:rPr>
+          <w:rStyle w:val="NormalTok"/>
+        </w:rPr>
+        <w:t xml:space="preserve">) </w:t>
+      </w:r>
+      <w:r>
+        <w:rPr>
+          <w:rStyle w:val="SpecialCharTok"/>
+        </w:rPr>
+        <w:t xml:space="preserve">+</w:t>
+      </w:r>
+      <w:r>
+        <w:br/>
+      </w:r>
+      <w:r>
+        <w:rPr>
+          <w:rStyle w:val="NormalTok"/>
+        </w:rPr>
+        <w:t xml:space="preserve">  </w:t>
+      </w:r>
+      <w:r>
+        <w:rPr>
+          <w:rStyle w:val="FunctionTok"/>
+        </w:rPr>
+        <w:t xml:space="preserve">labs</w:t>
+      </w:r>
+      <w:r>
+        <w:rPr>
+          <w:rStyle w:val="NormalTok"/>
+        </w:rPr>
+        <w:t xml:space="preserve">(</w:t>
+      </w:r>
+      <w:r>
+        <w:br/>
+      </w:r>
+      <w:r>
+        <w:rPr>
+          <w:rStyle w:val="NormalTok"/>
+        </w:rPr>
+        <w:t xml:space="preserve">    </w:t>
+      </w:r>
+      <w:r>
+        <w:rPr>
+          <w:rStyle w:val="AttributeTok"/>
+        </w:rPr>
+        <w:t xml:space="preserve">title    =</w:t>
+      </w:r>
+      <w:r>
+        <w:rPr>
+          <w:rStyle w:val="NormalTok"/>
+        </w:rPr>
+        <w:t xml:space="preserve"> </w:t>
+      </w:r>
+      <w:r>
+        <w:rPr>
+          <w:rStyle w:val="StringTok"/>
+        </w:rPr>
+        <w:t xml:space="preserve">"Body mass increases with flipper length"</w:t>
+      </w:r>
+      <w:r>
+        <w:rPr>
+          <w:rStyle w:val="NormalTok"/>
+        </w:rPr>
+        <w:t xml:space="preserve">,</w:t>
+      </w:r>
+      <w:r>
+        <w:br/>
+      </w:r>
+      <w:r>
+        <w:rPr>
+          <w:rStyle w:val="NormalTok"/>
+        </w:rPr>
+        <w:t xml:space="preserve">    </w:t>
+      </w:r>
+      <w:r>
+        <w:rPr>
+          <w:rStyle w:val="AttributeTok"/>
+        </w:rPr>
+        <w:t xml:space="preserve">subtitle =</w:t>
+      </w:r>
+      <w:r>
+        <w:rPr>
+          <w:rStyle w:val="NormalTok"/>
+        </w:rPr>
+        <w:t xml:space="preserve"> </w:t>
+      </w:r>
+      <w:r>
+        <w:rPr>
+          <w:rStyle w:val="StringTok"/>
+        </w:rPr>
+        <w:t xml:space="preserve">"Palmer Archipelago penguins, 2007–2009"</w:t>
+      </w:r>
+      <w:r>
+        <w:rPr>
+          <w:rStyle w:val="NormalTok"/>
+        </w:rPr>
+        <w:t xml:space="preserve">,</w:t>
+      </w:r>
+      <w:r>
+        <w:br/>
+      </w:r>
+      <w:r>
+        <w:rPr>
+          <w:rStyle w:val="NormalTok"/>
+        </w:rPr>
+        <w:t xml:space="preserve">    </w:t>
+      </w:r>
+      <w:r>
+        <w:rPr>
+          <w:rStyle w:val="AttributeTok"/>
+        </w:rPr>
+        <w:t xml:space="preserve">x        =</w:t>
+      </w:r>
+      <w:r>
+        <w:rPr>
+          <w:rStyle w:val="NormalTok"/>
+        </w:rPr>
+        <w:t xml:space="preserve"> </w:t>
+      </w:r>
+      <w:r>
+        <w:rPr>
+          <w:rStyle w:val="StringTok"/>
+        </w:rPr>
+        <w:t xml:space="preserve">"Flipper length (mm)"</w:t>
+      </w:r>
+      <w:r>
+        <w:rPr>
+          <w:rStyle w:val="NormalTok"/>
+        </w:rPr>
+        <w:t xml:space="preserve">,</w:t>
+      </w:r>
+      <w:r>
+        <w:br/>
+      </w:r>
+      <w:r>
+        <w:rPr>
+          <w:rStyle w:val="NormalTok"/>
+        </w:rPr>
+        <w:t xml:space="preserve">    </w:t>
+      </w:r>
+      <w:r>
+        <w:rPr>
+          <w:rStyle w:val="AttributeTok"/>
+        </w:rPr>
+        <w:t xml:space="preserve">y        =</w:t>
+      </w:r>
+      <w:r>
+        <w:rPr>
+          <w:rStyle w:val="NormalTok"/>
+        </w:rPr>
+        <w:t xml:space="preserve"> </w:t>
+      </w:r>
+      <w:r>
+        <w:rPr>
+          <w:rStyle w:val="StringTok"/>
+        </w:rPr>
+        <w:t xml:space="preserve">"Body mass (g)"</w:t>
+      </w:r>
+      <w:r>
+        <w:rPr>
+          <w:rStyle w:val="NormalTok"/>
+        </w:rPr>
+        <w:t xml:space="preserve">,</w:t>
+      </w:r>
+      <w:r>
+        <w:br/>
+      </w:r>
+      <w:r>
+        <w:rPr>
+          <w:rStyle w:val="NormalTok"/>
+        </w:rPr>
+        <w:t xml:space="preserve">    </w:t>
+      </w:r>
+      <w:r>
+        <w:rPr>
+          <w:rStyle w:val="AttributeTok"/>
+        </w:rPr>
+        <w:t xml:space="preserve">color    =</w:t>
+      </w:r>
+      <w:r>
+        <w:rPr>
+          <w:rStyle w:val="NormalTok"/>
+        </w:rPr>
+        <w:t xml:space="preserve"> </w:t>
+      </w:r>
+      <w:r>
+        <w:rPr>
+          <w:rStyle w:val="StringTok"/>
+        </w:rPr>
+        <w:t xml:space="preserve">"Species"</w:t>
+      </w:r>
+      <w:r>
+        <w:rPr>
+          <w:rStyle w:val="NormalTok"/>
+        </w:rPr>
+        <w:t xml:space="preserve">,     </w:t>
+      </w:r>
+      <w:r>
+        <w:rPr>
+          <w:rStyle w:val="CommentTok"/>
+        </w:rPr>
+        <w:t xml:space="preserve"># rename the colour legend</w:t>
+      </w:r>
+      <w:r>
+        <w:br/>
+      </w:r>
+      <w:r>
+        <w:rPr>
+          <w:rStyle w:val="NormalTok"/>
+        </w:rPr>
+        <w:t xml:space="preserve">    </w:t>
+      </w:r>
+      <w:r>
+        <w:rPr>
+          <w:rStyle w:val="AttributeTok"/>
+        </w:rPr>
+        <w:t xml:space="preserve">shape    =</w:t>
+      </w:r>
+      <w:r>
+        <w:rPr>
+          <w:rStyle w:val="NormalTok"/>
+        </w:rPr>
+        <w:t xml:space="preserve"> </w:t>
+      </w:r>
+      <w:r>
+        <w:rPr>
+          <w:rStyle w:val="StringTok"/>
+        </w:rPr>
+        <w:t xml:space="preserve">"Species"</w:t>
+      </w:r>
+      <w:r>
+        <w:rPr>
+          <w:rStyle w:val="NormalTok"/>
+        </w:rPr>
+        <w:t xml:space="preserve">,     </w:t>
+      </w:r>
+      <w:r>
+        <w:rPr>
+          <w:rStyle w:val="CommentTok"/>
+        </w:rPr>
+        <w:t xml:space="preserve"># rename the shape legend (must match color label)</w:t>
+      </w:r>
+      <w:r>
+        <w:br/>
+      </w:r>
+      <w:r>
+        <w:rPr>
+          <w:rStyle w:val="NormalTok"/>
+        </w:rPr>
+        <w:t xml:space="preserve">    </w:t>
+      </w:r>
+      <w:r>
+        <w:rPr>
+          <w:rStyle w:val="AttributeTok"/>
+        </w:rPr>
+        <w:t xml:space="preserve">caption  =</w:t>
+      </w:r>
+      <w:r>
+        <w:rPr>
+          <w:rStyle w:val="NormalTok"/>
+        </w:rPr>
+        <w:t xml:space="preserve"> </w:t>
+      </w:r>
+      <w:r>
+        <w:rPr>
+          <w:rStyle w:val="StringTok"/>
+        </w:rPr>
+        <w:t xml:space="preserve">"Data: Gorman et al. / palmerpenguins package"</w:t>
+      </w:r>
+      <w:r>
+        <w:br/>
+      </w:r>
+      <w:r>
+        <w:rPr>
+          <w:rStyle w:val="NormalTok"/>
+        </w:rPr>
+        <w:t xml:space="preserve">  )</w:t>
+      </w:r>
+    </w:p>
+    <w:p>
+      <w:pPr>
+        <w:pStyle w:val="BlockText"/>
+      </w:pPr>
+      <w:r>
+        <w:t xml:space="preserve">💡</w:t>
+      </w:r>
+      <w:r>
+        <w:t xml:space="preserve"> </w:t>
+      </w:r>
+      <w:r>
+        <w:rPr>
+          <w:b/>
+          <w:bCs/>
+        </w:rPr>
+        <w:t xml:space="preserve">Key idea:</w:t>
+      </w:r>
+      <w:r>
+        <w:t xml:space="preserve"> </w:t>
+      </w:r>
+      <w:r>
+        <w:t xml:space="preserve">The</w:t>
+      </w:r>
+      <w:r>
+        <w:t xml:space="preserve"> </w:t>
+      </w:r>
+      <w:r>
+        <w:rPr>
+          <w:rStyle w:val="VerbatimChar"/>
+        </w:rPr>
+        <w:t xml:space="preserve">color</w:t>
+      </w:r>
+      <w:r>
+        <w:t xml:space="preserve"> </w:t>
+      </w:r>
+      <w:r>
+        <w:t xml:space="preserve">and</w:t>
+      </w:r>
+      <w:r>
+        <w:t xml:space="preserve"> </w:t>
+      </w:r>
+      <w:r>
+        <w:rPr>
+          <w:rStyle w:val="VerbatimChar"/>
+        </w:rPr>
+        <w:t xml:space="preserve">shape</w:t>
+      </w:r>
+      <w:r>
+        <w:t xml:space="preserve"> </w:t>
+      </w:r>
+      <w:r>
+        <w:t xml:space="preserve">arguments inside</w:t>
+      </w:r>
+      <w:r>
+        <w:t xml:space="preserve"> </w:t>
+      </w:r>
+      <w:r>
+        <w:rPr>
+          <w:rStyle w:val="VerbatimChar"/>
+        </w:rPr>
+        <w:t xml:space="preserve">labs()</w:t>
+      </w:r>
+      <w:r>
+        <w:t xml:space="preserve"> </w:t>
+      </w:r>
+      <w:r>
+        <w:t xml:space="preserve">rename the legend titles. When both are set to the same string (e.g. </w:t>
+      </w:r>
+      <w:r>
+        <w:rPr>
+          <w:rStyle w:val="VerbatimChar"/>
+        </w:rPr>
+        <w:t xml:space="preserve">"Species"</w:t>
+      </w:r>
+      <w:r>
+        <w:t xml:space="preserve">), ggplot2 merges them into one legend. If they differ, you get two separate legends — usually not what you want.</w:t>
+      </w:r>
+    </w:p>
+    <w:p>
+      <w:pPr>
+        <w:pStyle w:val="FirstParagraph"/>
+      </w:pPr>
+      <w:r>
+        <w:rPr>
+          <w:rStyle w:val="VerbatimChar"/>
+          <w:b/>
+          <w:bCs/>
+        </w:rPr>
+        <w:t xml:space="preserve">labs()</w:t>
+      </w:r>
+      <w:r>
+        <w:rPr>
+          <w:b/>
+          <w:bCs/>
+        </w:rPr>
+        <w:t xml:space="preserve"> </w:t>
+      </w:r>
+      <w:r>
+        <w:rPr>
+          <w:b/>
+          <w:bCs/>
+        </w:rPr>
+        <w:t xml:space="preserve">arguments at a glance:</w:t>
+      </w:r>
+    </w:p>
+    <w:tbl>
+      <w:tblPr>
+        <w:tblStyle w:val="Table"/>
+        <w:tblW w:type="auto" w:w="0"/>
+        <w:tblLook w:firstRow="1" w:lastRow="0" w:firstColumn="0" w:lastColumn="0" w:noHBand="0" w:noVBand="0" w:val="0020"/>
+      </w:tblPr>
+      <w:tblGrid>
+        <w:gridCol w:w="3960"/>
+        <w:gridCol w:w="3960"/>
+      </w:tblGrid>
+      <w:tr>
+        <w:trPr>
+          <w:tblHeader w:val="on"/>
+        </w:trPr>
+        <w:tc>
+          <w:tcPr/>
+          <w:p>
+            <w:pPr>
+              <w:pStyle w:val="Compact"/>
+            </w:pPr>
+            <w:r>
+              <w:t xml:space="preserve">Argument</w:t>
+            </w:r>
+          </w:p>
+        </w:tc>
+        <w:tc>
+          <w:tcPr/>
+          <w:p>
+            <w:pPr>
+              <w:pStyle w:val="Compact"/>
+            </w:pPr>
+            <w:r>
+              <w:t xml:space="preserve">Controls</w:t>
+            </w:r>
+          </w:p>
+        </w:tc>
+      </w:tr>
+      <w:tr>
+        <w:tc>
+          <w:tcPr/>
+          <w:p>
+            <w:pPr>
+              <w:pStyle w:val="Compact"/>
+            </w:pPr>
+            <w:r>
+              <w:rPr>
+                <w:rStyle w:val="VerbatimChar"/>
+              </w:rPr>
+              <w:t xml:space="preserve">title</w:t>
+            </w:r>
+          </w:p>
+        </w:tc>
+        <w:tc>
+          <w:tcPr/>
+          <w:p>
+            <w:pPr>
+              <w:pStyle w:val="Compact"/>
+            </w:pPr>
+            <w:r>
+              <w:t xml:space="preserve">Main title above the plot</w:t>
+            </w:r>
+          </w:p>
+        </w:tc>
+      </w:tr>
+      <w:tr>
+        <w:tc>
+          <w:tcPr/>
+          <w:p>
+            <w:pPr>
+              <w:pStyle w:val="Compact"/>
+            </w:pPr>
+            <w:r>
+              <w:rPr>
+                <w:rStyle w:val="VerbatimChar"/>
+              </w:rPr>
+              <w:t xml:space="preserve">subtitle</w:t>
+            </w:r>
+          </w:p>
+        </w:tc>
+        <w:tc>
+          <w:tcPr/>
+          <w:p>
+            <w:pPr>
+              <w:pStyle w:val="Compact"/>
+            </w:pPr>
+            <w:r>
+              <w:t xml:space="preserve">Smaller text below the title</w:t>
+            </w:r>
+          </w:p>
+        </w:tc>
+      </w:tr>
+      <w:tr>
+        <w:tc>
+          <w:tcPr/>
+          <w:p>
+            <w:pPr>
+              <w:pStyle w:val="Compact"/>
+            </w:pPr>
+            <w:r>
+              <w:rPr>
+                <w:rStyle w:val="VerbatimChar"/>
+              </w:rPr>
+              <w:t xml:space="preserve">caption</w:t>
+            </w:r>
+          </w:p>
+        </w:tc>
+        <w:tc>
+          <w:tcPr/>
+          <w:p>
+            <w:pPr>
+              <w:pStyle w:val="Compact"/>
+            </w:pPr>
+            <w:r>
+              <w:t xml:space="preserve">Small text at bottom-right (source, notes)</w:t>
+            </w:r>
+          </w:p>
+        </w:tc>
+      </w:tr>
+      <w:tr>
+        <w:tc>
+          <w:tcPr/>
+          <w:p>
+            <w:pPr>
+              <w:pStyle w:val="Compact"/>
+            </w:pPr>
+            <w:r>
+              <w:rPr>
+                <w:rStyle w:val="VerbatimChar"/>
+              </w:rPr>
+              <w:t xml:space="preserve">x</w:t>
+            </w:r>
+          </w:p>
+        </w:tc>
+        <w:tc>
+          <w:tcPr/>
+          <w:p>
+            <w:pPr>
+              <w:pStyle w:val="Compact"/>
+            </w:pPr>
+            <w:r>
+              <w:t xml:space="preserve">x-axis label</w:t>
+            </w:r>
+          </w:p>
+        </w:tc>
+      </w:tr>
+      <w:tr>
+        <w:tc>
+          <w:tcPr/>
+          <w:p>
+            <w:pPr>
+              <w:pStyle w:val="Compact"/>
+            </w:pPr>
+            <w:r>
+              <w:rPr>
+                <w:rStyle w:val="VerbatimChar"/>
+              </w:rPr>
+              <w:t xml:space="preserve">y</w:t>
+            </w:r>
+          </w:p>
+        </w:tc>
+        <w:tc>
+          <w:tcPr/>
+          <w:p>
+            <w:pPr>
+              <w:pStyle w:val="Compact"/>
+            </w:pPr>
+            <w:r>
+              <w:t xml:space="preserve">y-axis label</w:t>
+            </w:r>
+          </w:p>
+        </w:tc>
+      </w:tr>
+      <w:tr>
+        <w:tc>
+          <w:tcPr/>
+          <w:p>
+            <w:pPr>
+              <w:pStyle w:val="Compact"/>
+            </w:pPr>
+            <w:r>
+              <w:rPr>
+                <w:rStyle w:val="VerbatimChar"/>
+              </w:rPr>
+              <w:t xml:space="preserve">color</w:t>
+            </w:r>
+            <w:r>
+              <w:t xml:space="preserve"> </w:t>
+            </w:r>
+            <w:r>
+              <w:t xml:space="preserve">/</w:t>
+            </w:r>
+            <w:r>
+              <w:t xml:space="preserve"> </w:t>
+            </w:r>
+            <w:r>
+              <w:rPr>
+                <w:rStyle w:val="VerbatimChar"/>
+              </w:rPr>
+              <w:t xml:space="preserve">colour</w:t>
+            </w:r>
+          </w:p>
+        </w:tc>
+        <w:tc>
+          <w:tcPr/>
+          <w:p>
+            <w:pPr>
+              <w:pStyle w:val="Compact"/>
+            </w:pPr>
+            <w:r>
+              <w:t xml:space="preserve">Colour legend title</w:t>
+            </w:r>
+          </w:p>
+        </w:tc>
+      </w:tr>
+      <w:tr>
+        <w:tc>
+          <w:tcPr/>
+          <w:p>
+            <w:pPr>
+              <w:pStyle w:val="Compact"/>
+            </w:pPr>
+            <w:r>
+              <w:rPr>
+                <w:rStyle w:val="VerbatimChar"/>
+              </w:rPr>
+              <w:t xml:space="preserve">fill</w:t>
+            </w:r>
+          </w:p>
+        </w:tc>
+        <w:tc>
+          <w:tcPr/>
+          <w:p>
+            <w:pPr>
+              <w:pStyle w:val="Compact"/>
+            </w:pPr>
+            <w:r>
+              <w:t xml:space="preserve">Fill legend title</w:t>
+            </w:r>
+          </w:p>
+        </w:tc>
+      </w:tr>
+      <w:tr>
+        <w:tc>
+          <w:tcPr/>
+          <w:p>
+            <w:pPr>
+              <w:pStyle w:val="Compact"/>
+            </w:pPr>
+            <w:r>
+              <w:rPr>
+                <w:rStyle w:val="VerbatimChar"/>
+              </w:rPr>
+              <w:t xml:space="preserve">shape</w:t>
+            </w:r>
+          </w:p>
+        </w:tc>
+        <w:tc>
+          <w:tcPr/>
+          <w:p>
+            <w:pPr>
+              <w:pStyle w:val="Compact"/>
+            </w:pPr>
+            <w:r>
+              <w:t xml:space="preserve">Shape legend title</w:t>
+            </w:r>
+          </w:p>
+        </w:tc>
+      </w:tr>
+    </w:tbl>
+    <w:p>
+      <w:r>
+        <w:pict>
+          <v:rect style="width:0;height:1.5pt" o:hralign="center" o:hrstd="t" o:hr="t"/>
+        </w:pict>
+      </w:r>
+    </w:p>
+    <w:bookmarkEnd w:id="24"/>
+    <w:bookmarkStart w:id="27" w:name="mapping-colour-and-shape"/>
+    <w:p>
+      <w:pPr>
+        <w:pStyle w:val="Heading1"/>
+      </w:pPr>
+      <w:r>
+        <w:t xml:space="preserve">5 · Mapping colour and shape</w:t>
+      </w:r>
+    </w:p>
+    <w:bookmarkStart w:id="25" w:name="colour-and-shape-from-the-data"/>
+    <w:p>
+      <w:pPr>
+        <w:pStyle w:val="Heading3"/>
+      </w:pPr>
+      <w:r>
+        <w:t xml:space="preserve">Colour and shape from the data</w:t>
+      </w:r>
+    </w:p>
+    <w:p>
+      <w:pPr>
+        <w:pStyle w:val="FirstParagraph"/>
+      </w:pPr>
+      <w:r>
+        <w:t xml:space="preserve">Map to categorical variables for automatic discrete palettes:</w:t>
+      </w:r>
+    </w:p>
+    <w:p>
+      <w:pPr>
+        <w:pStyle w:val="SourceCode"/>
+      </w:pPr>
+      <w:r>
+        <w:rPr>
+          <w:rStyle w:val="FunctionTok"/>
+        </w:rPr>
+        <w:t xml:space="preserve">ggplot</w:t>
+      </w:r>
+      <w:r>
+        <w:rPr>
+          <w:rStyle w:val="NormalTok"/>
+        </w:rPr>
+        <w:t xml:space="preserve">(penguins, </w:t>
+      </w:r>
+      <w:r>
+        <w:rPr>
+          <w:rStyle w:val="FunctionTok"/>
+        </w:rPr>
+        <w:t xml:space="preserve">aes</w:t>
+      </w:r>
+      <w:r>
+        <w:rPr>
+          <w:rStyle w:val="NormalTok"/>
+        </w:rPr>
+        <w:t xml:space="preserve">(</w:t>
+      </w:r>
+      <w:r>
+        <w:rPr>
+          <w:rStyle w:val="AttributeTok"/>
+        </w:rPr>
+        <w:t xml:space="preserve">x =</w:t>
+      </w:r>
+      <w:r>
+        <w:rPr>
+          <w:rStyle w:val="NormalTok"/>
+        </w:rPr>
+        <w:t xml:space="preserve"> bill_length_mm, </w:t>
+      </w:r>
+      <w:r>
+        <w:rPr>
+          <w:rStyle w:val="AttributeTok"/>
+        </w:rPr>
+        <w:t xml:space="preserve">y =</w:t>
+      </w:r>
+      <w:r>
+        <w:rPr>
+          <w:rStyle w:val="NormalTok"/>
+        </w:rPr>
+        <w:t xml:space="preserve"> bill_depth_mm,</w:t>
+      </w:r>
+      <w:r>
+        <w:br/>
+      </w:r>
+      <w:r>
+        <w:rPr>
+          <w:rStyle w:val="NormalTok"/>
+        </w:rPr>
+        <w:t xml:space="preserve">                     </w:t>
+      </w:r>
+      <w:r>
+        <w:rPr>
+          <w:rStyle w:val="AttributeTok"/>
+        </w:rPr>
+        <w:t xml:space="preserve">color =</w:t>
+      </w:r>
+      <w:r>
+        <w:rPr>
+          <w:rStyle w:val="NormalTok"/>
+        </w:rPr>
+        <w:t xml:space="preserve"> species, </w:t>
+      </w:r>
+      <w:r>
+        <w:rPr>
+          <w:rStyle w:val="AttributeTok"/>
+        </w:rPr>
+        <w:t xml:space="preserve">shape =</w:t>
+      </w:r>
+      <w:r>
+        <w:rPr>
+          <w:rStyle w:val="NormalTok"/>
+        </w:rPr>
+        <w:t xml:space="preserve"> species)) </w:t>
+      </w:r>
+      <w:r>
+        <w:rPr>
+          <w:rStyle w:val="SpecialCharTok"/>
+        </w:rPr>
+        <w:t xml:space="preserve">+</w:t>
+      </w:r>
+      <w:r>
+        <w:br/>
+      </w:r>
+      <w:r>
+        <w:rPr>
+          <w:rStyle w:val="NormalTok"/>
+        </w:rPr>
+        <w:t xml:space="preserve">  </w:t>
+      </w:r>
+      <w:r>
+        <w:rPr>
+          <w:rStyle w:val="FunctionTok"/>
+        </w:rPr>
+        <w:t xml:space="preserve">geom_point</w:t>
+      </w:r>
+      <w:r>
+        <w:rPr>
+          <w:rStyle w:val="NormalTok"/>
+        </w:rPr>
+        <w:t xml:space="preserve">(</w:t>
+      </w:r>
+      <w:r>
+        <w:rPr>
+          <w:rStyle w:val="AttributeTok"/>
+        </w:rPr>
+        <w:t xml:space="preserve">size =</w:t>
+      </w:r>
+      <w:r>
+        <w:rPr>
+          <w:rStyle w:val="NormalTok"/>
+        </w:rPr>
+        <w:t xml:space="preserve"> </w:t>
+      </w:r>
+      <w:r>
+        <w:rPr>
+          <w:rStyle w:val="DecValTok"/>
+        </w:rPr>
+        <w:t xml:space="preserve">2</w:t>
+      </w:r>
+      <w:r>
+        <w:rPr>
+          <w:rStyle w:val="NormalTok"/>
+        </w:rPr>
+        <w:t xml:space="preserve">)</w:t>
+      </w:r>
+    </w:p>
+    <w:p>
+      <w:pPr>
+        <w:pStyle w:val="FirstParagraph"/>
+      </w:pPr>
+      <w:r>
+        <w:t xml:space="preserve">Map to a continuous variable for a gradient palette:</w:t>
+      </w:r>
+    </w:p>
+    <w:p>
+      <w:pPr>
+        <w:pStyle w:val="SourceCode"/>
+      </w:pPr>
+      <w:r>
+        <w:rPr>
+          <w:rStyle w:val="FunctionTok"/>
+        </w:rPr>
+        <w:t xml:space="preserve">ggplot</w:t>
+      </w:r>
+      <w:r>
+        <w:rPr>
+          <w:rStyle w:val="NormalTok"/>
+        </w:rPr>
+        <w:t xml:space="preserve">(penguins, </w:t>
+      </w:r>
+      <w:r>
+        <w:rPr>
+          <w:rStyle w:val="FunctionTok"/>
+        </w:rPr>
+        <w:t xml:space="preserve">aes</w:t>
+      </w:r>
+      <w:r>
+        <w:rPr>
+          <w:rStyle w:val="NormalTok"/>
+        </w:rPr>
+        <w:t xml:space="preserve">(</w:t>
+      </w:r>
+      <w:r>
+        <w:rPr>
+          <w:rStyle w:val="AttributeTok"/>
+        </w:rPr>
+        <w:t xml:space="preserve">x =</w:t>
+      </w:r>
+      <w:r>
+        <w:rPr>
+          <w:rStyle w:val="NormalTok"/>
+        </w:rPr>
+        <w:t xml:space="preserve"> flipper_length_mm, </w:t>
+      </w:r>
+      <w:r>
+        <w:rPr>
+          <w:rStyle w:val="AttributeTok"/>
+        </w:rPr>
+        <w:t xml:space="preserve">y =</w:t>
+      </w:r>
+      <w:r>
+        <w:rPr>
+          <w:rStyle w:val="NormalTok"/>
+        </w:rPr>
+        <w:t xml:space="preserve"> body_mass_g,</w:t>
+      </w:r>
+      <w:r>
+        <w:br/>
+      </w:r>
+      <w:r>
+        <w:rPr>
+          <w:rStyle w:val="NormalTok"/>
+        </w:rPr>
+        <w:t xml:space="preserve">                     </w:t>
+      </w:r>
+      <w:r>
+        <w:rPr>
+          <w:rStyle w:val="AttributeTok"/>
+        </w:rPr>
+        <w:t xml:space="preserve">color =</w:t>
+      </w:r>
+      <w:r>
+        <w:rPr>
+          <w:rStyle w:val="NormalTok"/>
+        </w:rPr>
+        <w:t xml:space="preserve"> bill_length_mm)) </w:t>
+      </w:r>
+      <w:r>
+        <w:rPr>
+          <w:rStyle w:val="SpecialCharTok"/>
+        </w:rPr>
+        <w:t xml:space="preserve">+</w:t>
+      </w:r>
+      <w:r>
+        <w:br/>
+      </w:r>
+      <w:r>
+        <w:rPr>
+          <w:rStyle w:val="NormalTok"/>
+        </w:rPr>
+        <w:t xml:space="preserve">  </w:t>
+      </w:r>
+      <w:r>
+        <w:rPr>
+          <w:rStyle w:val="FunctionTok"/>
+        </w:rPr>
+        <w:t xml:space="preserve">geom_point</w:t>
+      </w:r>
+      <w:r>
+        <w:rPr>
+          <w:rStyle w:val="NormalTok"/>
+        </w:rPr>
+        <w:t xml:space="preserve">(</w:t>
+      </w:r>
+      <w:r>
+        <w:rPr>
+          <w:rStyle w:val="AttributeTok"/>
+        </w:rPr>
+        <w:t xml:space="preserve">size =</w:t>
+      </w:r>
+      <w:r>
+        <w:rPr>
+          <w:rStyle w:val="NormalTok"/>
+        </w:rPr>
+        <w:t xml:space="preserve"> </w:t>
+      </w:r>
+      <w:r>
+        <w:rPr>
+          <w:rStyle w:val="DecValTok"/>
+        </w:rPr>
+        <w:t xml:space="preserve">2</w:t>
+      </w:r>
+      <w:r>
+        <w:rPr>
+          <w:rStyle w:val="NormalTok"/>
+        </w:rPr>
+        <w:t xml:space="preserve">)</w:t>
+      </w:r>
+    </w:p>
+    <w:bookmarkEnd w:id="25"/>
+    <w:bookmarkStart w:id="26" w:name="fixed-point-shapes"/>
+    <w:p>
+      <w:pPr>
+        <w:pStyle w:val="Heading3"/>
+      </w:pPr>
+      <w:r>
+        <w:t xml:space="preserve">Fixed point shapes</w:t>
+      </w:r>
+    </w:p>
+    <w:p>
+      <w:pPr>
+        <w:pStyle w:val="FirstParagraph"/>
+      </w:pPr>
+      <w:r>
+        <w:t xml:space="preserve">Common shape codes for</w:t>
+      </w:r>
+      <w:r>
+        <w:t xml:space="preserve"> </w:t>
+      </w:r>
+      <w:r>
+        <w:rPr>
+          <w:rStyle w:val="VerbatimChar"/>
+        </w:rPr>
+        <w:t xml:space="preserve">shape =</w:t>
+      </w:r>
+      <w:r>
+        <w:t xml:space="preserve"> </w:t>
+      </w:r>
+      <w:r>
+        <w:t xml:space="preserve">outside</w:t>
+      </w:r>
+      <w:r>
+        <w:t xml:space="preserve"> </w:t>
+      </w:r>
+      <w:r>
+        <w:rPr>
+          <w:rStyle w:val="VerbatimChar"/>
+        </w:rPr>
+        <w:t xml:space="preserve">aes()</w:t>
+      </w:r>
+      <w:r>
+        <w:t xml:space="preserve">:</w:t>
+      </w:r>
+    </w:p>
+    <w:tbl>
+      <w:tblPr>
+        <w:tblStyle w:val="Table"/>
+        <w:tblW w:type="auto" w:w="0"/>
+        <w:tblLook w:firstRow="1" w:lastRow="0" w:firstColumn="0" w:lastColumn="0" w:noHBand="0" w:noVBand="0" w:val="0020"/>
+      </w:tblPr>
+      <w:tblGrid>
+        <w:gridCol w:w="3960"/>
+        <w:gridCol w:w="3960"/>
+      </w:tblGrid>
+      <w:tr>
+        <w:trPr>
+          <w:tblHeader w:val="on"/>
+        </w:trPr>
+        <w:tc>
+          <w:tcPr/>
+          <w:p>
+            <w:pPr>
+              <w:pStyle w:val="Compact"/>
+            </w:pPr>
+            <w:r>
+              <w:t xml:space="preserve">Code</w:t>
+            </w:r>
+          </w:p>
+        </w:tc>
+        <w:tc>
+          <w:tcPr/>
+          <w:p>
+            <w:pPr>
+              <w:pStyle w:val="Compact"/>
+            </w:pPr>
+            <w:r>
+              <w:t xml:space="preserve">Shape</w:t>
+            </w:r>
+          </w:p>
+        </w:tc>
+      </w:tr>
+      <w:tr>
+        <w:tc>
+          <w:tcPr/>
+          <w:p>
+            <w:pPr>
+              <w:pStyle w:val="Compact"/>
+            </w:pPr>
+            <w:r>
+              <w:rPr>
+                <w:rStyle w:val="VerbatimChar"/>
+              </w:rPr>
+              <w:t xml:space="preserve">16</w:t>
+            </w:r>
+          </w:p>
+        </w:tc>
+        <w:tc>
+          <w:tcPr/>
+          <w:p>
+            <w:pPr>
+              <w:pStyle w:val="Compact"/>
+            </w:pPr>
+            <w:r>
+              <w:t xml:space="preserve">Filled circle (default)</w:t>
+            </w:r>
+          </w:p>
+        </w:tc>
+      </w:tr>
+      <w:tr>
+        <w:tc>
+          <w:tcPr/>
+          <w:p>
+            <w:pPr>
+              <w:pStyle w:val="Compact"/>
+            </w:pPr>
+            <w:r>
+              <w:rPr>
+                <w:rStyle w:val="VerbatimChar"/>
+              </w:rPr>
+              <w:t xml:space="preserve">17</w:t>
+            </w:r>
+          </w:p>
+        </w:tc>
+        <w:tc>
+          <w:tcPr/>
+          <w:p>
+            <w:pPr>
+              <w:pStyle w:val="Compact"/>
+            </w:pPr>
+            <w:r>
+              <w:t xml:space="preserve">Filled triangle</w:t>
+            </w:r>
+          </w:p>
+        </w:tc>
+      </w:tr>
+      <w:tr>
+        <w:tc>
+          <w:tcPr/>
+          <w:p>
+            <w:pPr>
+              <w:pStyle w:val="Compact"/>
+            </w:pPr>
+            <w:r>
+              <w:rPr>
+                <w:rStyle w:val="VerbatimChar"/>
+              </w:rPr>
+              <w:t xml:space="preserve">15</w:t>
+            </w:r>
+          </w:p>
+        </w:tc>
+        <w:tc>
+          <w:tcPr/>
+          <w:p>
+            <w:pPr>
+              <w:pStyle w:val="Compact"/>
+            </w:pPr>
+            <w:r>
+              <w:t xml:space="preserve">Filled square</w:t>
+            </w:r>
+          </w:p>
+        </w:tc>
+      </w:tr>
+      <w:tr>
+        <w:tc>
+          <w:tcPr/>
+          <w:p>
+            <w:pPr>
+              <w:pStyle w:val="Compact"/>
+            </w:pPr>
+            <w:r>
+              <w:rPr>
+                <w:rStyle w:val="VerbatimChar"/>
+              </w:rPr>
+              <w:t xml:space="preserve">21</w:t>
+            </w:r>
+          </w:p>
+        </w:tc>
+        <w:tc>
+          <w:tcPr/>
+          <w:p>
+            <w:pPr>
+              <w:pStyle w:val="Compact"/>
+            </w:pPr>
+            <w:r>
+              <w:t xml:space="preserve">Circle with separate fill and colour</w:t>
+            </w:r>
+          </w:p>
+        </w:tc>
+      </w:tr>
+      <w:tr>
+        <w:tc>
+          <w:tcPr/>
+          <w:p>
+            <w:pPr>
+              <w:pStyle w:val="Compact"/>
+            </w:pPr>
+            <w:r>
+              <w:rPr>
+                <w:rStyle w:val="VerbatimChar"/>
+              </w:rPr>
+              <w:t xml:space="preserve">22</w:t>
+            </w:r>
+          </w:p>
+        </w:tc>
+        <w:tc>
+          <w:tcPr/>
+          <w:p>
+            <w:pPr>
+              <w:pStyle w:val="Compact"/>
+            </w:pPr>
+            <w:r>
+              <w:t xml:space="preserve">Square with separate fill and colour</w:t>
+            </w:r>
+          </w:p>
+        </w:tc>
+      </w:tr>
+    </w:tbl>
+    <w:p>
+      <w:pPr>
+        <w:pStyle w:val="SourceCode"/>
+      </w:pPr>
+      <w:r>
+        <w:rPr>
+          <w:rStyle w:val="FunctionTok"/>
+        </w:rPr>
+        <w:t xml:space="preserve">ggplot</w:t>
+      </w:r>
+      <w:r>
+        <w:rPr>
+          <w:rStyle w:val="NormalTok"/>
+        </w:rPr>
+        <w:t xml:space="preserve">(penguins, </w:t>
+      </w:r>
+      <w:r>
+        <w:rPr>
+          <w:rStyle w:val="FunctionTok"/>
+        </w:rPr>
+        <w:t xml:space="preserve">aes</w:t>
+      </w:r>
+      <w:r>
+        <w:rPr>
+          <w:rStyle w:val="NormalTok"/>
+        </w:rPr>
+        <w:t xml:space="preserve">(</w:t>
+      </w:r>
+      <w:r>
+        <w:rPr>
+          <w:rStyle w:val="AttributeTok"/>
+        </w:rPr>
+        <w:t xml:space="preserve">x =</w:t>
+      </w:r>
+      <w:r>
+        <w:rPr>
+          <w:rStyle w:val="NormalTok"/>
+        </w:rPr>
+        <w:t xml:space="preserve"> bill_length_mm, </w:t>
+      </w:r>
+      <w:r>
+        <w:rPr>
+          <w:rStyle w:val="AttributeTok"/>
+        </w:rPr>
+        <w:t xml:space="preserve">y =</w:t>
+      </w:r>
+      <w:r>
+        <w:rPr>
+          <w:rStyle w:val="NormalTok"/>
+        </w:rPr>
+        <w:t xml:space="preserve"> bill_depth_mm)) </w:t>
+      </w:r>
+      <w:r>
+        <w:rPr>
+          <w:rStyle w:val="SpecialCharTok"/>
+        </w:rPr>
+        <w:t xml:space="preserve">+</w:t>
+      </w:r>
+      <w:r>
+        <w:br/>
+      </w:r>
+      <w:r>
+        <w:rPr>
+          <w:rStyle w:val="NormalTok"/>
+        </w:rPr>
+        <w:t xml:space="preserve">  </w:t>
+      </w:r>
+      <w:r>
+        <w:rPr>
+          <w:rStyle w:val="FunctionTok"/>
+        </w:rPr>
+        <w:t xml:space="preserve">geom_point</w:t>
+      </w:r>
+      <w:r>
+        <w:rPr>
+          <w:rStyle w:val="NormalTok"/>
+        </w:rPr>
+        <w:t xml:space="preserve">(</w:t>
+      </w:r>
+      <w:r>
+        <w:rPr>
+          <w:rStyle w:val="AttributeTok"/>
+        </w:rPr>
+        <w:t xml:space="preserve">shape =</w:t>
+      </w:r>
+      <w:r>
+        <w:rPr>
+          <w:rStyle w:val="NormalTok"/>
+        </w:rPr>
+        <w:t xml:space="preserve"> </w:t>
+      </w:r>
+      <w:r>
+        <w:rPr>
+          <w:rStyle w:val="DecValTok"/>
+        </w:rPr>
+        <w:t xml:space="preserve">17</w:t>
+      </w:r>
+      <w:r>
+        <w:rPr>
+          <w:rStyle w:val="NormalTok"/>
+        </w:rPr>
+        <w:t xml:space="preserve">, </w:t>
+      </w:r>
+      <w:r>
+        <w:rPr>
+          <w:rStyle w:val="AttributeTok"/>
+        </w:rPr>
+        <w:t xml:space="preserve">color =</w:t>
+      </w:r>
+      <w:r>
+        <w:rPr>
+          <w:rStyle w:val="NormalTok"/>
+        </w:rPr>
+        <w:t xml:space="preserve"> </w:t>
+      </w:r>
+      <w:r>
+        <w:rPr>
+          <w:rStyle w:val="StringTok"/>
+        </w:rPr>
+        <w:t xml:space="preserve">"steelblue"</w:t>
+      </w:r>
+      <w:r>
+        <w:rPr>
+          <w:rStyle w:val="NormalTok"/>
+        </w:rPr>
+        <w:t xml:space="preserve">, </w:t>
+      </w:r>
+      <w:r>
+        <w:rPr>
+          <w:rStyle w:val="AttributeTok"/>
+        </w:rPr>
+        <w:t xml:space="preserve">size =</w:t>
+      </w:r>
+      <w:r>
+        <w:rPr>
+          <w:rStyle w:val="NormalTok"/>
+        </w:rPr>
+        <w:t xml:space="preserve"> </w:t>
+      </w:r>
+      <w:r>
+        <w:rPr>
+          <w:rStyle w:val="FloatTok"/>
+        </w:rPr>
+        <w:t xml:space="preserve">2.5</w:t>
+      </w:r>
+      <w:r>
+        <w:rPr>
+          <w:rStyle w:val="NormalTok"/>
+        </w:rPr>
+        <w:t xml:space="preserve">)</w:t>
+      </w:r>
+    </w:p>
+    <w:p>
+      <w:pPr>
+        <w:pStyle w:val="BlockText"/>
+      </w:pPr>
+      <w:r>
+        <w:t xml:space="preserve">💡</w:t>
+      </w:r>
+      <w:r>
+        <w:t xml:space="preserve"> </w:t>
+      </w:r>
+      <w:r>
+        <w:rPr>
+          <w:b/>
+          <w:bCs/>
+        </w:rPr>
+        <w:t xml:space="preserve">Shapes 21–25</w:t>
+      </w:r>
+      <w:r>
+        <w:t xml:space="preserve"> </w:t>
+      </w:r>
+      <w:r>
+        <w:t xml:space="preserve">have both a</w:t>
+      </w:r>
+      <w:r>
+        <w:t xml:space="preserve"> </w:t>
+      </w:r>
+      <w:r>
+        <w:rPr>
+          <w:rStyle w:val="VerbatimChar"/>
+        </w:rPr>
+        <w:t xml:space="preserve">fill</w:t>
+      </w:r>
+      <w:r>
+        <w:t xml:space="preserve"> </w:t>
+      </w:r>
+      <w:r>
+        <w:t xml:space="preserve">(inside) and</w:t>
+      </w:r>
+      <w:r>
+        <w:t xml:space="preserve"> </w:t>
+      </w:r>
+      <w:r>
+        <w:rPr>
+          <w:rStyle w:val="VerbatimChar"/>
+        </w:rPr>
+        <w:t xml:space="preserve">color</w:t>
+      </w:r>
+      <w:r>
+        <w:t xml:space="preserve"> </w:t>
+      </w:r>
+      <w:r>
+        <w:t xml:space="preserve">(border), which lets you map two aesthetics independently — useful when you want coloured outlines around differently filled points.</w:t>
+      </w:r>
+    </w:p>
+    <w:p>
+      <w:r>
+        <w:pict>
+          <v:rect style="width:0;height:1.5pt" o:hralign="center" o:hrstd="t" o:hr="t"/>
+        </w:pict>
+      </w:r>
+    </w:p>
+    <w:bookmarkEnd w:id="26"/>
+    <w:bookmarkEnd w:id="27"/>
+    <w:bookmarkStart w:id="30" w:name="adjusting-axis-limits"/>
+    <w:p>
+      <w:pPr>
+        <w:pStyle w:val="Heading1"/>
+      </w:pPr>
+      <w:r>
+        <w:t xml:space="preserve">6 · Adjusting axis limits</w:t>
+      </w:r>
+    </w:p>
+    <w:p>
+      <w:pPr>
+        <w:pStyle w:val="FirstParagraph"/>
+      </w:pPr>
+      <w:r>
+        <w:t xml:space="preserve">Two approaches — they behave differently and that matters:</w:t>
+      </w:r>
+    </w:p>
+    <w:bookmarkStart w:id="28" w:name="X8159f09d12498de76bc871c0a530c112008ae16"/>
+    <w:p>
+      <w:pPr>
+        <w:pStyle w:val="Heading3"/>
+      </w:pPr>
+      <w:r>
+        <w:rPr>
+          <w:rStyle w:val="VerbatimChar"/>
+        </w:rPr>
+        <w:t xml:space="preserve">coord_cartesian()</w:t>
+      </w:r>
+      <w:r>
+        <w:t xml:space="preserve"> </w:t>
+      </w:r>
+      <w:r>
+        <w:t xml:space="preserve">— zoom without removing data</w:t>
+      </w:r>
+    </w:p>
+    <w:p>
+      <w:pPr>
+        <w:pStyle w:val="SourceCode"/>
+      </w:pPr>
+      <w:r>
+        <w:rPr>
+          <w:rStyle w:val="FunctionTok"/>
+        </w:rPr>
+        <w:t xml:space="preserve">ggplot</w:t>
+      </w:r>
+      <w:r>
+        <w:rPr>
+          <w:rStyle w:val="NormalTok"/>
+        </w:rPr>
+        <w:t xml:space="preserve">(penguins, </w:t>
+      </w:r>
+      <w:r>
+        <w:rPr>
+          <w:rStyle w:val="FunctionTok"/>
+        </w:rPr>
+        <w:t xml:space="preserve">aes</w:t>
+      </w:r>
+      <w:r>
+        <w:rPr>
+          <w:rStyle w:val="NormalTok"/>
+        </w:rPr>
+        <w:t xml:space="preserve">(</w:t>
+      </w:r>
+      <w:r>
+        <w:rPr>
+          <w:rStyle w:val="AttributeTok"/>
+        </w:rPr>
+        <w:t xml:space="preserve">x =</w:t>
+      </w:r>
+      <w:r>
+        <w:rPr>
+          <w:rStyle w:val="NormalTok"/>
+        </w:rPr>
+        <w:t xml:space="preserve"> flipper_length_mm, </w:t>
+      </w:r>
+      <w:r>
+        <w:rPr>
+          <w:rStyle w:val="AttributeTok"/>
+        </w:rPr>
+        <w:t xml:space="preserve">y =</w:t>
+      </w:r>
+      <w:r>
+        <w:rPr>
+          <w:rStyle w:val="NormalTok"/>
+        </w:rPr>
+        <w:t xml:space="preserve"> body_mass_g)) </w:t>
+      </w:r>
+      <w:r>
+        <w:rPr>
+          <w:rStyle w:val="SpecialCharTok"/>
+        </w:rPr>
+        <w:t xml:space="preserve">+</w:t>
+      </w:r>
+      <w:r>
+        <w:br/>
+      </w:r>
+      <w:r>
+        <w:rPr>
+          <w:rStyle w:val="NormalTok"/>
+        </w:rPr>
+        <w:t xml:space="preserve">  </w:t>
+      </w:r>
+      <w:r>
+        <w:rPr>
+          <w:rStyle w:val="FunctionTok"/>
+        </w:rPr>
+        <w:t xml:space="preserve">geom_point</w:t>
+      </w:r>
+      <w:r>
+        <w:rPr>
+          <w:rStyle w:val="NormalTok"/>
+        </w:rPr>
+        <w:t xml:space="preserve">(</w:t>
+      </w:r>
+      <w:r>
+        <w:rPr>
+          <w:rStyle w:val="AttributeTok"/>
+        </w:rPr>
+        <w:t xml:space="preserve">alpha =</w:t>
+      </w:r>
+      <w:r>
+        <w:rPr>
+          <w:rStyle w:val="NormalTok"/>
+        </w:rPr>
+        <w:t xml:space="preserve"> </w:t>
+      </w:r>
+      <w:r>
+        <w:rPr>
+          <w:rStyle w:val="FloatTok"/>
+        </w:rPr>
+        <w:t xml:space="preserve">0.6</w:t>
+      </w:r>
+      <w:r>
+        <w:rPr>
+          <w:rStyle w:val="NormalTok"/>
+        </w:rPr>
+        <w:t xml:space="preserve">) </w:t>
+      </w:r>
+      <w:r>
+        <w:rPr>
+          <w:rStyle w:val="SpecialCharTok"/>
+        </w:rPr>
+        <w:t xml:space="preserve">+</w:t>
+      </w:r>
+      <w:r>
+        <w:br/>
+      </w:r>
+      <w:r>
+        <w:rPr>
+          <w:rStyle w:val="NormalTok"/>
+        </w:rPr>
+        <w:t xml:space="preserve">  </w:t>
+      </w:r>
+      <w:r>
+        <w:rPr>
+          <w:rStyle w:val="FunctionTok"/>
+        </w:rPr>
+        <w:t xml:space="preserve">coord_cartesian</w:t>
+      </w:r>
+      <w:r>
+        <w:rPr>
+          <w:rStyle w:val="NormalTok"/>
+        </w:rPr>
+        <w:t xml:space="preserve">(</w:t>
+      </w:r>
+      <w:r>
+        <w:br/>
+      </w:r>
+      <w:r>
+        <w:rPr>
+          <w:rStyle w:val="NormalTok"/>
+        </w:rPr>
+        <w:t xml:space="preserve">    </w:t>
+      </w:r>
+      <w:r>
+        <w:rPr>
+          <w:rStyle w:val="AttributeTok"/>
+        </w:rPr>
+        <w:t xml:space="preserve">xlim =</w:t>
+      </w:r>
+      <w:r>
+        <w:rPr>
+          <w:rStyle w:val="NormalTok"/>
+        </w:rPr>
+        <w:t xml:space="preserve"> </w:t>
+      </w:r>
+      <w:r>
+        <w:rPr>
+          <w:rStyle w:val="FunctionTok"/>
+        </w:rPr>
+        <w:t xml:space="preserve">c</w:t>
+      </w:r>
+      <w:r>
+        <w:rPr>
+          <w:rStyle w:val="NormalTok"/>
+        </w:rPr>
+        <w:t xml:space="preserve">(</w:t>
+      </w:r>
+      <w:r>
+        <w:rPr>
+          <w:rStyle w:val="DecValTok"/>
+        </w:rPr>
+        <w:t xml:space="preserve">170</w:t>
+      </w:r>
+      <w:r>
+        <w:rPr>
+          <w:rStyle w:val="NormalTok"/>
+        </w:rPr>
+        <w:t xml:space="preserve">, </w:t>
+      </w:r>
+      <w:r>
+        <w:rPr>
+          <w:rStyle w:val="DecValTok"/>
+        </w:rPr>
+        <w:t xml:space="preserve">220</w:t>
+      </w:r>
+      <w:r>
+        <w:rPr>
+          <w:rStyle w:val="NormalTok"/>
+        </w:rPr>
+        <w:t xml:space="preserve">),</w:t>
+      </w:r>
+      <w:r>
+        <w:br/>
+      </w:r>
+      <w:r>
+        <w:rPr>
+          <w:rStyle w:val="NormalTok"/>
+        </w:rPr>
+        <w:t xml:space="preserve">    </w:t>
+      </w:r>
+      <w:r>
+        <w:rPr>
+          <w:rStyle w:val="AttributeTok"/>
+        </w:rPr>
+        <w:t xml:space="preserve">ylim =</w:t>
+      </w:r>
+      <w:r>
+        <w:rPr>
+          <w:rStyle w:val="NormalTok"/>
+        </w:rPr>
+        <w:t xml:space="preserve"> </w:t>
+      </w:r>
+      <w:r>
+        <w:rPr>
+          <w:rStyle w:val="FunctionTok"/>
+        </w:rPr>
+        <w:t xml:space="preserve">c</w:t>
+      </w:r>
+      <w:r>
+        <w:rPr>
+          <w:rStyle w:val="NormalTok"/>
+        </w:rPr>
+        <w:t xml:space="preserve">(</w:t>
+      </w:r>
+      <w:r>
+        <w:rPr>
+          <w:rStyle w:val="DecValTok"/>
+        </w:rPr>
+        <w:t xml:space="preserve">2500</w:t>
+      </w:r>
+      <w:r>
+        <w:rPr>
+          <w:rStyle w:val="NormalTok"/>
+        </w:rPr>
+        <w:t xml:space="preserve">, </w:t>
+      </w:r>
+      <w:r>
+        <w:rPr>
+          <w:rStyle w:val="DecValTok"/>
+        </w:rPr>
+        <w:t xml:space="preserve">6500</w:t>
+      </w:r>
+      <w:r>
+        <w:rPr>
+          <w:rStyle w:val="NormalTok"/>
+        </w:rPr>
+        <w:t xml:space="preserve">)</w:t>
+      </w:r>
+      <w:r>
+        <w:br/>
+      </w:r>
+      <w:r>
+        <w:rPr>
+          <w:rStyle w:val="NormalTok"/>
+        </w:rPr>
+        <w:t xml:space="preserve">  )</w:t>
+      </w:r>
+    </w:p>
+    <w:bookmarkEnd w:id="28"/>
+    <w:bookmarkStart w:id="29" w:name="xlim-ylim-remove-data-outside-the-range"/>
+    <w:p>
+      <w:pPr>
+        <w:pStyle w:val="Heading3"/>
+      </w:pPr>
+      <w:r>
+        <w:rPr>
+          <w:rStyle w:val="VerbatimChar"/>
+        </w:rPr>
+        <w:t xml:space="preserve">xlim()</w:t>
+      </w:r>
+      <w:r>
+        <w:t xml:space="preserve"> </w:t>
+      </w:r>
+      <w:r>
+        <w:t xml:space="preserve">/</w:t>
+      </w:r>
+      <w:r>
+        <w:t xml:space="preserve"> </w:t>
+      </w:r>
+      <w:r>
+        <w:rPr>
+          <w:rStyle w:val="VerbatimChar"/>
+        </w:rPr>
+        <w:t xml:space="preserve">ylim()</w:t>
+      </w:r>
+      <w:r>
+        <w:t xml:space="preserve"> </w:t>
+      </w:r>
+      <w:r>
+        <w:t xml:space="preserve">— remove data outside the range</w:t>
+      </w:r>
+    </w:p>
+    <w:p>
+      <w:pPr>
+        <w:pStyle w:val="SourceCode"/>
+      </w:pPr>
+      <w:r>
+        <w:rPr>
+          <w:rStyle w:val="FunctionTok"/>
+        </w:rPr>
+        <w:t xml:space="preserve">ggplot</w:t>
+      </w:r>
+      <w:r>
+        <w:rPr>
+          <w:rStyle w:val="NormalTok"/>
+        </w:rPr>
+        <w:t xml:space="preserve">(penguins, </w:t>
+      </w:r>
+      <w:r>
+        <w:rPr>
+          <w:rStyle w:val="FunctionTok"/>
+        </w:rPr>
+        <w:t xml:space="preserve">aes</w:t>
+      </w:r>
+      <w:r>
+        <w:rPr>
+          <w:rStyle w:val="NormalTok"/>
+        </w:rPr>
+        <w:t xml:space="preserve">(</w:t>
+      </w:r>
+      <w:r>
+        <w:rPr>
+          <w:rStyle w:val="AttributeTok"/>
+        </w:rPr>
+        <w:t xml:space="preserve">x =</w:t>
+      </w:r>
+      <w:r>
+        <w:rPr>
+          <w:rStyle w:val="NormalTok"/>
+        </w:rPr>
+        <w:t xml:space="preserve"> flipper_length_mm, </w:t>
+      </w:r>
+      <w:r>
+        <w:rPr>
+          <w:rStyle w:val="AttributeTok"/>
+        </w:rPr>
+        <w:t xml:space="preserve">y =</w:t>
+      </w:r>
+      <w:r>
+        <w:rPr>
+          <w:rStyle w:val="NormalTok"/>
+        </w:rPr>
+        <w:t xml:space="preserve"> body_mass_g)) </w:t>
+      </w:r>
+      <w:r>
+        <w:rPr>
+          <w:rStyle w:val="SpecialCharTok"/>
+        </w:rPr>
+        <w:t xml:space="preserve">+</w:t>
+      </w:r>
+      <w:r>
+        <w:br/>
+      </w:r>
+      <w:r>
+        <w:rPr>
+          <w:rStyle w:val="NormalTok"/>
+        </w:rPr>
+        <w:t xml:space="preserve">  </w:t>
+      </w:r>
+      <w:r>
+        <w:rPr>
+          <w:rStyle w:val="FunctionTok"/>
+        </w:rPr>
+        <w:t xml:space="preserve">geom_point</w:t>
+      </w:r>
+      <w:r>
+        <w:rPr>
+          <w:rStyle w:val="NormalTok"/>
+        </w:rPr>
+        <w:t xml:space="preserve">(</w:t>
+      </w:r>
+      <w:r>
+        <w:rPr>
+          <w:rStyle w:val="AttributeTok"/>
+        </w:rPr>
+        <w:t xml:space="preserve">alpha =</w:t>
+      </w:r>
+      <w:r>
+        <w:rPr>
+          <w:rStyle w:val="NormalTok"/>
+        </w:rPr>
+        <w:t xml:space="preserve"> </w:t>
+      </w:r>
+      <w:r>
+        <w:rPr>
+          <w:rStyle w:val="FloatTok"/>
+        </w:rPr>
+        <w:t xml:space="preserve">0.6</w:t>
+      </w:r>
+      <w:r>
+        <w:rPr>
+          <w:rStyle w:val="NormalTok"/>
+        </w:rPr>
+        <w:t xml:space="preserve">) </w:t>
+      </w:r>
+      <w:r>
+        <w:rPr>
+          <w:rStyle w:val="SpecialCharTok"/>
+        </w:rPr>
+        <w:t xml:space="preserve">+</w:t>
+      </w:r>
+      <w:r>
+        <w:br/>
+      </w:r>
+      <w:r>
+        <w:rPr>
+          <w:rStyle w:val="NormalTok"/>
+        </w:rPr>
+        <w:t xml:space="preserve">  </w:t>
+      </w:r>
+      <w:r>
+        <w:rPr>
+          <w:rStyle w:val="FunctionTok"/>
+        </w:rPr>
+        <w:t xml:space="preserve">xlim</w:t>
+      </w:r>
+      <w:r>
+        <w:rPr>
+          <w:rStyle w:val="NormalTok"/>
+        </w:rPr>
+        <w:t xml:space="preserve">(</w:t>
+      </w:r>
+      <w:r>
+        <w:rPr>
+          <w:rStyle w:val="DecValTok"/>
+        </w:rPr>
+        <w:t xml:space="preserve">170</w:t>
+      </w:r>
+      <w:r>
+        <w:rPr>
+          <w:rStyle w:val="NormalTok"/>
+        </w:rPr>
+        <w:t xml:space="preserve">, </w:t>
+      </w:r>
+      <w:r>
+        <w:rPr>
+          <w:rStyle w:val="DecValTok"/>
+        </w:rPr>
+        <w:t xml:space="preserve">220</w:t>
+      </w:r>
+      <w:r>
+        <w:rPr>
+          <w:rStyle w:val="NormalTok"/>
+        </w:rPr>
+        <w:t xml:space="preserve">) </w:t>
+      </w:r>
+      <w:r>
+        <w:rPr>
+          <w:rStyle w:val="SpecialCharTok"/>
+        </w:rPr>
+        <w:t xml:space="preserve">+</w:t>
+      </w:r>
+      <w:r>
+        <w:br/>
+      </w:r>
+      <w:r>
+        <w:rPr>
+          <w:rStyle w:val="NormalTok"/>
+        </w:rPr>
+        <w:t xml:space="preserve">  </w:t>
+      </w:r>
+      <w:r>
+        <w:rPr>
+          <w:rStyle w:val="FunctionTok"/>
+        </w:rPr>
+        <w:t xml:space="preserve">ylim</w:t>
+      </w:r>
+      <w:r>
+        <w:rPr>
+          <w:rStyle w:val="NormalTok"/>
+        </w:rPr>
+        <w:t xml:space="preserve">(</w:t>
+      </w:r>
+      <w:r>
+        <w:rPr>
+          <w:rStyle w:val="DecValTok"/>
+        </w:rPr>
+        <w:t xml:space="preserve">2500</w:t>
+      </w:r>
+      <w:r>
+        <w:rPr>
+          <w:rStyle w:val="NormalTok"/>
+        </w:rPr>
+        <w:t xml:space="preserve">, </w:t>
+      </w:r>
+      <w:r>
+        <w:rPr>
+          <w:rStyle w:val="DecValTok"/>
+        </w:rPr>
+        <w:t xml:space="preserve">6500</w:t>
+      </w:r>
+      <w:r>
+        <w:rPr>
+          <w:rStyle w:val="NormalTok"/>
+        </w:rPr>
+        <w:t xml:space="preserve">)</w:t>
+      </w:r>
+    </w:p>
+    <w:p>
+      <w:pPr>
+        <w:pStyle w:val="BlockText"/>
+      </w:pPr>
+      <w:r>
+        <w:t xml:space="preserve">⚠️</w:t>
+      </w:r>
+      <w:r>
+        <w:t xml:space="preserve"> </w:t>
+      </w:r>
+      <w:r>
+        <w:rPr>
+          <w:b/>
+          <w:bCs/>
+        </w:rPr>
+        <w:t xml:space="preserve">Watch out!</w:t>
+      </w:r>
+      <w:r>
+        <w:t xml:space="preserve"> </w:t>
+      </w:r>
+      <w:r>
+        <w:rPr>
+          <w:rStyle w:val="VerbatimChar"/>
+        </w:rPr>
+        <w:t xml:space="preserve">xlim()</w:t>
+      </w:r>
+      <w:r>
+        <w:t xml:space="preserve"> </w:t>
+      </w:r>
+      <w:r>
+        <w:t xml:space="preserve">and</w:t>
+      </w:r>
+      <w:r>
+        <w:t xml:space="preserve"> </w:t>
+      </w:r>
+      <w:r>
+        <w:rPr>
+          <w:rStyle w:val="VerbatimChar"/>
+        </w:rPr>
+        <w:t xml:space="preserve">ylim()</w:t>
+      </w:r>
+      <w:r>
+        <w:t xml:space="preserve"> </w:t>
+      </w:r>
+      <w:r>
+        <w:rPr>
+          <w:b/>
+          <w:bCs/>
+        </w:rPr>
+        <w:t xml:space="preserve">silently drop rows</w:t>
+      </w:r>
+      <w:r>
+        <w:t xml:space="preserve"> </w:t>
+      </w:r>
+      <w:r>
+        <w:t xml:space="preserve">that fall outside the range before any computations happen. This changes the output of computed geoms like</w:t>
+      </w:r>
+      <w:r>
+        <w:t xml:space="preserve"> </w:t>
+      </w:r>
+      <w:r>
+        <w:rPr>
+          <w:rStyle w:val="VerbatimChar"/>
+        </w:rPr>
+        <w:t xml:space="preserve">geom_boxplot()</w:t>
+      </w:r>
+      <w:r>
+        <w:t xml:space="preserve">,</w:t>
+      </w:r>
+      <w:r>
+        <w:t xml:space="preserve"> </w:t>
+      </w:r>
+      <w:r>
+        <w:rPr>
+          <w:rStyle w:val="VerbatimChar"/>
+        </w:rPr>
+        <w:t xml:space="preserve">geom_smooth()</w:t>
+      </w:r>
+      <w:r>
+        <w:t xml:space="preserve">, and</w:t>
+      </w:r>
+      <w:r>
+        <w:t xml:space="preserve"> </w:t>
+      </w:r>
+      <w:r>
+        <w:rPr>
+          <w:rStyle w:val="VerbatimChar"/>
+        </w:rPr>
+        <w:t xml:space="preserve">geom_histogram()</w:t>
+      </w:r>
+      <w:r>
+        <w:t xml:space="preserve"> </w:t>
+      </w:r>
+      <w:r>
+        <w:t xml:space="preserve">— the statistics are recalculated on the reduced data, which may mislead.</w:t>
+      </w:r>
+      <w:r>
+        <w:t xml:space="preserve"> </w:t>
+      </w:r>
+      <w:r>
+        <w:rPr>
+          <w:b/>
+          <w:bCs/>
+        </w:rPr>
+        <w:t xml:space="preserve">Prefer</w:t>
+      </w:r>
+      <w:r>
+        <w:rPr>
+          <w:b/>
+          <w:bCs/>
+        </w:rPr>
+        <w:t xml:space="preserve"> </w:t>
+      </w:r>
+      <w:r>
+        <w:rPr>
+          <w:rStyle w:val="VerbatimChar"/>
+          <w:b/>
+          <w:bCs/>
+        </w:rPr>
+        <w:t xml:space="preserve">coord_cartesian()</w:t>
+      </w:r>
+      <w:r>
+        <w:rPr>
+          <w:b/>
+          <w:bCs/>
+        </w:rPr>
+        <w:t xml:space="preserve"> </w:t>
+      </w:r>
+      <w:r>
+        <w:rPr>
+          <w:b/>
+          <w:bCs/>
+        </w:rPr>
+        <w:t xml:space="preserve">in almost every case.</w:t>
+      </w:r>
+      <w:r>
+        <w:t xml:space="preserve"> </w:t>
+      </w:r>
+      <w:r>
+        <w:t xml:space="preserve">Only use</w:t>
+      </w:r>
+      <w:r>
+        <w:t xml:space="preserve"> </w:t>
+      </w:r>
+      <w:r>
+        <w:rPr>
+          <w:rStyle w:val="VerbatimChar"/>
+        </w:rPr>
+        <w:t xml:space="preserve">xlim()</w:t>
+      </w:r>
+      <w:r>
+        <w:t xml:space="preserve">/</w:t>
+      </w:r>
+      <w:r>
+        <w:t xml:space="preserve"> </w:t>
+      </w:r>
+      <w:r>
+        <w:rPr>
+          <w:rStyle w:val="VerbatimChar"/>
+        </w:rPr>
+        <w:t xml:space="preserve">ylim()</w:t>
+      </w:r>
+      <w:r>
+        <w:t xml:space="preserve"> </w:t>
+      </w:r>
+      <w:r>
+        <w:t xml:space="preserve">when you genuinely want to exclude those data points from the analysis, not just from the view.</w:t>
+      </w:r>
+    </w:p>
+    <w:p>
+      <w:r>
+        <w:pict>
+          <v:rect style="width:0;height:1.5pt" o:hralign="center" o:hrstd="t" o:hr="t"/>
+        </w:pict>
+      </w:r>
+    </w:p>
+    <w:bookmarkEnd w:id="29"/>
+    <w:bookmarkEnd w:id="30"/>
+    <w:bookmarkStart w:id="33" w:name="simple-themes"/>
+    <w:p>
+      <w:pPr>
+        <w:pStyle w:val="Heading1"/>
+      </w:pPr>
+      <w:r>
+        <w:t xml:space="preserve">7 · Simple themes</w:t>
+      </w:r>
+    </w:p>
+    <w:p>
+      <w:pPr>
+        <w:pStyle w:val="FirstParagraph"/>
+      </w:pPr>
+      <w:r>
+        <w:t xml:space="preserve">A theme controls everything that is not data — background, gridlines, text sizes, tick marks. ggplot2 ships with several complete themes. Try them with the same plot to see which suits your purpose:</w:t>
+      </w:r>
+    </w:p>
+    <w:p>
+      <w:pPr>
+        <w:pStyle w:val="SourceCode"/>
+      </w:pPr>
+      <w:r>
+        <w:rPr>
+          <w:rStyle w:val="NormalTok"/>
+        </w:rPr>
+        <w:t xml:space="preserve">p </w:t>
+      </w:r>
+      <w:r>
+        <w:rPr>
+          <w:rStyle w:val="OtherTok"/>
+        </w:rPr>
+        <w:t xml:space="preserve">&lt;-</w:t>
+      </w:r>
+      <w:r>
+        <w:rPr>
+          <w:rStyle w:val="NormalTok"/>
+        </w:rPr>
+        <w:t xml:space="preserve"> </w:t>
+      </w:r>
+      <w:r>
+        <w:rPr>
+          <w:rStyle w:val="FunctionTok"/>
+        </w:rPr>
+        <w:t xml:space="preserve">ggplot</w:t>
+      </w:r>
+      <w:r>
+        <w:rPr>
+          <w:rStyle w:val="NormalTok"/>
+        </w:rPr>
+        <w:t xml:space="preserve">(penguins, </w:t>
+      </w:r>
+      <w:r>
+        <w:rPr>
+          <w:rStyle w:val="FunctionTok"/>
+        </w:rPr>
+        <w:t xml:space="preserve">aes</w:t>
+      </w:r>
+      <w:r>
+        <w:rPr>
+          <w:rStyle w:val="NormalTok"/>
+        </w:rPr>
+        <w:t xml:space="preserve">(</w:t>
+      </w:r>
+      <w:r>
+        <w:rPr>
+          <w:rStyle w:val="AttributeTok"/>
+        </w:rPr>
+        <w:t xml:space="preserve">x =</w:t>
+      </w:r>
+      <w:r>
+        <w:rPr>
+          <w:rStyle w:val="NormalTok"/>
+        </w:rPr>
+        <w:t xml:space="preserve"> species, </w:t>
+      </w:r>
+      <w:r>
+        <w:rPr>
+          <w:rStyle w:val="AttributeTok"/>
+        </w:rPr>
+        <w:t xml:space="preserve">y =</w:t>
+      </w:r>
+      <w:r>
+        <w:rPr>
+          <w:rStyle w:val="NormalTok"/>
+        </w:rPr>
+        <w:t xml:space="preserve"> body_mass_g, </w:t>
+      </w:r>
+      <w:r>
+        <w:rPr>
+          <w:rStyle w:val="AttributeTok"/>
+        </w:rPr>
+        <w:t xml:space="preserve">fill =</w:t>
+      </w:r>
+      <w:r>
+        <w:rPr>
+          <w:rStyle w:val="NormalTok"/>
+        </w:rPr>
+        <w:t xml:space="preserve"> species)) </w:t>
+      </w:r>
+      <w:r>
+        <w:rPr>
+          <w:rStyle w:val="SpecialCharTok"/>
+        </w:rPr>
+        <w:t xml:space="preserve">+</w:t>
+      </w:r>
+      <w:r>
+        <w:br/>
+      </w:r>
+      <w:r>
+        <w:rPr>
+          <w:rStyle w:val="NormalTok"/>
+        </w:rPr>
+        <w:t xml:space="preserve">  </w:t>
+      </w:r>
+      <w:r>
+        <w:rPr>
+          <w:rStyle w:val="FunctionTok"/>
+        </w:rPr>
+        <w:t xml:space="preserve">geom_boxplot</w:t>
+      </w:r>
+      <w:r>
+        <w:rPr>
+          <w:rStyle w:val="NormalTok"/>
+        </w:rPr>
+        <w:t xml:space="preserve">(</w:t>
+      </w:r>
+      <w:r>
+        <w:rPr>
+          <w:rStyle w:val="AttributeTok"/>
+        </w:rPr>
+        <w:t xml:space="preserve">alpha =</w:t>
+      </w:r>
+      <w:r>
+        <w:rPr>
+          <w:rStyle w:val="NormalTok"/>
+        </w:rPr>
+        <w:t xml:space="preserve"> </w:t>
+      </w:r>
+      <w:r>
+        <w:rPr>
+          <w:rStyle w:val="FloatTok"/>
+        </w:rPr>
+        <w:t xml:space="preserve">0.6</w:t>
+      </w:r>
+      <w:r>
+        <w:rPr>
+          <w:rStyle w:val="NormalTok"/>
+        </w:rPr>
+        <w:t xml:space="preserve">) </w:t>
+      </w:r>
+      <w:r>
+        <w:rPr>
+          <w:rStyle w:val="SpecialCharTok"/>
+        </w:rPr>
+        <w:t xml:space="preserve">+</w:t>
+      </w:r>
+      <w:r>
+        <w:br/>
+      </w:r>
+      <w:r>
+        <w:rPr>
+          <w:rStyle w:val="NormalTok"/>
+        </w:rPr>
+        <w:t xml:space="preserve">  </w:t>
+      </w:r>
+      <w:r>
+        <w:rPr>
+          <w:rStyle w:val="FunctionTok"/>
+        </w:rPr>
+        <w:t xml:space="preserve">labs</w:t>
+      </w:r>
+      <w:r>
+        <w:rPr>
+          <w:rStyle w:val="NormalTok"/>
+        </w:rPr>
+        <w:t xml:space="preserve">(</w:t>
+      </w:r>
+      <w:r>
+        <w:rPr>
+          <w:rStyle w:val="AttributeTok"/>
+        </w:rPr>
+        <w:t xml:space="preserve">x =</w:t>
+      </w:r>
+      <w:r>
+        <w:rPr>
+          <w:rStyle w:val="NormalTok"/>
+        </w:rPr>
+        <w:t xml:space="preserve"> </w:t>
+      </w:r>
+      <w:r>
+        <w:rPr>
+          <w:rStyle w:val="StringTok"/>
+        </w:rPr>
+        <w:t xml:space="preserve">"Species"</w:t>
+      </w:r>
+      <w:r>
+        <w:rPr>
+          <w:rStyle w:val="NormalTok"/>
+        </w:rPr>
+        <w:t xml:space="preserve">, </w:t>
+      </w:r>
+      <w:r>
+        <w:rPr>
+          <w:rStyle w:val="AttributeTok"/>
+        </w:rPr>
+        <w:t xml:space="preserve">y =</w:t>
+      </w:r>
+      <w:r>
+        <w:rPr>
+          <w:rStyle w:val="NormalTok"/>
+        </w:rPr>
+        <w:t xml:space="preserve"> </w:t>
+      </w:r>
+      <w:r>
+        <w:rPr>
+          <w:rStyle w:val="StringTok"/>
+        </w:rPr>
+        <w:t xml:space="preserve">"Body mass (g)"</w:t>
+      </w:r>
+      <w:r>
+        <w:rPr>
+          <w:rStyle w:val="NormalTok"/>
+        </w:rPr>
+        <w:t xml:space="preserve">, </w:t>
+      </w:r>
+      <w:r>
+        <w:rPr>
+          <w:rStyle w:val="AttributeTok"/>
+        </w:rPr>
+        <w:t xml:space="preserve">title =</w:t>
+      </w:r>
+      <w:r>
+        <w:rPr>
+          <w:rStyle w:val="NormalTok"/>
+        </w:rPr>
+        <w:t xml:space="preserve"> </w:t>
+      </w:r>
+      <w:r>
+        <w:rPr>
+          <w:rStyle w:val="StringTok"/>
+        </w:rPr>
+        <w:t xml:space="preserve">"Penguin body mass by species"</w:t>
+      </w:r>
+      <w:r>
+        <w:rPr>
+          <w:rStyle w:val="NormalTok"/>
+        </w:rPr>
+        <w:t xml:space="preserve">)</w:t>
+      </w:r>
+      <w:r>
+        <w:br/>
+      </w:r>
+      <w:r>
+        <w:br/>
+      </w:r>
+      <w:r>
+        <w:rPr>
+          <w:rStyle w:val="NormalTok"/>
+        </w:rPr>
+        <w:t xml:space="preserve">p </w:t>
+      </w:r>
+      <w:r>
+        <w:rPr>
+          <w:rStyle w:val="SpecialCharTok"/>
+        </w:rPr>
+        <w:t xml:space="preserve">+</w:t>
+      </w:r>
+      <w:r>
+        <w:rPr>
+          <w:rStyle w:val="NormalTok"/>
+        </w:rPr>
+        <w:t xml:space="preserve"> </w:t>
+      </w:r>
+      <w:r>
+        <w:rPr>
+          <w:rStyle w:val="FunctionTok"/>
+        </w:rPr>
+        <w:t xml:space="preserve">theme_grey</w:t>
+      </w:r>
+      <w:r>
+        <w:rPr>
+          <w:rStyle w:val="NormalTok"/>
+        </w:rPr>
+        <w:t xml:space="preserve">()     </w:t>
+      </w:r>
+      <w:r>
+        <w:rPr>
+          <w:rStyle w:val="CommentTok"/>
+        </w:rPr>
+        <w:t xml:space="preserve"># default: grey background, white gridlines</w:t>
+      </w:r>
+      <w:r>
+        <w:br/>
+      </w:r>
+      <w:r>
+        <w:rPr>
+          <w:rStyle w:val="NormalTok"/>
+        </w:rPr>
+        <w:t xml:space="preserve">p </w:t>
+      </w:r>
+      <w:r>
+        <w:rPr>
+          <w:rStyle w:val="SpecialCharTok"/>
+        </w:rPr>
+        <w:t xml:space="preserve">+</w:t>
+      </w:r>
+      <w:r>
+        <w:rPr>
+          <w:rStyle w:val="NormalTok"/>
+        </w:rPr>
+        <w:t xml:space="preserve"> </w:t>
+      </w:r>
+      <w:r>
+        <w:rPr>
+          <w:rStyle w:val="FunctionTok"/>
+        </w:rPr>
+        <w:t xml:space="preserve">theme_bw</w:t>
+      </w:r>
+      <w:r>
+        <w:rPr>
+          <w:rStyle w:val="NormalTok"/>
+        </w:rPr>
+        <w:t xml:space="preserve">()       </w:t>
+      </w:r>
+      <w:r>
+        <w:rPr>
+          <w:rStyle w:val="CommentTok"/>
+        </w:rPr>
+        <w:t xml:space="preserve"># white background, grey gridlines, black border</w:t>
+      </w:r>
+      <w:r>
+        <w:br/>
+      </w:r>
+      <w:r>
+        <w:rPr>
+          <w:rStyle w:val="NormalTok"/>
+        </w:rPr>
+        <w:t xml:space="preserve">p </w:t>
+      </w:r>
+      <w:r>
+        <w:rPr>
+          <w:rStyle w:val="SpecialCharTok"/>
+        </w:rPr>
+        <w:t xml:space="preserve">+</w:t>
+      </w:r>
+      <w:r>
+        <w:rPr>
+          <w:rStyle w:val="NormalTok"/>
+        </w:rPr>
+        <w:t xml:space="preserve"> </w:t>
+      </w:r>
+      <w:r>
+        <w:rPr>
+          <w:rStyle w:val="FunctionTok"/>
+        </w:rPr>
+        <w:t xml:space="preserve">theme_minimal</w:t>
+      </w:r>
+      <w:r>
+        <w:rPr>
+          <w:rStyle w:val="NormalTok"/>
+        </w:rPr>
+        <w:t xml:space="preserve">()  </w:t>
+      </w:r>
+      <w:r>
+        <w:rPr>
+          <w:rStyle w:val="CommentTok"/>
+        </w:rPr>
+        <w:t xml:space="preserve"># no background or border, subtle gridlines</w:t>
+      </w:r>
+      <w:r>
+        <w:br/>
+      </w:r>
+      <w:r>
+        <w:rPr>
+          <w:rStyle w:val="NormalTok"/>
+        </w:rPr>
+        <w:t xml:space="preserve">p </w:t>
+      </w:r>
+      <w:r>
+        <w:rPr>
+          <w:rStyle w:val="SpecialCharTok"/>
+        </w:rPr>
+        <w:t xml:space="preserve">+</w:t>
+      </w:r>
+      <w:r>
+        <w:rPr>
+          <w:rStyle w:val="NormalTok"/>
+        </w:rPr>
+        <w:t xml:space="preserve"> </w:t>
+      </w:r>
+      <w:r>
+        <w:rPr>
+          <w:rStyle w:val="FunctionTok"/>
+        </w:rPr>
+        <w:t xml:space="preserve">theme_classic</w:t>
+      </w:r>
+      <w:r>
+        <w:rPr>
+          <w:rStyle w:val="NormalTok"/>
+        </w:rPr>
+        <w:t xml:space="preserve">()  </w:t>
+      </w:r>
+      <w:r>
+        <w:rPr>
+          <w:rStyle w:val="CommentTok"/>
+        </w:rPr>
+        <w:t xml:space="preserve"># white background, axis lines only, no gridlines</w:t>
+      </w:r>
+      <w:r>
+        <w:br/>
+      </w:r>
+      <w:r>
+        <w:rPr>
+          <w:rStyle w:val="NormalTok"/>
+        </w:rPr>
+        <w:t xml:space="preserve">p </w:t>
+      </w:r>
+      <w:r>
+        <w:rPr>
+          <w:rStyle w:val="SpecialCharTok"/>
+        </w:rPr>
+        <w:t xml:space="preserve">+</w:t>
+      </w:r>
+      <w:r>
+        <w:rPr>
+          <w:rStyle w:val="NormalTok"/>
+        </w:rPr>
+        <w:t xml:space="preserve"> </w:t>
+      </w:r>
+      <w:r>
+        <w:rPr>
+          <w:rStyle w:val="FunctionTok"/>
+        </w:rPr>
+        <w:t xml:space="preserve">theme_light</w:t>
+      </w:r>
+      <w:r>
+        <w:rPr>
+          <w:rStyle w:val="NormalTok"/>
+        </w:rPr>
+        <w:t xml:space="preserve">()    </w:t>
+      </w:r>
+      <w:r>
+        <w:rPr>
+          <w:rStyle w:val="CommentTok"/>
+        </w:rPr>
+        <w:t xml:space="preserve"># light grey lines and border</w:t>
+      </w:r>
+    </w:p>
+    <w:p>
+      <w:pPr>
+        <w:pStyle w:val="BlockText"/>
+      </w:pPr>
+      <w:r>
+        <w:t xml:space="preserve">💡</w:t>
+      </w:r>
+      <w:r>
+        <w:t xml:space="preserve"> </w:t>
+      </w:r>
+      <w:r>
+        <w:rPr>
+          <w:rStyle w:val="VerbatimChar"/>
+          <w:b/>
+          <w:bCs/>
+        </w:rPr>
+        <w:t xml:space="preserve">theme_classic()</w:t>
+      </w:r>
+      <w:r>
+        <w:t xml:space="preserve"> </w:t>
+      </w:r>
+      <w:r>
+        <w:t xml:space="preserve">is a safe default for ecological publications — it is clean, uncluttered, and close to what most journals expect.</w:t>
+      </w:r>
+    </w:p>
+    <w:bookmarkStart w:id="31" w:name="remove-the-legend-when-it-is-redundant"/>
+    <w:p>
+      <w:pPr>
+        <w:pStyle w:val="Heading3"/>
+      </w:pPr>
+      <w:r>
+        <w:t xml:space="preserve">Remove the legend when it is redundant</w:t>
+      </w:r>
+    </w:p>
+    <w:p>
+      <w:pPr>
+        <w:pStyle w:val="FirstParagraph"/>
+      </w:pPr>
+      <w:r>
+        <w:t xml:space="preserve">When colour just repeats the x-axis information, drop the legend:</w:t>
+      </w:r>
+    </w:p>
+    <w:p>
+      <w:pPr>
+        <w:pStyle w:val="SourceCode"/>
+      </w:pPr>
+      <w:r>
+        <w:rPr>
+          <w:rStyle w:val="NormalTok"/>
+        </w:rPr>
+        <w:t xml:space="preserve">p </w:t>
+      </w:r>
+      <w:r>
+        <w:rPr>
+          <w:rStyle w:val="SpecialCharTok"/>
+        </w:rPr>
+        <w:t xml:space="preserve">+</w:t>
+      </w:r>
+      <w:r>
+        <w:rPr>
+          <w:rStyle w:val="NormalTok"/>
+        </w:rPr>
+        <w:t xml:space="preserve"> </w:t>
+      </w:r>
+      <w:r>
+        <w:rPr>
+          <w:rStyle w:val="FunctionTok"/>
+        </w:rPr>
+        <w:t xml:space="preserve">theme_classic</w:t>
+      </w:r>
+      <w:r>
+        <w:rPr>
+          <w:rStyle w:val="NormalTok"/>
+        </w:rPr>
+        <w:t xml:space="preserve">() </w:t>
+      </w:r>
+      <w:r>
+        <w:rPr>
+          <w:rStyle w:val="SpecialCharTok"/>
+        </w:rPr>
+        <w:t xml:space="preserve">+</w:t>
+      </w:r>
+      <w:r>
+        <w:br/>
+      </w:r>
+      <w:r>
+        <w:rPr>
+          <w:rStyle w:val="NormalTok"/>
+        </w:rPr>
+        <w:t xml:space="preserve">  </w:t>
+      </w:r>
+      <w:r>
+        <w:rPr>
+          <w:rStyle w:val="FunctionTok"/>
+        </w:rPr>
+        <w:t xml:space="preserve">theme</w:t>
+      </w:r>
+      <w:r>
+        <w:rPr>
+          <w:rStyle w:val="NormalTok"/>
+        </w:rPr>
+        <w:t xml:space="preserve">(</w:t>
+      </w:r>
+      <w:r>
+        <w:rPr>
+          <w:rStyle w:val="AttributeTok"/>
+        </w:rPr>
+        <w:t xml:space="preserve">legend.position =</w:t>
+      </w:r>
+      <w:r>
+        <w:rPr>
+          <w:rStyle w:val="NormalTok"/>
+        </w:rPr>
+        <w:t xml:space="preserve"> </w:t>
+      </w:r>
+      <w:r>
+        <w:rPr>
+          <w:rStyle w:val="StringTok"/>
+        </w:rPr>
+        <w:t xml:space="preserve">"none"</w:t>
+      </w:r>
+      <w:r>
+        <w:rPr>
+          <w:rStyle w:val="NormalTok"/>
+        </w:rPr>
+        <w:t xml:space="preserve">)</w:t>
+      </w:r>
+    </w:p>
+    <w:bookmarkEnd w:id="31"/>
+    <w:bookmarkStart w:id="32" w:name="move-the-legend"/>
+    <w:p>
+      <w:pPr>
+        <w:pStyle w:val="Heading3"/>
+      </w:pPr>
+      <w:r>
+        <w:t xml:space="preserve">Move the legend</w:t>
+      </w:r>
+    </w:p>
+    <w:p>
+      <w:pPr>
+        <w:pStyle w:val="SourceCode"/>
+      </w:pPr>
+      <w:r>
+        <w:rPr>
+          <w:rStyle w:val="NormalTok"/>
+        </w:rPr>
+        <w:t xml:space="preserve">p </w:t>
+      </w:r>
+      <w:r>
+        <w:rPr>
+          <w:rStyle w:val="SpecialCharTok"/>
+        </w:rPr>
+        <w:t xml:space="preserve">+</w:t>
+      </w:r>
+      <w:r>
+        <w:rPr>
+          <w:rStyle w:val="NormalTok"/>
+        </w:rPr>
+        <w:t xml:space="preserve"> </w:t>
+      </w:r>
+      <w:r>
+        <w:rPr>
+          <w:rStyle w:val="FunctionTok"/>
+        </w:rPr>
+        <w:t xml:space="preserve">theme_classic</w:t>
+      </w:r>
+      <w:r>
+        <w:rPr>
+          <w:rStyle w:val="NormalTok"/>
+        </w:rPr>
+        <w:t xml:space="preserve">() </w:t>
+      </w:r>
+      <w:r>
+        <w:rPr>
+          <w:rStyle w:val="SpecialCharTok"/>
+        </w:rPr>
+        <w:t xml:space="preserve">+</w:t>
+      </w:r>
+      <w:r>
+        <w:br/>
+      </w:r>
+      <w:r>
+        <w:rPr>
+          <w:rStyle w:val="NormalTok"/>
+        </w:rPr>
+        <w:t xml:space="preserve">  </w:t>
+      </w:r>
+      <w:r>
+        <w:rPr>
+          <w:rStyle w:val="FunctionTok"/>
+        </w:rPr>
+        <w:t xml:space="preserve">theme</w:t>
+      </w:r>
+      <w:r>
+        <w:rPr>
+          <w:rStyle w:val="NormalTok"/>
+        </w:rPr>
+        <w:t xml:space="preserve">(</w:t>
+      </w:r>
+      <w:r>
+        <w:rPr>
+          <w:rStyle w:val="AttributeTok"/>
+        </w:rPr>
+        <w:t xml:space="preserve">legend.position =</w:t>
+      </w:r>
+      <w:r>
+        <w:rPr>
+          <w:rStyle w:val="NormalTok"/>
+        </w:rPr>
+        <w:t xml:space="preserve"> </w:t>
+      </w:r>
+      <w:r>
+        <w:rPr>
+          <w:rStyle w:val="StringTok"/>
+        </w:rPr>
+        <w:t xml:space="preserve">"bottom"</w:t>
+      </w:r>
+      <w:r>
+        <w:rPr>
+          <w:rStyle w:val="NormalTok"/>
+        </w:rPr>
+        <w:t xml:space="preserve">)   </w:t>
+      </w:r>
+      <w:r>
+        <w:rPr>
+          <w:rStyle w:val="CommentTok"/>
+        </w:rPr>
+        <w:t xml:space="preserve"># "top", "left", "right", "bottom", "none"</w:t>
+      </w:r>
+    </w:p>
+    <w:p>
+      <w:pPr>
+        <w:pStyle w:val="BlockText"/>
+      </w:pPr>
+      <w:r>
+        <w:t xml:space="preserve">💡</w:t>
+      </w:r>
+      <w:r>
+        <w:t xml:space="preserve"> </w:t>
+      </w:r>
+      <w:r>
+        <w:rPr>
+          <w:b/>
+          <w:bCs/>
+        </w:rPr>
+        <w:t xml:space="preserve">Key idea:</w:t>
+      </w:r>
+      <w:r>
+        <w:t xml:space="preserve"> </w:t>
+      </w:r>
+      <w:r>
+        <w:t xml:space="preserve">The built-in themes (</w:t>
+      </w:r>
+      <w:r>
+        <w:rPr>
+          <w:rStyle w:val="VerbatimChar"/>
+        </w:rPr>
+        <w:t xml:space="preserve">theme_classic()</w:t>
+      </w:r>
+      <w:r>
+        <w:t xml:space="preserve"> </w:t>
+      </w:r>
+      <w:r>
+        <w:t xml:space="preserve">etc.) set defaults. Adding a</w:t>
+      </w:r>
+      <w:r>
+        <w:t xml:space="preserve"> </w:t>
+      </w:r>
+      <w:r>
+        <w:rPr>
+          <w:rStyle w:val="VerbatimChar"/>
+        </w:rPr>
+        <w:t xml:space="preserve">theme()</w:t>
+      </w:r>
+      <w:r>
+        <w:t xml:space="preserve"> </w:t>
+      </w:r>
+      <w:r>
+        <w:t xml:space="preserve">call afterwards lets you override individual elements on top of that base. Complex customisation — font sizes, axis text angle, background colours — is covered in the advanced themes vignette, where you will also learn to store your theme in a separate file and</w:t>
+      </w:r>
+      <w:r>
+        <w:t xml:space="preserve"> </w:t>
+      </w:r>
+      <w:r>
+        <w:rPr>
+          <w:rStyle w:val="VerbatimChar"/>
+        </w:rPr>
+        <w:t xml:space="preserve">source()</w:t>
+      </w:r>
+      <w:r>
+        <w:t xml:space="preserve"> </w:t>
+      </w:r>
+      <w:r>
+        <w:t xml:space="preserve">it at the top of every script.</w:t>
+      </w:r>
+    </w:p>
+    <w:p>
+      <w:r>
+        <w:pict>
+          <v:rect style="width:0;height:1.5pt" o:hralign="center" o:hrstd="t" o:hr="t"/>
+        </w:pict>
+      </w:r>
+    </w:p>
+    <w:bookmarkEnd w:id="32"/>
+    <w:bookmarkEnd w:id="33"/>
+    <w:bookmarkStart w:id="34" w:name="storing-a-plot-as-an-object"/>
+    <w:p>
+      <w:pPr>
+        <w:pStyle w:val="Heading1"/>
+      </w:pPr>
+      <w:r>
+        <w:t xml:space="preserve">8 · Storing a plot as an object</w:t>
+      </w:r>
+    </w:p>
+    <w:p>
+      <w:pPr>
+        <w:pStyle w:val="FirstParagraph"/>
+      </w:pPr>
+      <w:r>
+        <w:t xml:space="preserve">Assign the plot to a named object with</w:t>
+      </w:r>
+      <w:r>
+        <w:t xml:space="preserve"> </w:t>
+      </w:r>
+      <w:r>
+        <w:rPr>
+          <w:rStyle w:val="VerbatimChar"/>
+        </w:rPr>
+        <w:t xml:space="preserve">&lt;-</w:t>
+      </w:r>
+      <w:r>
+        <w:t xml:space="preserve">. This lets you print it, add more layers to it, or save it without retyping the whole block:</w:t>
+      </w:r>
+    </w:p>
+    <w:p>
+      <w:pPr>
+        <w:pStyle w:val="SourceCode"/>
+      </w:pPr>
+      <w:r>
+        <w:rPr>
+          <w:rStyle w:val="NormalTok"/>
+        </w:rPr>
+        <w:t xml:space="preserve">my_plot </w:t>
+      </w:r>
+      <w:r>
+        <w:rPr>
+          <w:rStyle w:val="OtherTok"/>
+        </w:rPr>
+        <w:t xml:space="preserve">&lt;-</w:t>
+      </w:r>
+      <w:r>
+        <w:rPr>
+          <w:rStyle w:val="NormalTok"/>
+        </w:rPr>
+        <w:t xml:space="preserve"> </w:t>
+      </w:r>
+      <w:r>
+        <w:rPr>
+          <w:rStyle w:val="FunctionTok"/>
+        </w:rPr>
+        <w:t xml:space="preserve">ggplot</w:t>
+      </w:r>
+      <w:r>
+        <w:rPr>
+          <w:rStyle w:val="NormalTok"/>
+        </w:rPr>
+        <w:t xml:space="preserve">(penguins, </w:t>
+      </w:r>
+      <w:r>
+        <w:rPr>
+          <w:rStyle w:val="FunctionTok"/>
+        </w:rPr>
+        <w:t xml:space="preserve">aes</w:t>
+      </w:r>
+      <w:r>
+        <w:rPr>
+          <w:rStyle w:val="NormalTok"/>
+        </w:rPr>
+        <w:t xml:space="preserve">(</w:t>
+      </w:r>
+      <w:r>
+        <w:rPr>
+          <w:rStyle w:val="AttributeTok"/>
+        </w:rPr>
+        <w:t xml:space="preserve">x =</w:t>
+      </w:r>
+      <w:r>
+        <w:rPr>
+          <w:rStyle w:val="NormalTok"/>
+        </w:rPr>
+        <w:t xml:space="preserve"> flipper_length_mm, </w:t>
+      </w:r>
+      <w:r>
+        <w:rPr>
+          <w:rStyle w:val="AttributeTok"/>
+        </w:rPr>
+        <w:t xml:space="preserve">y =</w:t>
+      </w:r>
+      <w:r>
+        <w:rPr>
+          <w:rStyle w:val="NormalTok"/>
+        </w:rPr>
+        <w:t xml:space="preserve"> body_mass_g,</w:t>
+      </w:r>
+      <w:r>
+        <w:br/>
+      </w:r>
+      <w:r>
+        <w:rPr>
+          <w:rStyle w:val="NormalTok"/>
+        </w:rPr>
+        <w:t xml:space="preserve">                                </w:t>
+      </w:r>
+      <w:r>
+        <w:rPr>
+          <w:rStyle w:val="AttributeTok"/>
+        </w:rPr>
+        <w:t xml:space="preserve">color =</w:t>
+      </w:r>
+      <w:r>
+        <w:rPr>
+          <w:rStyle w:val="NormalTok"/>
+        </w:rPr>
+        <w:t xml:space="preserve"> species, </w:t>
+      </w:r>
+      <w:r>
+        <w:rPr>
+          <w:rStyle w:val="AttributeTok"/>
+        </w:rPr>
+        <w:t xml:space="preserve">shape =</w:t>
+      </w:r>
+      <w:r>
+        <w:rPr>
+          <w:rStyle w:val="NormalTok"/>
+        </w:rPr>
+        <w:t xml:space="preserve"> species)) </w:t>
+      </w:r>
+      <w:r>
+        <w:rPr>
+          <w:rStyle w:val="SpecialCharTok"/>
+        </w:rPr>
+        <w:t xml:space="preserve">+</w:t>
+      </w:r>
+      <w:r>
+        <w:br/>
+      </w:r>
+      <w:r>
+        <w:rPr>
+          <w:rStyle w:val="NormalTok"/>
+        </w:rPr>
+        <w:t xml:space="preserve">  </w:t>
+      </w:r>
+      <w:r>
+        <w:rPr>
+          <w:rStyle w:val="FunctionTok"/>
+        </w:rPr>
+        <w:t xml:space="preserve">geom_point</w:t>
+      </w:r>
+      <w:r>
+        <w:rPr>
+          <w:rStyle w:val="NormalTok"/>
+        </w:rPr>
+        <w:t xml:space="preserve">(</w:t>
+      </w:r>
+      <w:r>
+        <w:rPr>
+          <w:rStyle w:val="AttributeTok"/>
+        </w:rPr>
+        <w:t xml:space="preserve">size =</w:t>
+      </w:r>
+      <w:r>
+        <w:rPr>
+          <w:rStyle w:val="NormalTok"/>
+        </w:rPr>
+        <w:t xml:space="preserve"> </w:t>
+      </w:r>
+      <w:r>
+        <w:rPr>
+          <w:rStyle w:val="FloatTok"/>
+        </w:rPr>
+        <w:t xml:space="preserve">2.5</w:t>
+      </w:r>
+      <w:r>
+        <w:rPr>
+          <w:rStyle w:val="NormalTok"/>
+        </w:rPr>
+        <w:t xml:space="preserve">, </w:t>
+      </w:r>
+      <w:r>
+        <w:rPr>
+          <w:rStyle w:val="AttributeTok"/>
+        </w:rPr>
+        <w:t xml:space="preserve">alpha =</w:t>
+      </w:r>
+      <w:r>
+        <w:rPr>
+          <w:rStyle w:val="NormalTok"/>
+        </w:rPr>
+        <w:t xml:space="preserve"> </w:t>
+      </w:r>
+      <w:r>
+        <w:rPr>
+          <w:rStyle w:val="FloatTok"/>
+        </w:rPr>
+        <w:t xml:space="preserve">0.8</w:t>
+      </w:r>
+      <w:r>
+        <w:rPr>
+          <w:rStyle w:val="NormalTok"/>
+        </w:rPr>
+        <w:t xml:space="preserve">) </w:t>
+      </w:r>
+      <w:r>
+        <w:rPr>
+          <w:rStyle w:val="SpecialCharTok"/>
+        </w:rPr>
+        <w:t xml:space="preserve">+</w:t>
+      </w:r>
+      <w:r>
+        <w:br/>
+      </w:r>
+      <w:r>
+        <w:rPr>
+          <w:rStyle w:val="NormalTok"/>
+        </w:rPr>
+        <w:t xml:space="preserve">  </w:t>
+      </w:r>
+      <w:r>
+        <w:rPr>
+          <w:rStyle w:val="FunctionTok"/>
+        </w:rPr>
+        <w:t xml:space="preserve">labs</w:t>
+      </w:r>
+      <w:r>
+        <w:rPr>
+          <w:rStyle w:val="NormalTok"/>
+        </w:rPr>
+        <w:t xml:space="preserve">(</w:t>
+      </w:r>
+      <w:r>
+        <w:br/>
+      </w:r>
+      <w:r>
+        <w:rPr>
+          <w:rStyle w:val="NormalTok"/>
+        </w:rPr>
+        <w:t xml:space="preserve">    </w:t>
+      </w:r>
+      <w:r>
+        <w:rPr>
+          <w:rStyle w:val="AttributeTok"/>
+        </w:rPr>
+        <w:t xml:space="preserve">title  =</w:t>
+      </w:r>
+      <w:r>
+        <w:rPr>
+          <w:rStyle w:val="NormalTok"/>
+        </w:rPr>
+        <w:t xml:space="preserve"> </w:t>
+      </w:r>
+      <w:r>
+        <w:rPr>
+          <w:rStyle w:val="StringTok"/>
+        </w:rPr>
+        <w:t xml:space="preserve">"Body mass and flipper length"</w:t>
+      </w:r>
+      <w:r>
+        <w:rPr>
+          <w:rStyle w:val="NormalTok"/>
+        </w:rPr>
+        <w:t xml:space="preserve">,</w:t>
+      </w:r>
+      <w:r>
+        <w:br/>
+      </w:r>
+      <w:r>
+        <w:rPr>
+          <w:rStyle w:val="NormalTok"/>
+        </w:rPr>
+        <w:t xml:space="preserve">    </w:t>
+      </w:r>
+      <w:r>
+        <w:rPr>
+          <w:rStyle w:val="AttributeTok"/>
+        </w:rPr>
+        <w:t xml:space="preserve">x      =</w:t>
+      </w:r>
+      <w:r>
+        <w:rPr>
+          <w:rStyle w:val="NormalTok"/>
+        </w:rPr>
+        <w:t xml:space="preserve"> </w:t>
+      </w:r>
+      <w:r>
+        <w:rPr>
+          <w:rStyle w:val="StringTok"/>
+        </w:rPr>
+        <w:t xml:space="preserve">"Flipper length (mm)"</w:t>
+      </w:r>
+      <w:r>
+        <w:rPr>
+          <w:rStyle w:val="NormalTok"/>
+        </w:rPr>
+        <w:t xml:space="preserve">,</w:t>
+      </w:r>
+      <w:r>
+        <w:br/>
+      </w:r>
+      <w:r>
+        <w:rPr>
+          <w:rStyle w:val="NormalTok"/>
+        </w:rPr>
+        <w:t xml:space="preserve">    </w:t>
+      </w:r>
+      <w:r>
+        <w:rPr>
+          <w:rStyle w:val="AttributeTok"/>
+        </w:rPr>
+        <w:t xml:space="preserve">y      =</w:t>
+      </w:r>
+      <w:r>
+        <w:rPr>
+          <w:rStyle w:val="NormalTok"/>
+        </w:rPr>
+        <w:t xml:space="preserve"> </w:t>
+      </w:r>
+      <w:r>
+        <w:rPr>
+          <w:rStyle w:val="StringTok"/>
+        </w:rPr>
+        <w:t xml:space="preserve">"Body mass (g)"</w:t>
+      </w:r>
+      <w:r>
+        <w:rPr>
+          <w:rStyle w:val="NormalTok"/>
+        </w:rPr>
+        <w:t xml:space="preserve">,</w:t>
+      </w:r>
+      <w:r>
+        <w:br/>
+      </w:r>
+      <w:r>
+        <w:rPr>
+          <w:rStyle w:val="NormalTok"/>
+        </w:rPr>
+        <w:t xml:space="preserve">    </w:t>
+      </w:r>
+      <w:r>
+        <w:rPr>
+          <w:rStyle w:val="AttributeTok"/>
+        </w:rPr>
+        <w:t xml:space="preserve">color  =</w:t>
+      </w:r>
+      <w:r>
+        <w:rPr>
+          <w:rStyle w:val="NormalTok"/>
+        </w:rPr>
+        <w:t xml:space="preserve"> </w:t>
+      </w:r>
+      <w:r>
+        <w:rPr>
+          <w:rStyle w:val="StringTok"/>
+        </w:rPr>
+        <w:t xml:space="preserve">"Species"</w:t>
+      </w:r>
+      <w:r>
+        <w:rPr>
+          <w:rStyle w:val="NormalTok"/>
+        </w:rPr>
+        <w:t xml:space="preserve">,</w:t>
+      </w:r>
+      <w:r>
+        <w:br/>
+      </w:r>
+      <w:r>
+        <w:rPr>
+          <w:rStyle w:val="NormalTok"/>
+        </w:rPr>
+        <w:t xml:space="preserve">    </w:t>
+      </w:r>
+      <w:r>
+        <w:rPr>
+          <w:rStyle w:val="AttributeTok"/>
+        </w:rPr>
+        <w:t xml:space="preserve">shape  =</w:t>
+      </w:r>
+      <w:r>
+        <w:rPr>
+          <w:rStyle w:val="NormalTok"/>
+        </w:rPr>
+        <w:t xml:space="preserve"> </w:t>
+      </w:r>
+      <w:r>
+        <w:rPr>
+          <w:rStyle w:val="StringTok"/>
+        </w:rPr>
+        <w:t xml:space="preserve">"Species"</w:t>
+      </w:r>
+      <w:r>
+        <w:br/>
+      </w:r>
+      <w:r>
+        <w:rPr>
+          <w:rStyle w:val="NormalTok"/>
+        </w:rPr>
+        <w:t xml:space="preserve">  ) </w:t>
+      </w:r>
+      <w:r>
+        <w:rPr>
+          <w:rStyle w:val="SpecialCharTok"/>
+        </w:rPr>
+        <w:t xml:space="preserve">+</w:t>
+      </w:r>
+      <w:r>
+        <w:br/>
+      </w:r>
+      <w:r>
+        <w:rPr>
+          <w:rStyle w:val="NormalTok"/>
+        </w:rPr>
+        <w:t xml:space="preserve">  </w:t>
+      </w:r>
+      <w:r>
+        <w:rPr>
+          <w:rStyle w:val="FunctionTok"/>
+        </w:rPr>
+        <w:t xml:space="preserve">theme_classic</w:t>
+      </w:r>
+      <w:r>
+        <w:rPr>
+          <w:rStyle w:val="NormalTok"/>
+        </w:rPr>
+        <w:t xml:space="preserve">() </w:t>
+      </w:r>
+      <w:r>
+        <w:rPr>
+          <w:rStyle w:val="SpecialCharTok"/>
+        </w:rPr>
+        <w:t xml:space="preserve">+</w:t>
+      </w:r>
+      <w:r>
+        <w:br/>
+      </w:r>
+      <w:r>
+        <w:rPr>
+          <w:rStyle w:val="NormalTok"/>
+        </w:rPr>
+        <w:t xml:space="preserve">  </w:t>
+      </w:r>
+      <w:r>
+        <w:rPr>
+          <w:rStyle w:val="FunctionTok"/>
+        </w:rPr>
+        <w:t xml:space="preserve">theme</w:t>
+      </w:r>
+      <w:r>
+        <w:rPr>
+          <w:rStyle w:val="NormalTok"/>
+        </w:rPr>
+        <w:t xml:space="preserve">(</w:t>
+      </w:r>
+      <w:r>
+        <w:rPr>
+          <w:rStyle w:val="AttributeTok"/>
+        </w:rPr>
+        <w:t xml:space="preserve">legend.position =</w:t>
+      </w:r>
+      <w:r>
+        <w:rPr>
+          <w:rStyle w:val="NormalTok"/>
+        </w:rPr>
+        <w:t xml:space="preserve"> </w:t>
+      </w:r>
+      <w:r>
+        <w:rPr>
+          <w:rStyle w:val="StringTok"/>
+        </w:rPr>
+        <w:t xml:space="preserve">"bottom"</w:t>
+      </w:r>
+      <w:r>
+        <w:rPr>
+          <w:rStyle w:val="NormalTok"/>
+        </w:rPr>
+        <w:t xml:space="preserve">)</w:t>
+      </w:r>
+      <w:r>
+        <w:br/>
+      </w:r>
+      <w:r>
+        <w:br/>
+      </w:r>
+      <w:r>
+        <w:rPr>
+          <w:rStyle w:val="NormalTok"/>
+        </w:rPr>
+        <w:t xml:space="preserve">my_plot   </w:t>
+      </w:r>
+      <w:r>
+        <w:rPr>
+          <w:rStyle w:val="CommentTok"/>
+        </w:rPr>
+        <w:t xml:space="preserve"># print it</w:t>
+      </w:r>
+      <w:r>
+        <w:br/>
+      </w:r>
+      <w:r>
+        <w:br/>
+      </w:r>
+      <w:r>
+        <w:rPr>
+          <w:rStyle w:val="CommentTok"/>
+        </w:rPr>
+        <w:t xml:space="preserve"># Add an extra layer without retyping</w:t>
+      </w:r>
+      <w:r>
+        <w:br/>
+      </w:r>
+      <w:r>
+        <w:rPr>
+          <w:rStyle w:val="NormalTok"/>
+        </w:rPr>
+        <w:t xml:space="preserve">my_plot </w:t>
+      </w:r>
+      <w:r>
+        <w:rPr>
+          <w:rStyle w:val="SpecialCharTok"/>
+        </w:rPr>
+        <w:t xml:space="preserve">+</w:t>
+      </w:r>
+      <w:r>
+        <w:rPr>
+          <w:rStyle w:val="NormalTok"/>
+        </w:rPr>
+        <w:t xml:space="preserve"> </w:t>
+      </w:r>
+      <w:r>
+        <w:rPr>
+          <w:rStyle w:val="FunctionTok"/>
+        </w:rPr>
+        <w:t xml:space="preserve">geom_smooth</w:t>
+      </w:r>
+      <w:r>
+        <w:rPr>
+          <w:rStyle w:val="NormalTok"/>
+        </w:rPr>
+        <w:t xml:space="preserve">(</w:t>
+      </w:r>
+      <w:r>
+        <w:rPr>
+          <w:rStyle w:val="AttributeTok"/>
+        </w:rPr>
+        <w:t xml:space="preserve">method =</w:t>
+      </w:r>
+      <w:r>
+        <w:rPr>
+          <w:rStyle w:val="NormalTok"/>
+        </w:rPr>
+        <w:t xml:space="preserve"> </w:t>
+      </w:r>
+      <w:r>
+        <w:rPr>
+          <w:rStyle w:val="StringTok"/>
+        </w:rPr>
+        <w:t xml:space="preserve">"lm"</w:t>
+      </w:r>
+      <w:r>
+        <w:rPr>
+          <w:rStyle w:val="NormalTok"/>
+        </w:rPr>
+        <w:t xml:space="preserve">, </w:t>
+      </w:r>
+      <w:r>
+        <w:rPr>
+          <w:rStyle w:val="AttributeTok"/>
+        </w:rPr>
+        <w:t xml:space="preserve">se =</w:t>
+      </w:r>
+      <w:r>
+        <w:rPr>
+          <w:rStyle w:val="NormalTok"/>
+        </w:rPr>
+        <w:t xml:space="preserve"> </w:t>
+      </w:r>
+      <w:r>
+        <w:rPr>
+          <w:rStyle w:val="ConstantTok"/>
+        </w:rPr>
+        <w:t xml:space="preserve">FALSE</w:t>
+      </w:r>
+      <w:r>
+        <w:rPr>
+          <w:rStyle w:val="NormalTok"/>
+        </w:rPr>
+        <w:t xml:space="preserve">, </w:t>
+      </w:r>
+      <w:r>
+        <w:rPr>
+          <w:rStyle w:val="AttributeTok"/>
+        </w:rPr>
+        <w:t xml:space="preserve">color =</w:t>
+      </w:r>
+      <w:r>
+        <w:rPr>
+          <w:rStyle w:val="NormalTok"/>
+        </w:rPr>
+        <w:t xml:space="preserve"> </w:t>
+      </w:r>
+      <w:r>
+        <w:rPr>
+          <w:rStyle w:val="StringTok"/>
+        </w:rPr>
+        <w:t xml:space="preserve">"grey40"</w:t>
+      </w:r>
+      <w:r>
+        <w:rPr>
+          <w:rStyle w:val="NormalTok"/>
+        </w:rPr>
+        <w:t xml:space="preserve">)</w:t>
+      </w:r>
+    </w:p>
+    <w:p>
+      <w:r>
+        <w:pict>
+          <v:rect style="width:0;height:1.5pt" o:hralign="center" o:hrstd="t" o:hr="t"/>
+        </w:pict>
+      </w:r>
+    </w:p>
+    <w:bookmarkEnd w:id="34"/>
+    <w:bookmarkStart w:id="38" w:name="saving-plots-with-ggsave"/>
+    <w:p>
+      <w:pPr>
+        <w:pStyle w:val="Heading1"/>
+      </w:pPr>
+      <w:r>
+        <w:t xml:space="preserve">9 · Saving plots with</w:t>
+      </w:r>
+      <w:r>
+        <w:t xml:space="preserve"> </w:t>
+      </w:r>
+      <w:r>
+        <w:rPr>
+          <w:rStyle w:val="VerbatimChar"/>
+        </w:rPr>
+        <w:t xml:space="preserve">ggsave()</w:t>
+      </w:r>
+    </w:p>
+    <w:p>
+      <w:pPr>
+        <w:pStyle w:val="FirstParagraph"/>
+      </w:pPr>
+      <w:r>
+        <w:t xml:space="preserve">Save to your</w:t>
+      </w:r>
+      <w:r>
+        <w:t xml:space="preserve"> </w:t>
+      </w:r>
+      <w:r>
+        <w:rPr>
+          <w:rStyle w:val="VerbatimChar"/>
+        </w:rPr>
+        <w:t xml:space="preserve">figures/</w:t>
+      </w:r>
+      <w:r>
+        <w:t xml:space="preserve"> </w:t>
+      </w:r>
+      <w:r>
+        <w:t xml:space="preserve">folder. Always save the plot object explicitly with</w:t>
+      </w:r>
+      <w:r>
+        <w:t xml:space="preserve"> </w:t>
+      </w:r>
+      <w:r>
+        <w:rPr>
+          <w:rStyle w:val="VerbatimChar"/>
+        </w:rPr>
+        <w:t xml:space="preserve">plot =</w:t>
+      </w:r>
+      <w:r>
+        <w:t xml:space="preserve"> </w:t>
+      </w:r>
+      <w:r>
+        <w:t xml:space="preserve">— do not rely on</w:t>
+      </w:r>
+      <w:r>
+        <w:t xml:space="preserve"> </w:t>
+      </w:r>
+      <w:r>
+        <w:rPr>
+          <w:rStyle w:val="VerbatimChar"/>
+        </w:rPr>
+        <w:t xml:space="preserve">ggsave()</w:t>
+      </w:r>
+      <w:r>
+        <w:t xml:space="preserve"> </w:t>
+      </w:r>
+      <w:r>
+        <w:t xml:space="preserve">grabbing the last printed plot, as that can cause hard-to-trace bugs in longer scripts.</w:t>
+      </w:r>
+    </w:p>
+    <w:bookmarkStart w:id="35" w:name="pdf-vector-format-scales-to-any-size"/>
+    <w:p>
+      <w:pPr>
+        <w:pStyle w:val="Heading3"/>
+      </w:pPr>
+      <w:r>
+        <w:t xml:space="preserve">PDF — vector format, scales to any size</w:t>
+      </w:r>
+    </w:p>
+    <w:p>
+      <w:pPr>
+        <w:pStyle w:val="SourceCode"/>
+      </w:pPr>
+      <w:r>
+        <w:rPr>
+          <w:rStyle w:val="FunctionTok"/>
+        </w:rPr>
+        <w:t xml:space="preserve">ggsave</w:t>
+      </w:r>
+      <w:r>
+        <w:rPr>
+          <w:rStyle w:val="NormalTok"/>
+        </w:rPr>
+        <w:t xml:space="preserve">(</w:t>
+      </w:r>
+      <w:r>
+        <w:rPr>
+          <w:rStyle w:val="StringTok"/>
+        </w:rPr>
+        <w:t xml:space="preserve">"figures/penguin_flipper_mass.pdf"</w:t>
+      </w:r>
+      <w:r>
+        <w:rPr>
+          <w:rStyle w:val="NormalTok"/>
+        </w:rPr>
+        <w:t xml:space="preserve">,</w:t>
+      </w:r>
+      <w:r>
+        <w:br/>
+      </w:r>
+      <w:r>
+        <w:rPr>
+          <w:rStyle w:val="NormalTok"/>
+        </w:rPr>
+        <w:t xml:space="preserve">       </w:t>
+      </w:r>
+      <w:r>
+        <w:rPr>
+          <w:rStyle w:val="AttributeTok"/>
+        </w:rPr>
+        <w:t xml:space="preserve">plot   =</w:t>
+      </w:r>
+      <w:r>
+        <w:rPr>
+          <w:rStyle w:val="NormalTok"/>
+        </w:rPr>
+        <w:t xml:space="preserve"> my_plot,</w:t>
+      </w:r>
+      <w:r>
+        <w:br/>
+      </w:r>
+      <w:r>
+        <w:rPr>
+          <w:rStyle w:val="NormalTok"/>
+        </w:rPr>
+        <w:t xml:space="preserve">       </w:t>
+      </w:r>
+      <w:r>
+        <w:rPr>
+          <w:rStyle w:val="AttributeTok"/>
+        </w:rPr>
+        <w:t xml:space="preserve">width  =</w:t>
+      </w:r>
+      <w:r>
+        <w:rPr>
+          <w:rStyle w:val="NormalTok"/>
+        </w:rPr>
+        <w:t xml:space="preserve"> </w:t>
+      </w:r>
+      <w:r>
+        <w:rPr>
+          <w:rStyle w:val="DecValTok"/>
+        </w:rPr>
+        <w:t xml:space="preserve">6</w:t>
+      </w:r>
+      <w:r>
+        <w:rPr>
+          <w:rStyle w:val="NormalTok"/>
+        </w:rPr>
+        <w:t xml:space="preserve">,</w:t>
+      </w:r>
+      <w:r>
+        <w:br/>
+      </w:r>
+      <w:r>
+        <w:rPr>
+          <w:rStyle w:val="NormalTok"/>
+        </w:rPr>
+        <w:t xml:space="preserve">       </w:t>
+      </w:r>
+      <w:r>
+        <w:rPr>
+          <w:rStyle w:val="AttributeTok"/>
+        </w:rPr>
+        <w:t xml:space="preserve">height =</w:t>
+      </w:r>
+      <w:r>
+        <w:rPr>
+          <w:rStyle w:val="NormalTok"/>
+        </w:rPr>
+        <w:t xml:space="preserve"> </w:t>
+      </w:r>
+      <w:r>
+        <w:rPr>
+          <w:rStyle w:val="DecValTok"/>
+        </w:rPr>
+        <w:t xml:space="preserve">5</w:t>
+      </w:r>
+      <w:r>
+        <w:rPr>
+          <w:rStyle w:val="NormalTok"/>
+        </w:rPr>
+        <w:t xml:space="preserve">,</w:t>
+      </w:r>
+      <w:r>
+        <w:br/>
+      </w:r>
+      <w:r>
+        <w:rPr>
+          <w:rStyle w:val="NormalTok"/>
+        </w:rPr>
+        <w:t xml:space="preserve">       </w:t>
+      </w:r>
+      <w:r>
+        <w:rPr>
+          <w:rStyle w:val="AttributeTok"/>
+        </w:rPr>
+        <w:t xml:space="preserve">units  =</w:t>
+      </w:r>
+      <w:r>
+        <w:rPr>
+          <w:rStyle w:val="NormalTok"/>
+        </w:rPr>
+        <w:t xml:space="preserve"> </w:t>
+      </w:r>
+      <w:r>
+        <w:rPr>
+          <w:rStyle w:val="StringTok"/>
+        </w:rPr>
+        <w:t xml:space="preserve">"in"</w:t>
+      </w:r>
+      <w:r>
+        <w:rPr>
+          <w:rStyle w:val="NormalTok"/>
+        </w:rPr>
+        <w:t xml:space="preserve">)</w:t>
+      </w:r>
+    </w:p>
+    <w:bookmarkEnd w:id="35"/>
+    <w:bookmarkStart w:id="36" w:name="X12fc67c84c6c9b6d2bb95fe525c0696b6c81c52"/>
+    <w:p>
+      <w:pPr>
+        <w:pStyle w:val="Heading3"/>
+      </w:pPr>
+      <w:r>
+        <w:t xml:space="preserve">PNG — raster, good for Word documents, presentations, web</w:t>
+      </w:r>
+    </w:p>
+    <w:p>
+      <w:pPr>
+        <w:pStyle w:val="SourceCode"/>
+      </w:pPr>
+      <w:r>
+        <w:rPr>
+          <w:rStyle w:val="FunctionTok"/>
+        </w:rPr>
+        <w:t xml:space="preserve">ggsave</w:t>
+      </w:r>
+      <w:r>
+        <w:rPr>
+          <w:rStyle w:val="NormalTok"/>
+        </w:rPr>
+        <w:t xml:space="preserve">(</w:t>
+      </w:r>
+      <w:r>
+        <w:rPr>
+          <w:rStyle w:val="StringTok"/>
+        </w:rPr>
+        <w:t xml:space="preserve">"figures/penguin_flipper_mass.png"</w:t>
+      </w:r>
+      <w:r>
+        <w:rPr>
+          <w:rStyle w:val="NormalTok"/>
+        </w:rPr>
+        <w:t xml:space="preserve">,</w:t>
+      </w:r>
+      <w:r>
+        <w:br/>
+      </w:r>
+      <w:r>
+        <w:rPr>
+          <w:rStyle w:val="NormalTok"/>
+        </w:rPr>
+        <w:t xml:space="preserve">       </w:t>
+      </w:r>
+      <w:r>
+        <w:rPr>
+          <w:rStyle w:val="AttributeTok"/>
+        </w:rPr>
+        <w:t xml:space="preserve">plot   =</w:t>
+      </w:r>
+      <w:r>
+        <w:rPr>
+          <w:rStyle w:val="NormalTok"/>
+        </w:rPr>
+        <w:t xml:space="preserve"> my_plot,</w:t>
+      </w:r>
+      <w:r>
+        <w:br/>
+      </w:r>
+      <w:r>
+        <w:rPr>
+          <w:rStyle w:val="NormalTok"/>
+        </w:rPr>
+        <w:t xml:space="preserve">       </w:t>
+      </w:r>
+      <w:r>
+        <w:rPr>
+          <w:rStyle w:val="AttributeTok"/>
+        </w:rPr>
+        <w:t xml:space="preserve">width  =</w:t>
+      </w:r>
+      <w:r>
+        <w:rPr>
+          <w:rStyle w:val="NormalTok"/>
+        </w:rPr>
+        <w:t xml:space="preserve"> </w:t>
+      </w:r>
+      <w:r>
+        <w:rPr>
+          <w:rStyle w:val="DecValTok"/>
+        </w:rPr>
+        <w:t xml:space="preserve">6</w:t>
+      </w:r>
+      <w:r>
+        <w:rPr>
+          <w:rStyle w:val="NormalTok"/>
+        </w:rPr>
+        <w:t xml:space="preserve">,</w:t>
+      </w:r>
+      <w:r>
+        <w:br/>
+      </w:r>
+      <w:r>
+        <w:rPr>
+          <w:rStyle w:val="NormalTok"/>
+        </w:rPr>
+        <w:t xml:space="preserve">       </w:t>
+      </w:r>
+      <w:r>
+        <w:rPr>
+          <w:rStyle w:val="AttributeTok"/>
+        </w:rPr>
+        <w:t xml:space="preserve">height =</w:t>
+      </w:r>
+      <w:r>
+        <w:rPr>
+          <w:rStyle w:val="NormalTok"/>
+        </w:rPr>
+        <w:t xml:space="preserve"> </w:t>
+      </w:r>
+      <w:r>
+        <w:rPr>
+          <w:rStyle w:val="DecValTok"/>
+        </w:rPr>
+        <w:t xml:space="preserve">5</w:t>
+      </w:r>
+      <w:r>
+        <w:rPr>
+          <w:rStyle w:val="NormalTok"/>
+        </w:rPr>
+        <w:t xml:space="preserve">,</w:t>
+      </w:r>
+      <w:r>
+        <w:br/>
+      </w:r>
+      <w:r>
+        <w:rPr>
+          <w:rStyle w:val="NormalTok"/>
+        </w:rPr>
+        <w:t xml:space="preserve">       </w:t>
+      </w:r>
+      <w:r>
+        <w:rPr>
+          <w:rStyle w:val="AttributeTok"/>
+        </w:rPr>
+        <w:t xml:space="preserve">units  =</w:t>
+      </w:r>
+      <w:r>
+        <w:rPr>
+          <w:rStyle w:val="NormalTok"/>
+        </w:rPr>
+        <w:t xml:space="preserve"> </w:t>
+      </w:r>
+      <w:r>
+        <w:rPr>
+          <w:rStyle w:val="StringTok"/>
+        </w:rPr>
+        <w:t xml:space="preserve">"in"</w:t>
+      </w:r>
+      <w:r>
+        <w:rPr>
+          <w:rStyle w:val="NormalTok"/>
+        </w:rPr>
+        <w:t xml:space="preserve">,</w:t>
+      </w:r>
+      <w:r>
+        <w:br/>
+      </w:r>
+      <w:r>
+        <w:rPr>
+          <w:rStyle w:val="NormalTok"/>
+        </w:rPr>
+        <w:t xml:space="preserve">       </w:t>
+      </w:r>
+      <w:r>
+        <w:rPr>
+          <w:rStyle w:val="AttributeTok"/>
+        </w:rPr>
+        <w:t xml:space="preserve">dpi    =</w:t>
+      </w:r>
+      <w:r>
+        <w:rPr>
+          <w:rStyle w:val="NormalTok"/>
+        </w:rPr>
+        <w:t xml:space="preserve"> </w:t>
+      </w:r>
+      <w:r>
+        <w:rPr>
+          <w:rStyle w:val="DecValTok"/>
+        </w:rPr>
+        <w:t xml:space="preserve">300</w:t>
+      </w:r>
+      <w:r>
+        <w:rPr>
+          <w:rStyle w:val="NormalTok"/>
+        </w:rPr>
+        <w:t xml:space="preserve">)   </w:t>
+      </w:r>
+      <w:r>
+        <w:rPr>
+          <w:rStyle w:val="CommentTok"/>
+        </w:rPr>
+        <w:t xml:space="preserve"># 300 dpi = publication quality; 96 dpi = screen only</w:t>
+      </w:r>
+    </w:p>
+    <w:bookmarkEnd w:id="36"/>
+    <w:bookmarkStart w:id="37" w:name="tiff-required-by-some-journals"/>
+    <w:p>
+      <w:pPr>
+        <w:pStyle w:val="Heading3"/>
+      </w:pPr>
+      <w:r>
+        <w:t xml:space="preserve">TIFF — required by some journals</w:t>
+      </w:r>
+    </w:p>
+    <w:p>
+      <w:pPr>
+        <w:pStyle w:val="SourceCode"/>
+      </w:pPr>
+      <w:r>
+        <w:rPr>
+          <w:rStyle w:val="FunctionTok"/>
+        </w:rPr>
+        <w:t xml:space="preserve">ggsave</w:t>
+      </w:r>
+      <w:r>
+        <w:rPr>
+          <w:rStyle w:val="NormalTok"/>
+        </w:rPr>
+        <w:t xml:space="preserve">(</w:t>
+      </w:r>
+      <w:r>
+        <w:rPr>
+          <w:rStyle w:val="StringTok"/>
+        </w:rPr>
+        <w:t xml:space="preserve">"figures/penguin_flipper_mass.tiff"</w:t>
+      </w:r>
+      <w:r>
+        <w:rPr>
+          <w:rStyle w:val="NormalTok"/>
+        </w:rPr>
+        <w:t xml:space="preserve">,</w:t>
+      </w:r>
+      <w:r>
+        <w:br/>
+      </w:r>
+      <w:r>
+        <w:rPr>
+          <w:rStyle w:val="NormalTok"/>
+        </w:rPr>
+        <w:t xml:space="preserve">       </w:t>
+      </w:r>
+      <w:r>
+        <w:rPr>
+          <w:rStyle w:val="AttributeTok"/>
+        </w:rPr>
+        <w:t xml:space="preserve">plot   =</w:t>
+      </w:r>
+      <w:r>
+        <w:rPr>
+          <w:rStyle w:val="NormalTok"/>
+        </w:rPr>
+        <w:t xml:space="preserve"> my_plot,</w:t>
+      </w:r>
+      <w:r>
+        <w:br/>
+      </w:r>
+      <w:r>
+        <w:rPr>
+          <w:rStyle w:val="NormalTok"/>
+        </w:rPr>
+        <w:t xml:space="preserve">       </w:t>
+      </w:r>
+      <w:r>
+        <w:rPr>
+          <w:rStyle w:val="AttributeTok"/>
+        </w:rPr>
+        <w:t xml:space="preserve">width  =</w:t>
+      </w:r>
+      <w:r>
+        <w:rPr>
+          <w:rStyle w:val="NormalTok"/>
+        </w:rPr>
+        <w:t xml:space="preserve"> </w:t>
+      </w:r>
+      <w:r>
+        <w:rPr>
+          <w:rStyle w:val="DecValTok"/>
+        </w:rPr>
+        <w:t xml:space="preserve">6</w:t>
+      </w:r>
+      <w:r>
+        <w:rPr>
+          <w:rStyle w:val="NormalTok"/>
+        </w:rPr>
+        <w:t xml:space="preserve">,</w:t>
+      </w:r>
+      <w:r>
+        <w:br/>
+      </w:r>
+      <w:r>
+        <w:rPr>
+          <w:rStyle w:val="NormalTok"/>
+        </w:rPr>
+        <w:t xml:space="preserve">       </w:t>
+      </w:r>
+      <w:r>
+        <w:rPr>
+          <w:rStyle w:val="AttributeTok"/>
+        </w:rPr>
+        <w:t xml:space="preserve">height =</w:t>
+      </w:r>
+      <w:r>
+        <w:rPr>
+          <w:rStyle w:val="NormalTok"/>
+        </w:rPr>
+        <w:t xml:space="preserve"> </w:t>
+      </w:r>
+      <w:r>
+        <w:rPr>
+          <w:rStyle w:val="DecValTok"/>
+        </w:rPr>
+        <w:t xml:space="preserve">5</w:t>
+      </w:r>
+      <w:r>
+        <w:rPr>
+          <w:rStyle w:val="NormalTok"/>
+        </w:rPr>
+        <w:t xml:space="preserve">,</w:t>
+      </w:r>
+      <w:r>
+        <w:br/>
+      </w:r>
+      <w:r>
+        <w:rPr>
+          <w:rStyle w:val="NormalTok"/>
+        </w:rPr>
+        <w:t xml:space="preserve">       </w:t>
+      </w:r>
+      <w:r>
+        <w:rPr>
+          <w:rStyle w:val="AttributeTok"/>
+        </w:rPr>
+        <w:t xml:space="preserve">units  =</w:t>
+      </w:r>
+      <w:r>
+        <w:rPr>
+          <w:rStyle w:val="NormalTok"/>
+        </w:rPr>
+        <w:t xml:space="preserve"> </w:t>
+      </w:r>
+      <w:r>
+        <w:rPr>
+          <w:rStyle w:val="StringTok"/>
+        </w:rPr>
+        <w:t xml:space="preserve">"in"</w:t>
+      </w:r>
+      <w:r>
+        <w:rPr>
+          <w:rStyle w:val="NormalTok"/>
+        </w:rPr>
+        <w:t xml:space="preserve">,</w:t>
+      </w:r>
+      <w:r>
+        <w:br/>
+      </w:r>
+      <w:r>
+        <w:rPr>
+          <w:rStyle w:val="NormalTok"/>
+        </w:rPr>
+        <w:t xml:space="preserve">       </w:t>
+      </w:r>
+      <w:r>
+        <w:rPr>
+          <w:rStyle w:val="AttributeTok"/>
+        </w:rPr>
+        <w:t xml:space="preserve">dpi    =</w:t>
+      </w:r>
+      <w:r>
+        <w:rPr>
+          <w:rStyle w:val="NormalTok"/>
+        </w:rPr>
+        <w:t xml:space="preserve"> </w:t>
+      </w:r>
+      <w:r>
+        <w:rPr>
+          <w:rStyle w:val="DecValTok"/>
+        </w:rPr>
+        <w:t xml:space="preserve">300</w:t>
+      </w:r>
+      <w:r>
+        <w:rPr>
+          <w:rStyle w:val="NormalTok"/>
+        </w:rPr>
+        <w:t xml:space="preserve">,</w:t>
+      </w:r>
+      <w:r>
+        <w:br/>
+      </w:r>
+      <w:r>
+        <w:rPr>
+          <w:rStyle w:val="NormalTok"/>
+        </w:rPr>
+        <w:t xml:space="preserve">       </w:t>
+      </w:r>
+      <w:r>
+        <w:rPr>
+          <w:rStyle w:val="AttributeTok"/>
+        </w:rPr>
+        <w:t xml:space="preserve">compression =</w:t>
+      </w:r>
+      <w:r>
+        <w:rPr>
+          <w:rStyle w:val="NormalTok"/>
+        </w:rPr>
+        <w:t xml:space="preserve"> </w:t>
+      </w:r>
+      <w:r>
+        <w:rPr>
+          <w:rStyle w:val="StringTok"/>
+        </w:rPr>
+        <w:t xml:space="preserve">"lzw"</w:t>
+      </w:r>
+      <w:r>
+        <w:rPr>
+          <w:rStyle w:val="NormalTok"/>
+        </w:rPr>
+        <w:t xml:space="preserve">)</w:t>
+      </w:r>
+    </w:p>
+    <w:p>
+      <w:pPr>
+        <w:pStyle w:val="BlockText"/>
+      </w:pPr>
+      <w:r>
+        <w:t xml:space="preserve">⚠️</w:t>
+      </w:r>
+      <w:r>
+        <w:t xml:space="preserve"> </w:t>
+      </w:r>
+      <w:r>
+        <w:rPr>
+          <w:b/>
+          <w:bCs/>
+        </w:rPr>
+        <w:t xml:space="preserve">Watch out!</w:t>
+      </w:r>
+      <w:r>
+        <w:t xml:space="preserve"> </w:t>
+      </w:r>
+      <w:r>
+        <w:rPr>
+          <w:rStyle w:val="VerbatimChar"/>
+        </w:rPr>
+        <w:t xml:space="preserve">ggsave()</w:t>
+      </w:r>
+      <w:r>
+        <w:t xml:space="preserve"> </w:t>
+      </w:r>
+      <w:r>
+        <w:t xml:space="preserve">takes the</w:t>
+      </w:r>
+      <w:r>
+        <w:t xml:space="preserve"> </w:t>
+      </w:r>
+      <w:r>
+        <w:rPr>
+          <w:b/>
+          <w:bCs/>
+        </w:rPr>
+        <w:t xml:space="preserve">filename first</w:t>
+      </w:r>
+      <w:r>
+        <w:t xml:space="preserve">, then</w:t>
+      </w:r>
+      <w:r>
+        <w:t xml:space="preserve"> </w:t>
+      </w:r>
+      <w:r>
+        <w:rPr>
+          <w:rStyle w:val="VerbatimChar"/>
+        </w:rPr>
+        <w:t xml:space="preserve">plot =</w:t>
+      </w:r>
+      <w:r>
+        <w:t xml:space="preserve">. Swapping the order is the most common saving mistake — R will not warn you, it will just silently save the wrong plot or throw a confusing error.</w:t>
+      </w:r>
+    </w:p>
+    <w:p>
+      <w:pPr>
+        <w:pStyle w:val="FirstParagraph"/>
+      </w:pPr>
+      <w:r>
+        <w:rPr>
+          <w:b/>
+          <w:bCs/>
+        </w:rPr>
+        <w:t xml:space="preserve">Format comparison:</w:t>
+      </w:r>
+    </w:p>
+    <w:tbl>
+      <w:tblPr>
+        <w:tblStyle w:val="Table"/>
+        <w:tblW w:type="auto" w:w="0"/>
+        <w:tblLook w:firstRow="1" w:lastRow="0" w:firstColumn="0" w:lastColumn="0" w:noHBand="0" w:noVBand="0" w:val="0020"/>
+      </w:tblPr>
+      <w:tblGrid>
+        <w:gridCol w:w="1980"/>
+        <w:gridCol w:w="1980"/>
+        <w:gridCol w:w="1980"/>
+        <w:gridCol w:w="1980"/>
+      </w:tblGrid>
+      <w:tr>
+        <w:trPr>
+          <w:tblHeader w:val="on"/>
+        </w:trPr>
+        <w:tc>
+          <w:tcPr/>
+          <w:p>
+            <w:pPr>
+              <w:pStyle w:val="Compact"/>
+            </w:pPr>
+            <w:r>
+              <w:t xml:space="preserve">Format</w:t>
+            </w:r>
+          </w:p>
+        </w:tc>
+        <w:tc>
+          <w:tcPr/>
+          <w:p>
+            <w:pPr>
+              <w:pStyle w:val="Compact"/>
+            </w:pPr>
+            <w:r>
+              <w:t xml:space="preserve">Best for</w:t>
+            </w:r>
+          </w:p>
+        </w:tc>
+        <w:tc>
+          <w:tcPr/>
+          <w:p>
+            <w:pPr>
+              <w:pStyle w:val="Compact"/>
+            </w:pPr>
+            <w:r>
+              <w:t xml:space="preserve">Scales?</w:t>
+            </w:r>
+          </w:p>
+        </w:tc>
+        <w:tc>
+          <w:tcPr/>
+          <w:p>
+            <w:pPr>
+              <w:pStyle w:val="Compact"/>
+            </w:pPr>
+            <w:r>
+              <w:t xml:space="preserve">File size</w:t>
+            </w:r>
+          </w:p>
+        </w:tc>
+      </w:tr>
+      <w:tr>
+        <w:tc>
+          <w:tcPr/>
+          <w:p>
+            <w:pPr>
+              <w:pStyle w:val="Compact"/>
+            </w:pPr>
+            <w:r>
+              <w:rPr>
+                <w:rStyle w:val="VerbatimChar"/>
+              </w:rPr>
+              <w:t xml:space="preserve">.pdf</w:t>
+            </w:r>
+          </w:p>
+        </w:tc>
+        <w:tc>
+          <w:tcPr/>
+          <w:p>
+            <w:pPr>
+              <w:pStyle w:val="Compact"/>
+            </w:pPr>
+            <w:r>
+              <w:t xml:space="preserve">Print, journals</w:t>
+            </w:r>
+          </w:p>
+        </w:tc>
+        <w:tc>
+          <w:tcPr/>
+          <w:p>
+            <w:pPr>
+              <w:pStyle w:val="Compact"/>
+            </w:pPr>
+            <w:r>
+              <w:t xml:space="preserve">✅ infinite</w:t>
+            </w:r>
+          </w:p>
+        </w:tc>
+        <w:tc>
+          <w:tcPr/>
+          <w:p>
+            <w:pPr>
+              <w:pStyle w:val="Compact"/>
+            </w:pPr>
+            <w:r>
+              <w:t xml:space="preserve">Small</w:t>
+            </w:r>
+          </w:p>
+        </w:tc>
+      </w:tr>
+      <w:tr>
+        <w:tc>
+          <w:tcPr/>
+          <w:p>
+            <w:pPr>
+              <w:pStyle w:val="Compact"/>
+            </w:pPr>
+            <w:r>
+              <w:rPr>
+                <w:rStyle w:val="VerbatimChar"/>
+              </w:rPr>
+              <w:t xml:space="preserve">.png</w:t>
+            </w:r>
+          </w:p>
+        </w:tc>
+        <w:tc>
+          <w:tcPr/>
+          <w:p>
+            <w:pPr>
+              <w:pStyle w:val="Compact"/>
+            </w:pPr>
+            <w:r>
+              <w:t xml:space="preserve">Word docs, web, slides</w:t>
+            </w:r>
+          </w:p>
+        </w:tc>
+        <w:tc>
+          <w:tcPr/>
+          <w:p>
+            <w:pPr>
+              <w:pStyle w:val="Compact"/>
+            </w:pPr>
+            <w:r>
+              <w:t xml:space="preserve">❌ fixed pixels</w:t>
+            </w:r>
+          </w:p>
+        </w:tc>
+        <w:tc>
+          <w:tcPr/>
+          <w:p>
+            <w:pPr>
+              <w:pStyle w:val="Compact"/>
+            </w:pPr>
+            <w:r>
+              <w:t xml:space="preserve">Medium</w:t>
+            </w:r>
+          </w:p>
+        </w:tc>
+      </w:tr>
+      <w:tr>
+        <w:tc>
+          <w:tcPr/>
+          <w:p>
+            <w:pPr>
+              <w:pStyle w:val="Compact"/>
+            </w:pPr>
+            <w:r>
+              <w:rPr>
+                <w:rStyle w:val="VerbatimChar"/>
+              </w:rPr>
+              <w:t xml:space="preserve">.tiff</w:t>
+            </w:r>
+          </w:p>
+        </w:tc>
+        <w:tc>
+          <w:tcPr/>
+          <w:p>
+            <w:pPr>
+              <w:pStyle w:val="Compact"/>
+            </w:pPr>
+            <w:r>
+              <w:t xml:space="preserve">Journal submission</w:t>
+            </w:r>
+          </w:p>
+        </w:tc>
+        <w:tc>
+          <w:tcPr/>
+          <w:p>
+            <w:pPr>
+              <w:pStyle w:val="Compact"/>
+            </w:pPr>
+            <w:r>
+              <w:t xml:space="preserve">❌ fixed pixels</w:t>
+            </w:r>
+          </w:p>
+        </w:tc>
+        <w:tc>
+          <w:tcPr/>
+          <w:p>
+            <w:pPr>
+              <w:pStyle w:val="Compact"/>
+            </w:pPr>
+            <w:r>
+              <w:t xml:space="preserve">Large</w:t>
+            </w:r>
+          </w:p>
+        </w:tc>
+      </w:tr>
+      <w:tr>
+        <w:tc>
+          <w:tcPr/>
+          <w:p>
+            <w:pPr>
+              <w:pStyle w:val="Compact"/>
+            </w:pPr>
+            <w:r>
+              <w:rPr>
+                <w:rStyle w:val="VerbatimChar"/>
+              </w:rPr>
+              <w:t xml:space="preserve">.svg</w:t>
+            </w:r>
+          </w:p>
+        </w:tc>
+        <w:tc>
+          <w:tcPr/>
+          <w:p>
+            <w:pPr>
+              <w:pStyle w:val="Compact"/>
+            </w:pPr>
+            <w:r>
+              <w:t xml:space="preserve">Web, Illustrator editing</w:t>
+            </w:r>
+          </w:p>
+        </w:tc>
+        <w:tc>
+          <w:tcPr/>
+          <w:p>
+            <w:pPr>
+              <w:pStyle w:val="Compact"/>
+            </w:pPr>
+            <w:r>
+              <w:t xml:space="preserve">✅ infinite</w:t>
+            </w:r>
+          </w:p>
+        </w:tc>
+        <w:tc>
+          <w:tcPr/>
+          <w:p>
+            <w:pPr>
+              <w:pStyle w:val="Compact"/>
+            </w:pPr>
+            <w:r>
+              <w:t xml:space="preserve">Small</w:t>
+            </w:r>
+          </w:p>
+        </w:tc>
+      </w:tr>
+    </w:tbl>
+    <w:p>
+      <w:r>
+        <w:pict>
+          <v:rect style="width:0;height:1.5pt" o:hralign="center" o:hrstd="t" o:hr="t"/>
+        </w:pict>
+      </w:r>
+    </w:p>
+    <w:bookmarkEnd w:id="37"/>
+    <w:bookmarkEnd w:id="38"/>
+    <w:bookmarkStart w:id="39" w:name="quick-reference"/>
+    <w:p>
+      <w:pPr>
+        <w:pStyle w:val="Heading1"/>
+      </w:pPr>
+      <w:r>
+        <w:t xml:space="preserve">Quick reference</w:t>
+      </w:r>
+    </w:p>
+    <w:tbl>
+      <w:tblPr>
+        <w:tblStyle w:val="Table"/>
+        <w:tblW w:type="pct" w:w="5000"/>
+        <w:tblLayout w:type="fixed"/>
+        <w:tblLook w:firstRow="1" w:lastRow="0" w:firstColumn="0" w:lastColumn="0" w:noHBand="0" w:noVBand="0" w:val="0020"/>
+      </w:tblPr>
+      <w:tblGrid>
+        <w:gridCol w:w="3960"/>
+        <w:gridCol w:w="3960"/>
+      </w:tblGrid>
+      <w:tr>
+        <w:trPr>
+          <w:tblHeader w:val="on"/>
+        </w:trPr>
+        <w:tc>
+          <w:tcPr/>
+          <w:p>
+            <w:pPr>
+              <w:pStyle w:val="Compact"/>
+            </w:pPr>
+            <w:r>
+              <w:t xml:space="preserve">Task</w:t>
+            </w:r>
+          </w:p>
+        </w:tc>
+        <w:tc>
+          <w:tcPr/>
+          <w:p>
+            <w:pPr>
+              <w:pStyle w:val="Compact"/>
+            </w:pPr>
+            <w:r>
+              <w:t xml:space="preserve">Code</w:t>
+            </w:r>
+          </w:p>
+        </w:tc>
+      </w:tr>
+      <w:tr>
+        <w:tc>
+          <w:tcPr/>
+          <w:p>
+            <w:pPr>
+              <w:pStyle w:val="Compact"/>
+            </w:pPr>
+            <w:r>
+              <w:t xml:space="preserve">Scatter plot</w:t>
+            </w:r>
+          </w:p>
+        </w:tc>
+        <w:tc>
+          <w:tcPr/>
+          <w:p>
+            <w:pPr>
+              <w:pStyle w:val="Compact"/>
+            </w:pPr>
+            <w:r>
+              <w:rPr>
+                <w:rStyle w:val="VerbatimChar"/>
+              </w:rPr>
+              <w:t xml:space="preserve">geom_point()</w:t>
+            </w:r>
+          </w:p>
+        </w:tc>
+      </w:tr>
+      <w:tr>
+        <w:tc>
+          <w:tcPr/>
+          <w:p>
+            <w:pPr>
+              <w:pStyle w:val="Compact"/>
+            </w:pPr>
+            <w:r>
+              <w:t xml:space="preserve">Box plot</w:t>
+            </w:r>
+          </w:p>
+        </w:tc>
+        <w:tc>
+          <w:tcPr/>
+          <w:p>
+            <w:pPr>
+              <w:pStyle w:val="Compact"/>
+            </w:pPr>
+            <w:r>
+              <w:rPr>
+                <w:rStyle w:val="VerbatimChar"/>
+              </w:rPr>
+              <w:t xml:space="preserve">geom_boxplot()</w:t>
+            </w:r>
+          </w:p>
+        </w:tc>
+      </w:tr>
+      <w:tr>
+        <w:tc>
+          <w:tcPr/>
+          <w:p>
+            <w:pPr>
+              <w:pStyle w:val="Compact"/>
+            </w:pPr>
+            <w:r>
+              <w:t xml:space="preserve">Jittered raw data</w:t>
+            </w:r>
+          </w:p>
+        </w:tc>
+        <w:tc>
+          <w:tcPr/>
+          <w:p>
+            <w:pPr>
+              <w:pStyle w:val="Compact"/>
+            </w:pPr>
+            <w:r>
+              <w:rPr>
+                <w:rStyle w:val="VerbatimChar"/>
+              </w:rPr>
+              <w:t xml:space="preserve">geom_jitter(width = 0.15, alpha = 0.5)</w:t>
+            </w:r>
+          </w:p>
+        </w:tc>
+      </w:tr>
+      <w:tr>
+        <w:tc>
+          <w:tcPr/>
+          <w:p>
+            <w:pPr>
+              <w:pStyle w:val="Compact"/>
+            </w:pPr>
+            <w:r>
+              <w:t xml:space="preserve">Map colour (data)</w:t>
+            </w:r>
+          </w:p>
+        </w:tc>
+        <w:tc>
+          <w:tcPr/>
+          <w:p>
+            <w:pPr>
+              <w:pStyle w:val="Compact"/>
+            </w:pPr>
+            <w:r>
+              <w:rPr>
+                <w:rStyle w:val="VerbatimChar"/>
+              </w:rPr>
+              <w:t xml:space="preserve">aes(color = variable)</w:t>
+            </w:r>
+          </w:p>
+        </w:tc>
+      </w:tr>
+      <w:tr>
+        <w:tc>
+          <w:tcPr/>
+          <w:p>
+            <w:pPr>
+              <w:pStyle w:val="Compact"/>
+            </w:pPr>
+            <w:r>
+              <w:t xml:space="preserve">Map shape (data)</w:t>
+            </w:r>
+          </w:p>
+        </w:tc>
+        <w:tc>
+          <w:tcPr/>
+          <w:p>
+            <w:pPr>
+              <w:pStyle w:val="Compact"/>
+            </w:pPr>
+            <w:r>
+              <w:rPr>
+                <w:rStyle w:val="VerbatimChar"/>
+              </w:rPr>
+              <w:t xml:space="preserve">aes(shape = variable)</w:t>
+            </w:r>
+          </w:p>
+        </w:tc>
+      </w:tr>
+      <w:tr>
+        <w:tc>
+          <w:tcPr/>
+          <w:p>
+            <w:pPr>
+              <w:pStyle w:val="Compact"/>
+            </w:pPr>
+            <w:r>
+              <w:t xml:space="preserve">Fixed colour</w:t>
+            </w:r>
+          </w:p>
+        </w:tc>
+        <w:tc>
+          <w:tcPr/>
+          <w:p>
+            <w:pPr>
+              <w:pStyle w:val="Compact"/>
+            </w:pPr>
+            <w:r>
+              <w:rPr>
+                <w:rStyle w:val="VerbatimChar"/>
+              </w:rPr>
+              <w:t xml:space="preserve">geom_point(color = "steelblue")</w:t>
+            </w:r>
+          </w:p>
+        </w:tc>
+      </w:tr>
+      <w:tr>
+        <w:tc>
+          <w:tcPr/>
+          <w:p>
+            <w:pPr>
+              <w:pStyle w:val="Compact"/>
+            </w:pPr>
+            <w:r>
+              <w:t xml:space="preserve">Fixed size</w:t>
+            </w:r>
+          </w:p>
+        </w:tc>
+        <w:tc>
+          <w:tcPr/>
+          <w:p>
+            <w:pPr>
+              <w:pStyle w:val="Compact"/>
+            </w:pPr>
+            <w:r>
+              <w:rPr>
+                <w:rStyle w:val="VerbatimChar"/>
+              </w:rPr>
+              <w:t xml:space="preserve">geom_point(size = 2)</w:t>
+            </w:r>
+          </w:p>
+        </w:tc>
+      </w:tr>
+      <w:tr>
+        <w:tc>
+          <w:tcPr/>
+          <w:p>
+            <w:pPr>
+              <w:pStyle w:val="Compact"/>
+            </w:pPr>
+            <w:r>
+              <w:t xml:space="preserve">Transparency</w:t>
+            </w:r>
+          </w:p>
+        </w:tc>
+        <w:tc>
+          <w:tcPr/>
+          <w:p>
+            <w:pPr>
+              <w:pStyle w:val="Compact"/>
+            </w:pPr>
+            <w:r>
+              <w:rPr>
+                <w:rStyle w:val="VerbatimChar"/>
+              </w:rPr>
+              <w:t xml:space="preserve">geom_point(alpha = 0.6)</w:t>
+            </w:r>
+          </w:p>
+        </w:tc>
+      </w:tr>
+      <w:tr>
+        <w:tc>
+          <w:tcPr/>
+          <w:p>
+            <w:pPr>
+              <w:pStyle w:val="Compact"/>
+            </w:pPr>
+            <w:r>
+              <w:t xml:space="preserve">All labels</w:t>
+            </w:r>
+          </w:p>
+        </w:tc>
+        <w:tc>
+          <w:tcPr/>
+          <w:p>
+            <w:pPr>
+              <w:pStyle w:val="Compact"/>
+            </w:pPr>
+            <w:r>
+              <w:rPr>
+                <w:rStyle w:val="VerbatimChar"/>
+              </w:rPr>
+              <w:t xml:space="preserve">labs(title=, subtitle=, x=, y=, color=, caption=)</w:t>
+            </w:r>
+          </w:p>
+        </w:tc>
+      </w:tr>
+      <w:tr>
+        <w:tc>
+          <w:tcPr/>
+          <w:p>
+            <w:pPr>
+              <w:pStyle w:val="Compact"/>
+            </w:pPr>
+            <w:r>
+              <w:t xml:space="preserve">Zoom (safe)</w:t>
+            </w:r>
+          </w:p>
+        </w:tc>
+        <w:tc>
+          <w:tcPr/>
+          <w:p>
+            <w:pPr>
+              <w:pStyle w:val="Compact"/>
+            </w:pPr>
+            <w:r>
+              <w:rPr>
+                <w:rStyle w:val="VerbatimChar"/>
+              </w:rPr>
+              <w:t xml:space="preserve">coord_cartesian(xlim = c(a,b), ylim = c(c,d))</w:t>
+            </w:r>
+          </w:p>
+        </w:tc>
+      </w:tr>
+      <w:tr>
+        <w:tc>
+          <w:tcPr/>
+          <w:p>
+            <w:pPr>
+              <w:pStyle w:val="Compact"/>
+            </w:pPr>
+            <w:r>
+              <w:t xml:space="preserve">Classic theme</w:t>
+            </w:r>
+          </w:p>
+        </w:tc>
+        <w:tc>
+          <w:tcPr/>
+          <w:p>
+            <w:pPr>
+              <w:pStyle w:val="Compact"/>
+            </w:pPr>
+            <w:r>
+              <w:rPr>
+                <w:rStyle w:val="VerbatimChar"/>
+              </w:rPr>
+              <w:t xml:space="preserve">theme_classic()</w:t>
+            </w:r>
+          </w:p>
+        </w:tc>
+      </w:tr>
+      <w:tr>
+        <w:tc>
+          <w:tcPr/>
+          <w:p>
+            <w:pPr>
+              <w:pStyle w:val="Compact"/>
+            </w:pPr>
+            <w:r>
+              <w:t xml:space="preserve">Remove legend</w:t>
+            </w:r>
+          </w:p>
+        </w:tc>
+        <w:tc>
+          <w:tcPr/>
+          <w:p>
+            <w:pPr>
+              <w:pStyle w:val="Compact"/>
+            </w:pPr>
+            <w:r>
+              <w:rPr>
+                <w:rStyle w:val="VerbatimChar"/>
+              </w:rPr>
+              <w:t xml:space="preserve">theme(legend.position = "none")</w:t>
+            </w:r>
+          </w:p>
+        </w:tc>
+      </w:tr>
+      <w:tr>
+        <w:tc>
+          <w:tcPr/>
+          <w:p>
+            <w:pPr>
+              <w:pStyle w:val="Compact"/>
+            </w:pPr>
+            <w:r>
+              <w:t xml:space="preserve">Save as PDF</w:t>
+            </w:r>
+          </w:p>
+        </w:tc>
+        <w:tc>
+          <w:tcPr/>
+          <w:p>
+            <w:pPr>
+              <w:pStyle w:val="Compact"/>
+            </w:pPr>
+            <w:r>
+              <w:rPr>
+                <w:rStyle w:val="VerbatimChar"/>
+              </w:rPr>
+              <w:t xml:space="preserve">ggsave("figures/plot.pdf", plot = p, width=6, height=5, units="in")</w:t>
+            </w:r>
+          </w:p>
+        </w:tc>
+      </w:tr>
+      <w:tr>
+        <w:tc>
+          <w:tcPr/>
+          <w:p>
+            <w:pPr>
+              <w:pStyle w:val="Compact"/>
+            </w:pPr>
+            <w:r>
+              <w:t xml:space="preserve">Save as PNG</w:t>
+            </w:r>
+          </w:p>
+        </w:tc>
+        <w:tc>
+          <w:tcPr/>
+          <w:p>
+            <w:pPr>
+              <w:pStyle w:val="Compact"/>
+            </w:pPr>
+            <w:r>
+              <w:rPr>
+                <w:rStyle w:val="VerbatimChar"/>
+              </w:rPr>
+              <w:t xml:space="preserve">ggsave("figures/plot.png", plot = p, width=6, height=5, dpi=300, units="in")</w:t>
+            </w:r>
+          </w:p>
+        </w:tc>
+      </w:tr>
+    </w:tbl>
+    <w:p>
+      <w:r>
+        <w:pict>
+          <v:rect style="width:0;height:1.5pt" o:hralign="center" o:hrstd="t" o:hr="t"/>
+        </w:pict>
+      </w:r>
+    </w:p>
+    <w:p>
+      <w:pPr>
+        <w:pStyle w:val="FirstParagraph"/>
+      </w:pPr>
+      <w:r>
+        <w:rPr>
+          <w:i/>
+          <w:iCs/>
+        </w:rPr>
+        <w:t xml:space="preserve">End of Common Code 03 — Basic ggplot2.</w:t>
+      </w:r>
+      <w:r>
+        <w:t xml:space="preserve"> </w:t>
+      </w:r>
+      <w:r>
+        <w:rPr>
+          <w:i/>
+          <w:iCs/>
+        </w:rPr>
+        <w:t xml:space="preserve">Next: Common Code 04 — Filtering and selecting data.</w:t>
+      </w:r>
+    </w:p>
+    <w:bookmarkEnd w:id="39"/>
     <w:sectPr>
       <w:pgSz w:h="15840" w:w="12240"/>
       <w:pgMar w:bottom="1440" w:footer="720" w:gutter="0" w:header="720" w:left="1440" w:right="1440" w:top="1440"/>
@@ -149,8 +7690,114 @@
       </w:pPr>
     </w:lvl>
   </w:abstractNum>
+  <w:abstractNum w:abstractNumId="991">
+    <w:nsid w:val="0000A991"/>
+    <w:multiLevelType w:val="multilevel"/>
+    <w:lvl w:ilvl="0">
+      <w:numFmt w:val="bullet"/>
+      <w:lvlText w:val=""/>
+      <w:lvlJc w:val="left"/>
+      <w:pPr>
+        <w:ind w:left="720" w:hanging="360"/>
+      </w:pPr>
+      <w:rPr>
+        <w:rFonts w:ascii="Symbol" w:hAnsi="Symbol" w:cs="Symbol" w:hint="default"/>
+      </w:rPr>
+    </w:lvl>
+    <w:lvl w:ilvl="1">
+      <w:numFmt w:val="bullet"/>
+      <w:lvlText w:val="o"/>
+      <w:lvlJc w:val="left"/>
+      <w:pPr>
+        <w:ind w:left="1440" w:hanging="360"/>
+      </w:pPr>
+      <w:rPr>
+        <w:rFonts w:ascii="Courier New" w:hAnsi="Courier New" w:cs="Courier New" w:hint="default"/>
+      </w:rPr>
+    </w:lvl>
+    <w:lvl w:ilvl="2">
+      <w:numFmt w:val="bullet"/>
+      <w:lvlText w:val=""/>
+      <w:lvlJc w:val="left"/>
+      <w:pPr>
+        <w:ind w:left="2160" w:hanging="360"/>
+      </w:pPr>
+      <w:rPr>
+        <w:rFonts w:ascii="Wingdings" w:hAnsi="Wingdings" w:cs="Wingdings" w:hint="default"/>
+      </w:rPr>
+    </w:lvl>
+    <w:lvl w:ilvl="3">
+      <w:numFmt w:val="bullet"/>
+      <w:lvlText w:val=""/>
+      <w:lvlJc w:val="left"/>
+      <w:pPr>
+        <w:ind w:left="2880" w:hanging="360"/>
+      </w:pPr>
+      <w:rPr>
+        <w:rFonts w:ascii="Symbol" w:hAnsi="Symbol" w:cs="Symbol" w:hint="default"/>
+      </w:rPr>
+    </w:lvl>
+    <w:lvl w:ilvl="4">
+      <w:numFmt w:val="bullet"/>
+      <w:lvlText w:val="o"/>
+      <w:lvlJc w:val="left"/>
+      <w:pPr>
+        <w:ind w:left="3600" w:hanging="360"/>
+      </w:pPr>
+      <w:rPr>
+        <w:rFonts w:ascii="Courier New" w:hAnsi="Courier New" w:cs="Courier New" w:hint="default"/>
+      </w:rPr>
+    </w:lvl>
+    <w:lvl w:ilvl="5">
+      <w:numFmt w:val="bullet"/>
+      <w:lvlText w:val=""/>
+      <w:lvlJc w:val="left"/>
+      <w:pPr>
+        <w:ind w:left="4320" w:hanging="360"/>
+      </w:pPr>
+      <w:rPr>
+        <w:rFonts w:ascii="Wingdings" w:hAnsi="Wingdings" w:cs="Wingdings" w:hint="default"/>
+      </w:rPr>
+    </w:lvl>
+    <w:lvl w:ilvl="6">
+      <w:numFmt w:val="bullet"/>
+      <w:lvlText w:val=""/>
+      <w:lvlJc w:val="left"/>
+      <w:pPr>
+        <w:ind w:left="5040" w:hanging="360"/>
+      </w:pPr>
+      <w:rPr>
+        <w:rFonts w:ascii="Symbol" w:hAnsi="Symbol" w:cs="Symbol" w:hint="default"/>
+      </w:rPr>
+    </w:lvl>
+    <w:lvl w:ilvl="7">
+      <w:numFmt w:val="bullet"/>
+      <w:lvlText w:val="o"/>
+      <w:lvlJc w:val="left"/>
+      <w:pPr>
+        <w:ind w:left="5760" w:hanging="360"/>
+      </w:pPr>
+      <w:rPr>
+        <w:rFonts w:ascii="Courier New" w:hAnsi="Courier New" w:cs="Courier New" w:hint="default"/>
+      </w:rPr>
+    </w:lvl>
+    <w:lvl w:ilvl="8">
+      <w:numFmt w:val="bullet"/>
+      <w:lvlText w:val=""/>
+      <w:lvlJc w:val="left"/>
+      <w:pPr>
+        <w:ind w:left="6480" w:hanging="360"/>
+      </w:pPr>
+      <w:rPr>
+        <w:rFonts w:ascii="Wingdings" w:hAnsi="Wingdings" w:cs="Wingdings" w:hint="default"/>
+      </w:rPr>
+    </w:lvl>
+  </w:abstractNum>
   <w:num w:numId="1000">
     <w:abstractNumId w:val="990"/>
+  </w:num>
+  <w:num w:numId="1001">
+    <w:abstractNumId w:val="991"/>
   </w:num>
 </w:numbering>
 </file>

--- a/docs/common_code/03_ggplot/03_ggplot.docx
+++ b/docs/common_code/03_ggplot/03_ggplot.docx
@@ -31,7 +31,7 @@
         <w:pStyle w:val="Date"/>
       </w:pPr>
       <w:r>
-        <w:t xml:space="preserve">2026-06-26</w:t>
+        <w:t xml:space="preserve">2026-06-27</w:t>
       </w:r>
     </w:p>
     <w:bookmarkStart w:id="11" w:name="introduction-to-ggplot2"/>

--- a/docs/common_code/03_ggplot/03_ggplot.docx
+++ b/docs/common_code/03_ggplot/03_ggplot.docx
@@ -31,7 +31,7 @@
         <w:pStyle w:val="Date"/>
       </w:pPr>
       <w:r>
-        <w:t xml:space="preserve">2026-06-28</w:t>
+        <w:t xml:space="preserve">2026-06-30</w:t>
       </w:r>
     </w:p>
     <w:bookmarkStart w:id="11" w:name="introduction-to-ggplot2"/>
